--- a/综合课设的另外四份报告/103 D 猫咖点单系统系统测试计划.docx
+++ b/综合课设的另外四份报告/103 D 猫咖点单系统系统测试计划.docx
@@ -69,7 +69,6 @@
                       <w:p>
                         <w:pPr>
                           <w:rPr>
-                            <w:rFonts w:hint="eastAsia"/>
                             <w:sz w:val="18"/>
                           </w:rPr>
                         </w:pPr>
@@ -97,7 +96,7 @@
                                       </pic:cNvPicPr>
                                     </pic:nvPicPr>
                                     <pic:blipFill>
-                                      <a:blip r:embed="rId6">
+                                      <a:blip r:embed="rId7">
                                         <a:extLst>
                                           <a:ext uri="{28A0092B-C50C-407E-A947-70E740481C1C}">
                                             <a14:useLocalDpi xmlns:a14="http://schemas.microsoft.com/office/drawing/2010/main" val="0"/>
@@ -152,14 +151,14 @@
                                       </pic:cNvPicPr>
                                     </pic:nvPicPr>
                                     <pic:blipFill>
-                                      <a:blip r:embed="rId7">
+                                      <a:blip r:embed="rId8">
                                         <a:extLst>
                                           <a:ext uri="{28A0092B-C50C-407E-A947-70E740481C1C}">
                                             <a14:useLocalDpi xmlns:a14="http://schemas.microsoft.com/office/drawing/2010/main" val="0"/>
                                           </a:ext>
                                         </a:extLst>
                                       </a:blip>
-                                      <a:srcRect l="35.098%" t="37.941%" r="33.015%" b="50.214%"/>
+                                      <a:srcRect l="35.098%" t="37.94%" r="33.015%" b="50.214%"/>
                                       <a:stretch>
                                         <a:fillRect/>
                                       </a:stretch>
@@ -206,7 +205,6 @@
           <w:noProof/>
           <w:color w:val="000000"/>
           <w:sz w:val="20"/>
-          <w:lang w:val="en-US" w:eastAsia="zh-CN"/>
         </w:rPr>
         <w:drawing>
           <wp:anchor distT="0" distB="0" distL="114300" distR="114300" simplePos="0" relativeHeight="251656704" behindDoc="0" locked="0" layoutInCell="1" allowOverlap="1" wp14:anchorId="749A15DC" wp14:editId="59BC72AA">
@@ -268,7 +266,6 @@
                       <w:p>
                         <w:pPr>
                           <w:rPr>
-                            <w:rFonts w:hint="eastAsia"/>
                             <w:sz w:val="18"/>
                           </w:rPr>
                         </w:pPr>
@@ -336,10 +333,9 @@
         <w:spacing w:after="6pt"/>
         <w:jc w:val="center"/>
         <w:rPr>
-          <w:rFonts w:hint="eastAsia"/>
           <w:color w:val="000000"/>
           <w:sz w:val="44"/>
-          <w:lang w:val="en-US" w:eastAsia="zh-CN"/>
+          <w:lang w:eastAsia="zh-CN"/>
         </w:rPr>
       </w:pPr>
       <w:r>
@@ -358,10 +354,9 @@
         <w:spacing w:after="6pt"/>
         <w:jc w:val="center"/>
         <w:rPr>
-          <w:rFonts w:hint="eastAsia"/>
           <w:color w:val="000000"/>
           <w:sz w:val="28"/>
-          <w:lang w:val="en-US" w:eastAsia="zh-CN"/>
+          <w:lang w:eastAsia="zh-CN"/>
         </w:rPr>
       </w:pPr>
     </w:p>
@@ -371,10 +366,9 @@
         <w:spacing w:after="6pt"/>
         <w:jc w:val="center"/>
         <w:rPr>
-          <w:rFonts w:hint="eastAsia"/>
           <w:color w:val="000000"/>
           <w:sz w:val="44"/>
-          <w:lang w:val="en-US" w:eastAsia="zh-CN"/>
+          <w:lang w:eastAsia="zh-CN"/>
         </w:rPr>
       </w:pPr>
       <w:r>
@@ -382,7 +376,7 @@
           <w:rFonts w:hint="eastAsia"/>
           <w:color w:val="000000"/>
           <w:sz w:val="44"/>
-          <w:lang w:val="en-US" w:eastAsia="zh-CN"/>
+          <w:lang w:eastAsia="zh-CN"/>
         </w:rPr>
         <w:t>系统测试计划</w:t>
       </w:r>
@@ -397,15 +391,13 @@
     <w:p>
       <w:pPr>
         <w:rPr>
-          <w:rFonts w:hint="eastAsia"/>
           <w:color w:val="000000"/>
         </w:rPr>
       </w:pPr>
     </w:p>
     <w:tbl>
       <w:tblPr>
-        <w:tblW w:w="0pt" w:type="auto"/>
-        <w:tblInd w:w="0pt" w:type="dxa"/>
+        <w:tblW w:w="0pt" w:type="dxa"/>
         <w:tblBorders>
           <w:top w:val="single" w:sz="4" w:space="0" w:color="auto"/>
           <w:start w:val="single" w:sz="4" w:space="0" w:color="auto"/>
@@ -417,9 +409,9 @@
         <w:tblLook w:firstRow="0" w:lastRow="0" w:firstColumn="0" w:lastColumn="0" w:noHBand="0" w:noVBand="0"/>
       </w:tblPr>
       <w:tblGrid>
-        <w:gridCol w:w="2619"/>
-        <w:gridCol w:w="1320"/>
-        <w:gridCol w:w="4555"/>
+        <w:gridCol w:w="2618"/>
+        <w:gridCol w:w="1319"/>
+        <w:gridCol w:w="4557"/>
       </w:tblGrid>
       <w:tr>
         <w:trPr>
@@ -450,16 +442,30 @@
             <w:pPr>
               <w:ind w:firstLineChars="100" w:firstLine="11.20pt"/>
               <w:rPr>
-                <w:rFonts w:ascii="宋体" w:hAnsi="宋体"/>
-                <w:color w:val="000000"/>
-              </w:rPr>
-            </w:pPr>
-            <w:r>
-              <w:rPr>
                 <w:rFonts w:ascii="宋体" w:hAnsi="宋体" w:hint="eastAsia"/>
                 <w:color w:val="000000"/>
               </w:rPr>
-              <w:t>[√] 草稿</w:t>
+            </w:pPr>
+            <w:r>
+              <w:rPr>
+                <w:rFonts w:ascii="宋体" w:hAnsi="宋体" w:hint="eastAsia"/>
+                <w:color w:val="000000"/>
+              </w:rPr>
+              <w:t>[</w:t>
+            </w:r>
+            <w:r>
+              <w:rPr>
+                <w:rFonts w:ascii="宋体" w:hAnsi="宋体" w:hint="eastAsia"/>
+                <w:color w:val="000000"/>
+              </w:rPr>
+              <w:t xml:space="preserve">  </w:t>
+            </w:r>
+            <w:r>
+              <w:rPr>
+                <w:rFonts w:ascii="宋体" w:hAnsi="宋体" w:hint="eastAsia"/>
+                <w:color w:val="000000"/>
+              </w:rPr>
+              <w:t>] 草稿</w:t>
             </w:r>
           </w:p>
           <w:p>
@@ -475,14 +481,27 @@
                 <w:rFonts w:ascii="宋体" w:hAnsi="宋体" w:hint="eastAsia"/>
                 <w:color w:val="000000"/>
               </w:rPr>
-              <w:t>[  ] 正式发布</w:t>
+              <w:t>[</w:t>
+            </w:r>
+            <w:r>
+              <w:rPr>
+                <w:rFonts w:ascii="宋体" w:hAnsi="宋体" w:hint="eastAsia"/>
+                <w:color w:val="000000"/>
+              </w:rPr>
+              <w:t>√</w:t>
+            </w:r>
+            <w:r>
+              <w:rPr>
+                <w:rFonts w:ascii="宋体" w:hAnsi="宋体" w:hint="eastAsia"/>
+                <w:color w:val="000000"/>
+              </w:rPr>
+              <w:t>] 正式发布</w:t>
             </w:r>
           </w:p>
           <w:p>
             <w:pPr>
               <w:ind w:firstLineChars="100" w:firstLine="11.20pt"/>
               <w:rPr>
-                <w:rFonts w:hint="eastAsia"/>
                 <w:color w:val="000000"/>
               </w:rPr>
             </w:pPr>
@@ -517,7 +536,6 @@
           <w:p>
             <w:pPr>
               <w:rPr>
-                <w:rFonts w:hint="eastAsia"/>
                 <w:color w:val="000000"/>
               </w:rPr>
             </w:pPr>
@@ -537,16 +555,15 @@
           <w:p>
             <w:pPr>
               <w:rPr>
-                <w:rFonts w:hint="eastAsia"/>
-                <w:color w:val="000000"/>
-              </w:rPr>
-            </w:pPr>
-            <w:r>
-              <w:rPr>
-                <w:rFonts w:hint="eastAsia"/>
-                <w:color w:val="000000"/>
-              </w:rPr>
-              <w:t>CAT-CAFE-TEST</w:t>
+                <w:color w:val="000000"/>
+              </w:rPr>
+            </w:pPr>
+            <w:r>
+              <w:rPr>
+                <w:rFonts w:hint="eastAsia"/>
+                <w:color w:val="000000"/>
+              </w:rPr>
+              <w:t>CatCafe-Project-IT-PLAN</w:t>
             </w:r>
           </w:p>
         </w:tc>
@@ -565,7 +582,6 @@
             <w:pPr>
               <w:ind w:firstLineChars="200" w:firstLine="22.40pt"/>
               <w:rPr>
-                <w:rFonts w:hint="eastAsia"/>
                 <w:color w:val="000000"/>
               </w:rPr>
             </w:pPr>
@@ -579,7 +595,6 @@
           <w:p>
             <w:pPr>
               <w:rPr>
-                <w:rFonts w:hint="eastAsia"/>
                 <w:color w:val="000000"/>
               </w:rPr>
             </w:pPr>
@@ -607,7 +622,7 @@
                 <w:rFonts w:hint="eastAsia"/>
                 <w:color w:val="000000"/>
               </w:rPr>
-              <w:t>1.0</w:t>
+              <w:t>V1.0</w:t>
             </w:r>
           </w:p>
         </w:tc>
@@ -638,7 +653,6 @@
           <w:p>
             <w:pPr>
               <w:rPr>
-                <w:rFonts w:hint="eastAsia"/>
                 <w:color w:val="000000"/>
               </w:rPr>
             </w:pPr>
@@ -754,7 +768,6 @@
             <w:pPr>
               <w:ind w:firstLineChars="200" w:firstLine="22.40pt"/>
               <w:rPr>
-                <w:rFonts w:hint="eastAsia"/>
                 <w:color w:val="000000"/>
               </w:rPr>
             </w:pPr>
@@ -768,7 +781,6 @@
           <w:p>
             <w:pPr>
               <w:rPr>
-                <w:rFonts w:hint="eastAsia"/>
                 <w:color w:val="000000"/>
               </w:rPr>
             </w:pPr>
@@ -807,7 +819,6 @@
         <w:pStyle w:val="aa"/>
         <w:jc w:val="both"/>
         <w:rPr>
-          <w:rFonts w:hint="eastAsia"/>
           <w:color w:val="000000"/>
           <w:sz w:val="21"/>
         </w:rPr>
@@ -825,12 +836,12 @@
       <w:bookmarkStart w:id="10" w:name="_Toc533567297"/>
       <w:bookmarkStart w:id="11" w:name="_Toc13024932"/>
       <w:bookmarkStart w:id="12" w:name="_Toc4575484"/>
+      <w:bookmarkStart w:id="13" w:name="_Toc230538914"/>
       <w:r>
         <w:rPr>
           <w:noProof/>
           <w:color w:val="000000"/>
           <w:sz w:val="20"/>
-          <w:lang w:val="en-US" w:eastAsia="zh-CN"/>
         </w:rPr>
         <w:drawing>
           <wp:anchor distT="0" distB="0" distL="114300" distR="114300" simplePos="0" relativeHeight="251657728" behindDoc="0" locked="0" layoutInCell="1" allowOverlap="1" wp14:anchorId="56459F44" wp14:editId="5878F686">
@@ -887,9 +898,6 @@
                       <w:p>
                         <w:pPr>
                           <w:jc w:val="center"/>
-                          <w:rPr>
-                            <w:rFonts w:hint="eastAsia"/>
-                          </w:rPr>
                         </w:pPr>
                       </w:p>
                       <w:p>
@@ -945,6 +953,7 @@
       <w:bookmarkEnd w:id="10"/>
       <w:bookmarkEnd w:id="11"/>
       <w:bookmarkEnd w:id="12"/>
+      <w:bookmarkEnd w:id="13"/>
     </w:p>
     <w:p>
       <w:pPr>
@@ -958,7 +967,6 @@
         <w:pageBreakBefore/>
         <w:jc w:val="center"/>
         <w:rPr>
-          <w:rFonts w:hint="eastAsia"/>
           <w:color w:val="000000"/>
           <w:sz w:val="28"/>
         </w:rPr>
@@ -1030,8 +1038,7 @@
     </w:p>
     <w:tbl>
       <w:tblPr>
-        <w:tblW w:w="0pt" w:type="auto"/>
-        <w:tblInd w:w="0pt" w:type="dxa"/>
+        <w:tblW w:w="0pt" w:type="dxa"/>
         <w:tblBorders>
           <w:top w:val="single" w:sz="4" w:space="0" w:color="auto"/>
           <w:start w:val="single" w:sz="4" w:space="0" w:color="auto"/>
@@ -1043,10 +1050,10 @@
         <w:tblLook w:firstRow="0" w:lastRow="0" w:firstColumn="0" w:lastColumn="0" w:noHBand="0" w:noVBand="0"/>
       </w:tblPr>
       <w:tblGrid>
-        <w:gridCol w:w="1633"/>
-        <w:gridCol w:w="988"/>
-        <w:gridCol w:w="1205"/>
-        <w:gridCol w:w="1529"/>
+        <w:gridCol w:w="1636"/>
+        <w:gridCol w:w="994"/>
+        <w:gridCol w:w="1198"/>
+        <w:gridCol w:w="1527"/>
         <w:gridCol w:w="3139"/>
       </w:tblGrid>
       <w:tr>
@@ -1058,7 +1065,6 @@
             <w:pPr>
               <w:jc w:val="center"/>
               <w:rPr>
-                <w:rFonts w:hint="eastAsia"/>
                 <w:color w:val="000000"/>
               </w:rPr>
             </w:pPr>
@@ -1092,7 +1098,6 @@
             <w:pPr>
               <w:jc w:val="center"/>
               <w:rPr>
-                <w:rFonts w:hint="eastAsia"/>
                 <w:color w:val="000000"/>
               </w:rPr>
             </w:pPr>
@@ -1113,7 +1118,6 @@
             <w:pPr>
               <w:jc w:val="center"/>
               <w:rPr>
-                <w:rFonts w:hint="eastAsia"/>
                 <w:color w:val="000000"/>
               </w:rPr>
             </w:pPr>
@@ -1134,7 +1138,6 @@
             <w:pPr>
               <w:jc w:val="center"/>
               <w:rPr>
-                <w:rFonts w:hint="eastAsia"/>
                 <w:color w:val="000000"/>
               </w:rPr>
             </w:pPr>
@@ -1155,7 +1158,6 @@
             <w:pPr>
               <w:jc w:val="center"/>
               <w:rPr>
-                <w:rFonts w:hint="eastAsia"/>
                 <w:color w:val="000000"/>
               </w:rPr>
             </w:pPr>
@@ -1181,14 +1183,27 @@
                 <w:color w:val="000000"/>
               </w:rPr>
             </w:pPr>
-          </w:p>
-          <w:p>
-            <w:pPr>
-              <w:rPr>
-                <w:rFonts w:hint="eastAsia"/>
-                <w:color w:val="000000"/>
-              </w:rPr>
-            </w:pPr>
+            <w:r>
+              <w:rPr>
+                <w:rFonts w:hint="eastAsia"/>
+                <w:color w:val="000000"/>
+              </w:rPr>
+              <w:t>V0.8/</w:t>
+            </w:r>
+          </w:p>
+          <w:p>
+            <w:pPr>
+              <w:rPr>
+                <w:color w:val="000000"/>
+              </w:rPr>
+            </w:pPr>
+            <w:r>
+              <w:rPr>
+                <w:rFonts w:hint="eastAsia"/>
+                <w:color w:val="000000"/>
+              </w:rPr>
+              <w:t>正在修改</w:t>
+            </w:r>
           </w:p>
         </w:tc>
         <w:tc>
@@ -1198,10 +1213,16 @@
           <w:p>
             <w:pPr>
               <w:rPr>
-                <w:rFonts w:hint="eastAsia"/>
-                <w:color w:val="000000"/>
-              </w:rPr>
-            </w:pPr>
+                <w:color w:val="000000"/>
+              </w:rPr>
+            </w:pPr>
+            <w:r>
+              <w:rPr>
+                <w:rFonts w:hint="eastAsia"/>
+                <w:color w:val="000000"/>
+              </w:rPr>
+              <w:t>刘祖铭</w:t>
+            </w:r>
           </w:p>
         </w:tc>
         <w:tc>
@@ -1211,10 +1232,16 @@
           <w:p>
             <w:pPr>
               <w:rPr>
-                <w:rFonts w:hint="eastAsia"/>
-                <w:color w:val="000000"/>
-              </w:rPr>
-            </w:pPr>
+                <w:color w:val="000000"/>
+              </w:rPr>
+            </w:pPr>
+            <w:r>
+              <w:rPr>
+                <w:rFonts w:hint="eastAsia"/>
+                <w:color w:val="000000"/>
+              </w:rPr>
+              <w:t>全体成员</w:t>
+            </w:r>
           </w:p>
         </w:tc>
         <w:tc>
@@ -1224,9 +1251,17 @@
           <w:p>
             <w:pPr>
               <w:rPr>
-                <w:color w:val="000000"/>
-              </w:rPr>
-            </w:pPr>
+                <w:rFonts w:hint="eastAsia"/>
+                <w:color w:val="000000"/>
+              </w:rPr>
+            </w:pPr>
+            <w:r>
+              <w:rPr>
+                <w:rFonts w:hint="eastAsia"/>
+                <w:color w:val="000000"/>
+              </w:rPr>
+              <w:t>5.19</w:t>
+            </w:r>
           </w:p>
         </w:tc>
         <w:tc>
@@ -1236,10 +1271,39 @@
           <w:p>
             <w:pPr>
               <w:rPr>
-                <w:rFonts w:hint="eastAsia"/>
-                <w:color w:val="000000"/>
-              </w:rPr>
-            </w:pPr>
+                <w:color w:val="000000"/>
+              </w:rPr>
+            </w:pPr>
+            <w:r>
+              <w:rPr>
+                <w:color w:val="000000"/>
+              </w:rPr>
+              <w:t>根据当前后端接口、</w:t>
+            </w:r>
+            <w:r>
+              <w:rPr>
+                <w:color w:val="000000"/>
+              </w:rPr>
+              <w:t xml:space="preserve">Web </w:t>
+            </w:r>
+            <w:r>
+              <w:rPr>
+                <w:color w:val="000000"/>
+              </w:rPr>
+              <w:t>端、</w:t>
+            </w:r>
+            <w:r>
+              <w:rPr>
+                <w:color w:val="000000"/>
+              </w:rPr>
+              <w:t xml:space="preserve">Android </w:t>
+            </w:r>
+            <w:r>
+              <w:rPr>
+                <w:color w:val="000000"/>
+              </w:rPr>
+              <w:t>端和模板建议补充系统测试范围、测试方法、测试环境、完成准则和人员任务安排。</w:t>
+            </w:r>
           </w:p>
         </w:tc>
       </w:tr>
@@ -1255,14 +1319,27 @@
                 <w:color w:val="000000"/>
               </w:rPr>
             </w:pPr>
-          </w:p>
-          <w:p>
-            <w:pPr>
-              <w:rPr>
-                <w:rFonts w:hint="eastAsia"/>
-                <w:color w:val="000000"/>
-              </w:rPr>
-            </w:pPr>
+            <w:r>
+              <w:rPr>
+                <w:rFonts w:hint="eastAsia"/>
+                <w:color w:val="000000"/>
+              </w:rPr>
+              <w:t>V1.0/</w:t>
+            </w:r>
+          </w:p>
+          <w:p>
+            <w:pPr>
+              <w:rPr>
+                <w:color w:val="000000"/>
+              </w:rPr>
+            </w:pPr>
+            <w:r>
+              <w:rPr>
+                <w:rFonts w:hint="eastAsia"/>
+                <w:color w:val="000000"/>
+              </w:rPr>
+              <w:t>正式发布</w:t>
+            </w:r>
           </w:p>
         </w:tc>
         <w:tc>
@@ -1272,10 +1349,16 @@
           <w:p>
             <w:pPr>
               <w:rPr>
-                <w:rFonts w:hint="eastAsia"/>
-                <w:color w:val="000000"/>
-              </w:rPr>
-            </w:pPr>
+                <w:color w:val="000000"/>
+              </w:rPr>
+            </w:pPr>
+            <w:r>
+              <w:rPr>
+                <w:rFonts w:hint="eastAsia"/>
+                <w:color w:val="000000"/>
+              </w:rPr>
+              <w:t>刘祖铭、杨文轩</w:t>
+            </w:r>
           </w:p>
         </w:tc>
         <w:tc>
@@ -1285,10 +1368,16 @@
           <w:p>
             <w:pPr>
               <w:rPr>
-                <w:rFonts w:hint="eastAsia"/>
-                <w:color w:val="000000"/>
-              </w:rPr>
-            </w:pPr>
+                <w:color w:val="000000"/>
+              </w:rPr>
+            </w:pPr>
+            <w:r>
+              <w:rPr>
+                <w:rFonts w:hint="eastAsia"/>
+                <w:color w:val="000000"/>
+              </w:rPr>
+              <w:t>全体成员</w:t>
+            </w:r>
           </w:p>
         </w:tc>
         <w:tc>
@@ -1302,6 +1391,13 @@
                 <w:color w:val="000000"/>
               </w:rPr>
             </w:pPr>
+            <w:r>
+              <w:rPr>
+                <w:rFonts w:hint="eastAsia"/>
+                <w:color w:val="000000"/>
+              </w:rPr>
+              <w:t>5.24</w:t>
+            </w:r>
           </w:p>
         </w:tc>
         <w:tc>
@@ -1311,10 +1407,16 @@
           <w:p>
             <w:pPr>
               <w:rPr>
-                <w:rFonts w:hint="eastAsia"/>
-                <w:color w:val="000000"/>
-              </w:rPr>
-            </w:pPr>
+                <w:color w:val="000000"/>
+              </w:rPr>
+            </w:pPr>
+            <w:r>
+              <w:rPr>
+                <w:rFonts w:hint="eastAsia"/>
+                <w:color w:val="000000"/>
+              </w:rPr>
+              <w:t>系统测试计划正式发布，测试范围、测试方法、测试环境、完成准则和人员任务安排已根据当前系统实现确认，作为后续系统测试执行依据。</w:t>
+            </w:r>
           </w:p>
         </w:tc>
       </w:tr>
@@ -1345,7 +1447,6 @@
           <w:p>
             <w:pPr>
               <w:rPr>
-                <w:rFonts w:hint="eastAsia"/>
                 <w:color w:val="000000"/>
               </w:rPr>
             </w:pPr>
@@ -1358,7 +1459,6 @@
           <w:p>
             <w:pPr>
               <w:rPr>
-                <w:rFonts w:hint="eastAsia"/>
                 <w:color w:val="000000"/>
               </w:rPr>
             </w:pPr>
@@ -1371,7 +1471,6 @@
           <w:p>
             <w:pPr>
               <w:rPr>
-                <w:rFonts w:hint="eastAsia"/>
                 <w:color w:val="000000"/>
               </w:rPr>
             </w:pPr>
@@ -1384,7 +1483,6 @@
           <w:p>
             <w:pPr>
               <w:rPr>
-                <w:rFonts w:hint="eastAsia"/>
                 <w:color w:val="000000"/>
               </w:rPr>
             </w:pPr>
@@ -1395,22 +1493,20 @@
     <w:p>
       <w:pPr>
         <w:rPr>
-          <w:rFonts w:hint="eastAsia"/>
-          <w:color w:val="000000"/>
-        </w:rPr>
-      </w:pPr>
-    </w:p>
-    <w:p>
-      <w:pPr>
-        <w:rPr>
-          <w:color w:val="000000"/>
-        </w:rPr>
-      </w:pPr>
-    </w:p>
-    <w:p>
-      <w:pPr>
-        <w:rPr>
-          <w:rFonts w:hint="eastAsia"/>
+          <w:color w:val="000000"/>
+        </w:rPr>
+      </w:pPr>
+    </w:p>
+    <w:p>
+      <w:pPr>
+        <w:rPr>
+          <w:color w:val="000000"/>
+        </w:rPr>
+      </w:pPr>
+    </w:p>
+    <w:p>
+      <w:pPr>
+        <w:rPr>
           <w:color w:val="000000"/>
           <w:sz w:val="28"/>
         </w:rPr>
@@ -1419,15 +1515,13 @@
     <w:p>
       <w:pPr>
         <w:rPr>
-          <w:rFonts w:hint="eastAsia"/>
-          <w:color w:val="000000"/>
-        </w:rPr>
-      </w:pPr>
-    </w:p>
-    <w:p>
-      <w:pPr>
-        <w:rPr>
-          <w:rFonts w:hint="eastAsia"/>
+          <w:color w:val="000000"/>
+        </w:rPr>
+      </w:pPr>
+    </w:p>
+    <w:p>
+      <w:pPr>
+        <w:rPr>
           <w:color w:val="000000"/>
         </w:rPr>
       </w:pPr>
@@ -1437,7 +1531,7 @@
         <w:pageBreakBefore/>
         <w:jc w:val="center"/>
         <w:rPr>
-          <w:rFonts w:ascii="Times" w:hAnsi="Times" w:hint="eastAsia"/>
+          <w:rFonts w:ascii="Times" w:hAnsi="Times"/>
           <w:color w:val="000000"/>
           <w:sz w:val="32"/>
           <w:bdr w:val="single" w:sz="4" w:space="0" w:color="auto"/>
@@ -1522,12 +1616,13 @@
           <w:tab w:val="end" w:leader="dot" w:pos="424.70pt"/>
         </w:tabs>
         <w:rPr>
-          <w:rFonts w:ascii="等线" w:eastAsia="等线" w:hAnsi="等线" w:hint="eastAsia"/>
+          <w:rFonts w:asciiTheme="minorHAnsi" w:eastAsiaTheme="minorEastAsia" w:hAnsiTheme="minorHAnsi" w:cstheme="minorBidi" w:hint="eastAsia"/>
           <w:b w:val="0"/>
           <w:bCs w:val="0"/>
           <w:caps w:val="0"/>
+          <w:noProof/>
           <w:sz w:val="22"/>
-          <w:lang w:val="en-US" w:eastAsia="zh-CN"/>
+          <w14:ligatures w14:val="standardContextual"/>
         </w:rPr>
       </w:pPr>
       <w:r>
@@ -1548,74 +1643,175 @@
         </w:rPr>
         <w:fldChar w:fldCharType="separate"/>
       </w:r>
-      <w:hyperlink w:anchor="_Toc228739400" w:history="1">
+      <w:hyperlink w:anchor="_Toc230538914" w:history="1">
+        <w:r>
+          <w:rPr>
+            <w:rFonts w:hint="eastAsia"/>
+            <w:noProof/>
+            <w:webHidden/>
+          </w:rPr>
+          <w:tab/>
+        </w:r>
+        <w:r>
+          <w:rPr>
+            <w:rFonts w:hint="eastAsia"/>
+            <w:noProof/>
+            <w:webHidden/>
+          </w:rPr>
+          <w:fldChar w:fldCharType="begin"/>
+        </w:r>
+        <w:r>
+          <w:rPr>
+            <w:rFonts w:hint="eastAsia"/>
+            <w:noProof/>
+            <w:webHidden/>
+          </w:rPr>
+          <w:instrText xml:space="preserve"> </w:instrText>
+        </w:r>
+        <w:r>
+          <w:rPr>
+            <w:noProof/>
+            <w:webHidden/>
+          </w:rPr>
+          <w:instrText>PAGEREF _Toc230538914 \h</w:instrText>
+        </w:r>
+        <w:r>
+          <w:rPr>
+            <w:rFonts w:hint="eastAsia"/>
+            <w:noProof/>
+            <w:webHidden/>
+          </w:rPr>
+          <w:instrText xml:space="preserve"> </w:instrText>
+        </w:r>
+        <w:r>
+          <w:rPr>
+            <w:rFonts w:hint="eastAsia"/>
+            <w:noProof/>
+            <w:webHidden/>
+          </w:rPr>
+        </w:r>
+        <w:r>
+          <w:rPr>
+            <w:rFonts w:hint="eastAsia"/>
+            <w:noProof/>
+            <w:webHidden/>
+          </w:rPr>
+          <w:fldChar w:fldCharType="separate"/>
+        </w:r>
+        <w:r>
+          <w:rPr>
+            <w:noProof/>
+            <w:webHidden/>
+          </w:rPr>
+          <w:t>1</w:t>
+        </w:r>
+        <w:r>
+          <w:rPr>
+            <w:rFonts w:hint="eastAsia"/>
+            <w:noProof/>
+            <w:webHidden/>
+          </w:rPr>
+          <w:fldChar w:fldCharType="end"/>
+        </w:r>
+      </w:hyperlink>
+    </w:p>
+    <w:p>
+      <w:pPr>
+        <w:pStyle w:val="TOC1"/>
+        <w:tabs>
+          <w:tab w:val="end" w:leader="dot" w:pos="424.70pt"/>
+        </w:tabs>
+        <w:rPr>
+          <w:rFonts w:asciiTheme="minorHAnsi" w:eastAsiaTheme="minorEastAsia" w:hAnsiTheme="minorHAnsi" w:cstheme="minorBidi" w:hint="eastAsia"/>
+          <w:b w:val="0"/>
+          <w:bCs w:val="0"/>
+          <w:caps w:val="0"/>
+          <w:noProof/>
+          <w:sz w:val="22"/>
+          <w14:ligatures w14:val="standardContextual"/>
+        </w:rPr>
+      </w:pPr>
+      <w:hyperlink w:anchor="_Toc230538915" w:history="1">
         <w:r>
           <w:rPr>
             <w:rStyle w:val="af"/>
-            <w:rFonts w:hint="eastAsia"/>
-            <w:lang w:val="en-US" w:eastAsia="zh-CN"/>
+            <w:noProof/>
           </w:rPr>
           <w:t xml:space="preserve">1. </w:t>
         </w:r>
         <w:r>
           <w:rPr>
             <w:rStyle w:val="af"/>
-            <w:rFonts w:hint="eastAsia"/>
-            <w:lang w:val="en-US" w:eastAsia="zh-CN"/>
+            <w:noProof/>
           </w:rPr>
           <w:t>测试范围与主要内容</w:t>
         </w:r>
         <w:r>
           <w:rPr>
             <w:rFonts w:hint="eastAsia"/>
-            <w:lang w:val="en-US" w:eastAsia="zh-CN"/>
+            <w:noProof/>
+            <w:webHidden/>
           </w:rPr>
           <w:tab/>
         </w:r>
         <w:r>
           <w:rPr>
             <w:rFonts w:hint="eastAsia"/>
-            <w:lang w:val="en-US" w:eastAsia="zh-CN"/>
+            <w:noProof/>
+            <w:webHidden/>
           </w:rPr>
           <w:fldChar w:fldCharType="begin"/>
         </w:r>
         <w:r>
           <w:rPr>
             <w:rFonts w:hint="eastAsia"/>
-            <w:lang w:val="en-US" w:eastAsia="zh-CN"/>
+            <w:noProof/>
+            <w:webHidden/>
           </w:rPr>
           <w:instrText xml:space="preserve"> </w:instrText>
         </w:r>
         <w:r>
           <w:rPr>
-            <w:lang w:val="en-US" w:eastAsia="zh-CN"/>
+            <w:noProof/>
+            <w:webHidden/>
           </w:rPr>
-          <w:instrText>PAGEREF _Toc228739400 \h</w:instrText>
+          <w:instrText>PAGEREF _Toc230538915 \h</w:instrText>
         </w:r>
         <w:r>
           <w:rPr>
             <w:rFonts w:hint="eastAsia"/>
-            <w:lang w:val="en-US" w:eastAsia="zh-CN"/>
+            <w:noProof/>
+            <w:webHidden/>
           </w:rPr>
           <w:instrText xml:space="preserve"> </w:instrText>
         </w:r>
         <w:r>
           <w:rPr>
             <w:rFonts w:hint="eastAsia"/>
-            <w:lang w:val="en-US" w:eastAsia="zh-CN"/>
+            <w:noProof/>
+            <w:webHidden/>
+          </w:rPr>
+        </w:r>
+        <w:r>
+          <w:rPr>
+            <w:rFonts w:hint="eastAsia"/>
+            <w:noProof/>
+            <w:webHidden/>
           </w:rPr>
           <w:fldChar w:fldCharType="separate"/>
         </w:r>
         <w:r>
           <w:rPr>
-            <w:lang w:val="en-US" w:eastAsia="zh-CN"/>
+            <w:noProof/>
+            <w:webHidden/>
           </w:rPr>
           <w:t>4</w:t>
         </w:r>
         <w:r>
           <w:rPr>
             <w:rFonts w:hint="eastAsia"/>
-            <w:lang w:val="en-US" w:eastAsia="zh-CN"/>
+            <w:noProof/>
+            <w:webHidden/>
           </w:rPr>
           <w:fldChar w:fldCharType="end"/>
         </w:r>
@@ -1628,82 +1824,96 @@
           <w:tab w:val="end" w:leader="dot" w:pos="424.70pt"/>
         </w:tabs>
         <w:rPr>
-          <w:rFonts w:ascii="等线" w:eastAsia="等线" w:hAnsi="等线" w:hint="eastAsia"/>
+          <w:rFonts w:asciiTheme="minorHAnsi" w:eastAsiaTheme="minorEastAsia" w:hAnsiTheme="minorHAnsi" w:cstheme="minorBidi" w:hint="eastAsia"/>
           <w:b w:val="0"/>
           <w:bCs w:val="0"/>
           <w:caps w:val="0"/>
+          <w:noProof/>
           <w:sz w:val="22"/>
-          <w:lang w:val="en-US" w:eastAsia="zh-CN"/>
-        </w:rPr>
-      </w:pPr>
-      <w:hyperlink w:anchor="_Toc228739401" w:history="1">
+          <w14:ligatures w14:val="standardContextual"/>
+        </w:rPr>
+      </w:pPr>
+      <w:hyperlink w:anchor="_Toc230538916" w:history="1">
         <w:r>
           <w:rPr>
             <w:rStyle w:val="af"/>
-            <w:rFonts w:hint="eastAsia"/>
-            <w:lang w:val="en-US" w:eastAsia="zh-CN"/>
+            <w:noProof/>
           </w:rPr>
           <w:t xml:space="preserve">2. </w:t>
         </w:r>
         <w:r>
           <w:rPr>
             <w:rStyle w:val="af"/>
-            <w:rFonts w:hint="eastAsia"/>
-            <w:lang w:val="en-US" w:eastAsia="zh-CN"/>
+            <w:noProof/>
           </w:rPr>
           <w:t>测试方法</w:t>
         </w:r>
         <w:r>
           <w:rPr>
             <w:rFonts w:hint="eastAsia"/>
-            <w:lang w:val="en-US" w:eastAsia="zh-CN"/>
+            <w:noProof/>
+            <w:webHidden/>
           </w:rPr>
           <w:tab/>
         </w:r>
         <w:r>
           <w:rPr>
             <w:rFonts w:hint="eastAsia"/>
-            <w:lang w:val="en-US" w:eastAsia="zh-CN"/>
+            <w:noProof/>
+            <w:webHidden/>
           </w:rPr>
           <w:fldChar w:fldCharType="begin"/>
         </w:r>
         <w:r>
           <w:rPr>
             <w:rFonts w:hint="eastAsia"/>
-            <w:lang w:val="en-US" w:eastAsia="zh-CN"/>
+            <w:noProof/>
+            <w:webHidden/>
           </w:rPr>
           <w:instrText xml:space="preserve"> </w:instrText>
         </w:r>
         <w:r>
           <w:rPr>
-            <w:lang w:val="en-US" w:eastAsia="zh-CN"/>
+            <w:noProof/>
+            <w:webHidden/>
           </w:rPr>
-          <w:instrText>PAGEREF _Toc228739401 \h</w:instrText>
+          <w:instrText>PAGEREF _Toc230538916 \h</w:instrText>
         </w:r>
         <w:r>
           <w:rPr>
             <w:rFonts w:hint="eastAsia"/>
-            <w:lang w:val="en-US" w:eastAsia="zh-CN"/>
+            <w:noProof/>
+            <w:webHidden/>
           </w:rPr>
           <w:instrText xml:space="preserve"> </w:instrText>
         </w:r>
         <w:r>
           <w:rPr>
             <w:rFonts w:hint="eastAsia"/>
-            <w:lang w:val="en-US" w:eastAsia="zh-CN"/>
+            <w:noProof/>
+            <w:webHidden/>
+          </w:rPr>
+        </w:r>
+        <w:r>
+          <w:rPr>
+            <w:rFonts w:hint="eastAsia"/>
+            <w:noProof/>
+            <w:webHidden/>
           </w:rPr>
           <w:fldChar w:fldCharType="separate"/>
         </w:r>
         <w:r>
           <w:rPr>
-            <w:lang w:val="en-US" w:eastAsia="zh-CN"/>
+            <w:noProof/>
+            <w:webHidden/>
           </w:rPr>
-          <w:t>4</w:t>
+          <w:t>6</w:t>
         </w:r>
         <w:r>
           <w:rPr>
             <w:rFonts w:hint="eastAsia"/>
-            <w:lang w:val="en-US" w:eastAsia="zh-CN"/>
+            <w:noProof/>
+            <w:webHidden/>
           </w:rPr>
           <w:fldChar w:fldCharType="end"/>
         </w:r>
@@ -1716,82 +1926,96 @@
           <w:tab w:val="end" w:leader="dot" w:pos="424.70pt"/>
         </w:tabs>
         <w:rPr>
-          <w:rFonts w:ascii="等线" w:eastAsia="等线" w:hAnsi="等线" w:hint="eastAsia"/>
+          <w:rFonts w:asciiTheme="minorHAnsi" w:eastAsiaTheme="minorEastAsia" w:hAnsiTheme="minorHAnsi" w:cstheme="minorBidi" w:hint="eastAsia"/>
           <w:b w:val="0"/>
           <w:bCs w:val="0"/>
           <w:caps w:val="0"/>
+          <w:noProof/>
           <w:sz w:val="22"/>
-          <w:lang w:val="en-US" w:eastAsia="zh-CN"/>
-        </w:rPr>
-      </w:pPr>
-      <w:hyperlink w:anchor="_Toc228739402" w:history="1">
+          <w14:ligatures w14:val="standardContextual"/>
+        </w:rPr>
+      </w:pPr>
+      <w:hyperlink w:anchor="_Toc230538917" w:history="1">
         <w:r>
           <w:rPr>
             <w:rStyle w:val="af"/>
-            <w:rFonts w:hint="eastAsia"/>
-            <w:lang w:val="en-US" w:eastAsia="zh-CN"/>
+            <w:noProof/>
           </w:rPr>
           <w:t xml:space="preserve">3. </w:t>
         </w:r>
         <w:r>
           <w:rPr>
             <w:rStyle w:val="af"/>
-            <w:rFonts w:hint="eastAsia"/>
-            <w:lang w:val="en-US" w:eastAsia="zh-CN"/>
+            <w:noProof/>
           </w:rPr>
           <w:t>测试环境与测试辅助工具</w:t>
         </w:r>
         <w:r>
           <w:rPr>
             <w:rFonts w:hint="eastAsia"/>
-            <w:lang w:val="en-US" w:eastAsia="zh-CN"/>
+            <w:noProof/>
+            <w:webHidden/>
           </w:rPr>
           <w:tab/>
         </w:r>
         <w:r>
           <w:rPr>
             <w:rFonts w:hint="eastAsia"/>
-            <w:lang w:val="en-US" w:eastAsia="zh-CN"/>
+            <w:noProof/>
+            <w:webHidden/>
           </w:rPr>
           <w:fldChar w:fldCharType="begin"/>
         </w:r>
         <w:r>
           <w:rPr>
             <w:rFonts w:hint="eastAsia"/>
-            <w:lang w:val="en-US" w:eastAsia="zh-CN"/>
+            <w:noProof/>
+            <w:webHidden/>
           </w:rPr>
           <w:instrText xml:space="preserve"> </w:instrText>
         </w:r>
         <w:r>
           <w:rPr>
-            <w:lang w:val="en-US" w:eastAsia="zh-CN"/>
+            <w:noProof/>
+            <w:webHidden/>
           </w:rPr>
-          <w:instrText>PAGEREF _Toc228739402 \h</w:instrText>
+          <w:instrText>PAGEREF _Toc230538917 \h</w:instrText>
         </w:r>
         <w:r>
           <w:rPr>
             <w:rFonts w:hint="eastAsia"/>
-            <w:lang w:val="en-US" w:eastAsia="zh-CN"/>
+            <w:noProof/>
+            <w:webHidden/>
           </w:rPr>
           <w:instrText xml:space="preserve"> </w:instrText>
         </w:r>
         <w:r>
           <w:rPr>
             <w:rFonts w:hint="eastAsia"/>
-            <w:lang w:val="en-US" w:eastAsia="zh-CN"/>
+            <w:noProof/>
+            <w:webHidden/>
+          </w:rPr>
+        </w:r>
+        <w:r>
+          <w:rPr>
+            <w:rFonts w:hint="eastAsia"/>
+            <w:noProof/>
+            <w:webHidden/>
           </w:rPr>
           <w:fldChar w:fldCharType="separate"/>
         </w:r>
         <w:r>
           <w:rPr>
-            <w:lang w:val="en-US" w:eastAsia="zh-CN"/>
+            <w:noProof/>
+            <w:webHidden/>
           </w:rPr>
-          <w:t>4</w:t>
+          <w:t>7</w:t>
         </w:r>
         <w:r>
           <w:rPr>
             <w:rFonts w:hint="eastAsia"/>
-            <w:lang w:val="en-US" w:eastAsia="zh-CN"/>
+            <w:noProof/>
+            <w:webHidden/>
           </w:rPr>
           <w:fldChar w:fldCharType="end"/>
         </w:r>
@@ -1804,82 +2028,96 @@
           <w:tab w:val="end" w:leader="dot" w:pos="424.70pt"/>
         </w:tabs>
         <w:rPr>
-          <w:rFonts w:ascii="等线" w:eastAsia="等线" w:hAnsi="等线" w:hint="eastAsia"/>
+          <w:rFonts w:asciiTheme="minorHAnsi" w:eastAsiaTheme="minorEastAsia" w:hAnsiTheme="minorHAnsi" w:cstheme="minorBidi" w:hint="eastAsia"/>
           <w:b w:val="0"/>
           <w:bCs w:val="0"/>
           <w:caps w:val="0"/>
+          <w:noProof/>
           <w:sz w:val="22"/>
-          <w:lang w:val="en-US" w:eastAsia="zh-CN"/>
-        </w:rPr>
-      </w:pPr>
-      <w:hyperlink w:anchor="_Toc228739403" w:history="1">
+          <w14:ligatures w14:val="standardContextual"/>
+        </w:rPr>
+      </w:pPr>
+      <w:hyperlink w:anchor="_Toc230538918" w:history="1">
         <w:r>
           <w:rPr>
             <w:rStyle w:val="af"/>
-            <w:rFonts w:hint="eastAsia"/>
-            <w:lang w:val="en-US" w:eastAsia="zh-CN"/>
+            <w:noProof/>
           </w:rPr>
           <w:t xml:space="preserve">4. </w:t>
         </w:r>
         <w:r>
           <w:rPr>
             <w:rStyle w:val="af"/>
-            <w:rFonts w:hint="eastAsia"/>
-            <w:lang w:val="en-US" w:eastAsia="zh-CN"/>
+            <w:noProof/>
           </w:rPr>
           <w:t>测试完成准则</w:t>
         </w:r>
         <w:r>
           <w:rPr>
             <w:rFonts w:hint="eastAsia"/>
-            <w:lang w:val="en-US" w:eastAsia="zh-CN"/>
+            <w:noProof/>
+            <w:webHidden/>
           </w:rPr>
           <w:tab/>
         </w:r>
         <w:r>
           <w:rPr>
             <w:rFonts w:hint="eastAsia"/>
-            <w:lang w:val="en-US" w:eastAsia="zh-CN"/>
+            <w:noProof/>
+            <w:webHidden/>
           </w:rPr>
           <w:fldChar w:fldCharType="begin"/>
         </w:r>
         <w:r>
           <w:rPr>
             <w:rFonts w:hint="eastAsia"/>
-            <w:lang w:val="en-US" w:eastAsia="zh-CN"/>
+            <w:noProof/>
+            <w:webHidden/>
           </w:rPr>
           <w:instrText xml:space="preserve"> </w:instrText>
         </w:r>
         <w:r>
           <w:rPr>
-            <w:lang w:val="en-US" w:eastAsia="zh-CN"/>
+            <w:noProof/>
+            <w:webHidden/>
           </w:rPr>
-          <w:instrText>PAGEREF _Toc228739403 \h</w:instrText>
+          <w:instrText>PAGEREF _Toc230538918 \h</w:instrText>
         </w:r>
         <w:r>
           <w:rPr>
             <w:rFonts w:hint="eastAsia"/>
-            <w:lang w:val="en-US" w:eastAsia="zh-CN"/>
+            <w:noProof/>
+            <w:webHidden/>
           </w:rPr>
           <w:instrText xml:space="preserve"> </w:instrText>
         </w:r>
         <w:r>
           <w:rPr>
             <w:rFonts w:hint="eastAsia"/>
-            <w:lang w:val="en-US" w:eastAsia="zh-CN"/>
+            <w:noProof/>
+            <w:webHidden/>
+          </w:rPr>
+        </w:r>
+        <w:r>
+          <w:rPr>
+            <w:rFonts w:hint="eastAsia"/>
+            <w:noProof/>
+            <w:webHidden/>
           </w:rPr>
           <w:fldChar w:fldCharType="separate"/>
         </w:r>
         <w:r>
           <w:rPr>
-            <w:lang w:val="en-US" w:eastAsia="zh-CN"/>
+            <w:noProof/>
+            <w:webHidden/>
           </w:rPr>
-          <w:t>4</w:t>
+          <w:t>8</w:t>
         </w:r>
         <w:r>
           <w:rPr>
             <w:rFonts w:hint="eastAsia"/>
-            <w:lang w:val="en-US" w:eastAsia="zh-CN"/>
+            <w:noProof/>
+            <w:webHidden/>
           </w:rPr>
           <w:fldChar w:fldCharType="end"/>
         </w:r>
@@ -1892,82 +2130,96 @@
           <w:tab w:val="end" w:leader="dot" w:pos="424.70pt"/>
         </w:tabs>
         <w:rPr>
-          <w:rFonts w:ascii="等线" w:eastAsia="等线" w:hAnsi="等线" w:hint="eastAsia"/>
+          <w:rFonts w:asciiTheme="minorHAnsi" w:eastAsiaTheme="minorEastAsia" w:hAnsiTheme="minorHAnsi" w:cstheme="minorBidi" w:hint="eastAsia"/>
           <w:b w:val="0"/>
           <w:bCs w:val="0"/>
           <w:caps w:val="0"/>
+          <w:noProof/>
           <w:sz w:val="22"/>
-          <w:lang w:val="en-US" w:eastAsia="zh-CN"/>
-        </w:rPr>
-      </w:pPr>
-      <w:hyperlink w:anchor="_Toc228739404" w:history="1">
+          <w14:ligatures w14:val="standardContextual"/>
+        </w:rPr>
+      </w:pPr>
+      <w:hyperlink w:anchor="_Toc230538919" w:history="1">
         <w:r>
           <w:rPr>
             <w:rStyle w:val="af"/>
-            <w:rFonts w:hint="eastAsia"/>
-            <w:lang w:val="en-US" w:eastAsia="zh-CN"/>
+            <w:noProof/>
           </w:rPr>
           <w:t xml:space="preserve">5. </w:t>
         </w:r>
         <w:r>
           <w:rPr>
             <w:rStyle w:val="af"/>
-            <w:rFonts w:hint="eastAsia"/>
-            <w:lang w:val="en-US" w:eastAsia="zh-CN"/>
+            <w:noProof/>
           </w:rPr>
           <w:t>人员与任务表</w:t>
         </w:r>
         <w:r>
           <w:rPr>
             <w:rFonts w:hint="eastAsia"/>
-            <w:lang w:val="en-US" w:eastAsia="zh-CN"/>
+            <w:noProof/>
+            <w:webHidden/>
           </w:rPr>
           <w:tab/>
         </w:r>
         <w:r>
           <w:rPr>
             <w:rFonts w:hint="eastAsia"/>
-            <w:lang w:val="en-US" w:eastAsia="zh-CN"/>
+            <w:noProof/>
+            <w:webHidden/>
           </w:rPr>
           <w:fldChar w:fldCharType="begin"/>
         </w:r>
         <w:r>
           <w:rPr>
             <w:rFonts w:hint="eastAsia"/>
-            <w:lang w:val="en-US" w:eastAsia="zh-CN"/>
+            <w:noProof/>
+            <w:webHidden/>
           </w:rPr>
           <w:instrText xml:space="preserve"> </w:instrText>
         </w:r>
         <w:r>
           <w:rPr>
-            <w:lang w:val="en-US" w:eastAsia="zh-CN"/>
+            <w:noProof/>
+            <w:webHidden/>
           </w:rPr>
-          <w:instrText>PAGEREF _Toc228739404 \h</w:instrText>
+          <w:instrText>PAGEREF _Toc230538919 \h</w:instrText>
         </w:r>
         <w:r>
           <w:rPr>
             <w:rFonts w:hint="eastAsia"/>
-            <w:lang w:val="en-US" w:eastAsia="zh-CN"/>
+            <w:noProof/>
+            <w:webHidden/>
           </w:rPr>
           <w:instrText xml:space="preserve"> </w:instrText>
         </w:r>
         <w:r>
           <w:rPr>
             <w:rFonts w:hint="eastAsia"/>
-            <w:lang w:val="en-US" w:eastAsia="zh-CN"/>
+            <w:noProof/>
+            <w:webHidden/>
+          </w:rPr>
+        </w:r>
+        <w:r>
+          <w:rPr>
+            <w:rFonts w:hint="eastAsia"/>
+            <w:noProof/>
+            <w:webHidden/>
           </w:rPr>
           <w:fldChar w:fldCharType="separate"/>
         </w:r>
         <w:r>
           <w:rPr>
-            <w:lang w:val="en-US" w:eastAsia="zh-CN"/>
+            <w:noProof/>
+            <w:webHidden/>
           </w:rPr>
-          <w:t>4</w:t>
+          <w:t>9</w:t>
         </w:r>
         <w:r>
           <w:rPr>
             <w:rFonts w:hint="eastAsia"/>
-            <w:lang w:val="en-US" w:eastAsia="zh-CN"/>
+            <w:noProof/>
+            <w:webHidden/>
           </w:rPr>
           <w:fldChar w:fldCharType="end"/>
         </w:r>
@@ -1978,7 +2230,6 @@
         <w:pStyle w:val="1"/>
         <w:spacing w:before="8.75pt" w:after="8.75pt"/>
         <w:rPr>
-          <w:rFonts w:hint="eastAsia"/>
           <w:color w:val="000000"/>
         </w:rPr>
       </w:pPr>
@@ -1994,7 +2245,7 @@
         </w:rPr>
         <w:br w:type="page"/>
       </w:r>
-      <w:bookmarkStart w:id="13" w:name="_Toc228739400"/>
+      <w:bookmarkStart w:id="14" w:name="_Toc230538915"/>
       <w:r>
         <w:rPr>
           <w:rFonts w:hint="eastAsia"/>
@@ -2016,12 +2267,11 @@
         </w:rPr>
         <w:t>测试范围与主要内容</w:t>
       </w:r>
-      <w:bookmarkEnd w:id="13"/>
-    </w:p>
-    <w:p>
-      <w:pPr>
-        <w:rPr>
-          <w:rFonts w:hint="eastAsia"/>
+      <w:bookmarkEnd w:id="14"/>
+    </w:p>
+    <w:p>
+      <w:pPr>
+        <w:rPr>
           <w:color w:val="000000"/>
         </w:rPr>
       </w:pPr>
@@ -2078,15 +2328,13 @@
     <w:p>
       <w:pPr>
         <w:rPr>
-          <w:rFonts w:hint="eastAsia"/>
-          <w:color w:val="000000"/>
-        </w:rPr>
-      </w:pPr>
-    </w:p>
-    <w:p>
-      <w:pPr>
-        <w:rPr>
-          <w:rFonts w:hint="eastAsia"/>
+          <w:color w:val="000000"/>
+        </w:rPr>
+      </w:pPr>
+    </w:p>
+    <w:p>
+      <w:pPr>
+        <w:rPr>
           <w:color w:val="000000"/>
         </w:rPr>
       </w:pPr>
@@ -2108,7 +2356,6 @@
     <w:p>
       <w:pPr>
         <w:rPr>
-          <w:rFonts w:hint="eastAsia"/>
           <w:color w:val="000000"/>
         </w:rPr>
       </w:pPr>
@@ -2123,31 +2370,36 @@
     <w:p>
       <w:pPr>
         <w:rPr>
-          <w:rFonts w:hint="eastAsia"/>
-          <w:color w:val="000000"/>
-        </w:rPr>
-      </w:pPr>
-    </w:p>
-    <w:p>
-      <w:pPr>
-        <w:rPr>
-          <w:rFonts w:hint="eastAsia"/>
-          <w:color w:val="000000"/>
-        </w:rPr>
-      </w:pPr>
-      <w:r>
-        <w:rPr>
-          <w:rFonts w:hint="eastAsia"/>
-          <w:color w:val="000000"/>
-        </w:rPr>
-        <w:t>测试对象：后端</w:t>
-      </w:r>
-      <w:r>
-        <w:rPr>
-          <w:rFonts w:hint="eastAsia"/>
-          <w:color w:val="000000"/>
-        </w:rPr>
-        <w:t xml:space="preserve"> 39 </w:t>
+          <w:color w:val="000000"/>
+        </w:rPr>
+      </w:pPr>
+    </w:p>
+    <w:p>
+      <w:pPr>
+        <w:rPr>
+          <w:color w:val="000000"/>
+        </w:rPr>
+      </w:pPr>
+      <w:r>
+        <w:rPr>
+          <w:rFonts w:hint="eastAsia"/>
+          <w:color w:val="000000"/>
+        </w:rPr>
+        <w:t>测试对象：</w:t>
+      </w:r>
+      <w:r>
+        <w:rPr>
+          <w:rFonts w:hint="eastAsia"/>
+          <w:color w:val="000000"/>
+        </w:rPr>
+        <w:t>后端</w:t>
+      </w:r>
+      <w:r>
+        <w:rPr>
+          <w:rFonts w:hint="eastAsia"/>
+          <w:color w:val="000000"/>
+        </w:rPr>
+        <w:t xml:space="preserve"> 42 </w:t>
       </w:r>
       <w:r>
         <w:rPr>
@@ -2161,56 +2413,14 @@
           <w:rFonts w:hint="eastAsia"/>
           <w:color w:val="000000"/>
         </w:rPr>
-        <w:t xml:space="preserve"> API </w:t>
-      </w:r>
-      <w:r>
-        <w:rPr>
-          <w:rFonts w:hint="eastAsia"/>
-          <w:color w:val="000000"/>
-        </w:rPr>
-        <w:t>接口（公开</w:t>
-      </w:r>
-      <w:r>
-        <w:rPr>
-          <w:rFonts w:hint="eastAsia"/>
-          <w:color w:val="000000"/>
-        </w:rPr>
-        <w:t xml:space="preserve"> 10 + </w:t>
-      </w:r>
-      <w:r>
-        <w:rPr>
-          <w:rFonts w:hint="eastAsia"/>
-          <w:color w:val="000000"/>
-        </w:rPr>
-        <w:t>需登录</w:t>
-      </w:r>
-      <w:r>
-        <w:rPr>
-          <w:rFonts w:hint="eastAsia"/>
-          <w:color w:val="000000"/>
-        </w:rPr>
-        <w:t xml:space="preserve"> 14 + </w:t>
-      </w:r>
-      <w:r>
-        <w:rPr>
-          <w:rFonts w:hint="eastAsia"/>
-          <w:color w:val="000000"/>
-        </w:rPr>
-        <w:t>管理员</w:t>
-      </w:r>
-      <w:r>
-        <w:rPr>
-          <w:rFonts w:hint="eastAsia"/>
-          <w:color w:val="000000"/>
-        </w:rPr>
-        <w:t xml:space="preserve"> 15</w:t>
-      </w:r>
-      <w:r>
-        <w:rPr>
-          <w:rFonts w:hint="eastAsia"/>
-          <w:color w:val="000000"/>
-        </w:rPr>
-        <w:t>，不含</w:t>
+        <w:t xml:space="preserve"> /api </w:t>
+      </w:r>
+      <w:r>
+        <w:rPr>
+          <w:rFonts w:hint="eastAsia"/>
+          <w:color w:val="000000"/>
+        </w:rPr>
+        <w:t>接口（不含</w:t>
       </w:r>
       <w:r>
         <w:rPr>
@@ -2252,21 +2462,47 @@
           <w:rFonts w:hint="eastAsia"/>
           <w:color w:val="000000"/>
         </w:rPr>
-        <w:t>端全部页面。</w:t>
-      </w:r>
-    </w:p>
-    <w:p>
-      <w:pPr>
-        <w:rPr>
-          <w:rFonts w:hint="eastAsia"/>
-          <w:color w:val="000000"/>
-        </w:rPr>
-      </w:pPr>
-    </w:p>
-    <w:p>
-      <w:pPr>
-        <w:rPr>
-          <w:rFonts w:hint="eastAsia"/>
+        <w:t>端全部页面。后端接口范围以</w:t>
+      </w:r>
+      <w:r>
+        <w:rPr>
+          <w:rFonts w:hint="eastAsia"/>
+          <w:color w:val="000000"/>
+        </w:rPr>
+        <w:t xml:space="preserve"> backend/routers/</w:t>
+      </w:r>
+      <w:r>
+        <w:rPr>
+          <w:rFonts w:hint="eastAsia"/>
+          <w:color w:val="000000"/>
+        </w:rPr>
+        <w:t>、</w:t>
+      </w:r>
+      <w:r>
+        <w:rPr>
+          <w:rFonts w:hint="eastAsia"/>
+          <w:color w:val="000000"/>
+        </w:rPr>
+        <w:t>backend/schemas.py</w:t>
+      </w:r>
+      <w:r>
+        <w:rPr>
+          <w:rFonts w:hint="eastAsia"/>
+          <w:color w:val="000000"/>
+        </w:rPr>
+        <w:t>为准。</w:t>
+      </w:r>
+    </w:p>
+    <w:p>
+      <w:pPr>
+        <w:rPr>
+          <w:color w:val="000000"/>
+        </w:rPr>
+      </w:pPr>
+    </w:p>
+    <w:p>
+      <w:pPr>
+        <w:rPr>
           <w:color w:val="000000"/>
         </w:rPr>
       </w:pPr>
@@ -2281,7 +2517,6 @@
     <w:p>
       <w:pPr>
         <w:rPr>
-          <w:rFonts w:hint="eastAsia"/>
           <w:color w:val="000000"/>
         </w:rPr>
       </w:pPr>
@@ -2366,7 +2601,6 @@
     <w:p>
       <w:pPr>
         <w:rPr>
-          <w:rFonts w:hint="eastAsia"/>
           <w:color w:val="000000"/>
         </w:rPr>
       </w:pPr>
@@ -2409,7 +2643,6 @@
     <w:p>
       <w:pPr>
         <w:rPr>
-          <w:rFonts w:hint="eastAsia"/>
           <w:color w:val="000000"/>
         </w:rPr>
       </w:pPr>
@@ -2438,7 +2671,6 @@
     <w:p>
       <w:pPr>
         <w:rPr>
-          <w:rFonts w:hint="eastAsia"/>
           <w:color w:val="000000"/>
         </w:rPr>
       </w:pPr>
@@ -2496,8 +2728,1421 @@
       <w:pPr>
         <w:rPr>
           <w:rFonts w:hint="eastAsia"/>
-          <w:b/>
-          <w:bCs/>
+          <w:color w:val="000000"/>
+        </w:rPr>
+      </w:pPr>
+      <w:r>
+        <w:rPr>
+          <w:rFonts w:hint="eastAsia"/>
+          <w:color w:val="000000"/>
+        </w:rPr>
+        <w:t>（</w:t>
+      </w:r>
+      <w:r>
+        <w:rPr>
+          <w:rFonts w:hint="eastAsia"/>
+          <w:color w:val="000000"/>
+        </w:rPr>
+        <w:t>6</w:t>
+      </w:r>
+      <w:r>
+        <w:rPr>
+          <w:rFonts w:hint="eastAsia"/>
+          <w:color w:val="000000"/>
+        </w:rPr>
+        <w:t>）点赞模块：点赞（商品</w:t>
+      </w:r>
+      <w:r>
+        <w:rPr>
+          <w:rFonts w:hint="eastAsia"/>
+          <w:color w:val="000000"/>
+        </w:rPr>
+        <w:t>/</w:t>
+      </w:r>
+      <w:r>
+        <w:rPr>
+          <w:rFonts w:hint="eastAsia"/>
+          <w:color w:val="000000"/>
+        </w:rPr>
+        <w:t>评论</w:t>
+      </w:r>
+      <w:r>
+        <w:rPr>
+          <w:rFonts w:hint="eastAsia"/>
+          <w:color w:val="000000"/>
+        </w:rPr>
+        <w:t>/</w:t>
+      </w:r>
+      <w:r>
+        <w:rPr>
+          <w:rFonts w:hint="eastAsia"/>
+          <w:color w:val="000000"/>
+        </w:rPr>
+        <w:t>猫咪三种类型）、取消点赞（只能取消自己的）、查看我的点赞、重复点赞返回</w:t>
+      </w:r>
+      <w:r>
+        <w:rPr>
+          <w:rFonts w:hint="eastAsia"/>
+          <w:color w:val="000000"/>
+        </w:rPr>
+        <w:t xml:space="preserve"> 409</w:t>
+      </w:r>
+      <w:r>
+        <w:rPr>
+          <w:rFonts w:hint="eastAsia"/>
+          <w:color w:val="000000"/>
+        </w:rPr>
+        <w:t>、各模块列表</w:t>
+      </w:r>
+      <w:r>
+        <w:rPr>
+          <w:rFonts w:hint="eastAsia"/>
+          <w:color w:val="000000"/>
+        </w:rPr>
+        <w:t>/</w:t>
+      </w:r>
+      <w:r>
+        <w:rPr>
+          <w:rFonts w:hint="eastAsia"/>
+          <w:color w:val="000000"/>
+        </w:rPr>
+        <w:t>详情的</w:t>
+      </w:r>
+      <w:r>
+        <w:rPr>
+          <w:rFonts w:hint="eastAsia"/>
+          <w:color w:val="000000"/>
+        </w:rPr>
+        <w:t xml:space="preserve"> likeCount </w:t>
+      </w:r>
+      <w:r>
+        <w:rPr>
+          <w:rFonts w:hint="eastAsia"/>
+          <w:color w:val="000000"/>
+        </w:rPr>
+        <w:t>统计正确。</w:t>
+      </w:r>
+      <w:r>
+        <w:rPr>
+          <w:rFonts w:hint="eastAsia"/>
+          <w:color w:val="000000"/>
+        </w:rPr>
+        <w:t>（</w:t>
+      </w:r>
+      <w:r>
+        <w:rPr>
+          <w:rFonts w:hint="eastAsia"/>
+          <w:color w:val="000000"/>
+        </w:rPr>
+        <w:t>7</w:t>
+      </w:r>
+      <w:r>
+        <w:rPr>
+          <w:rFonts w:hint="eastAsia"/>
+          <w:color w:val="000000"/>
+        </w:rPr>
+        <w:t>）上传模块：管理员上传猫咪、商品、头像图片；普通用户上传头像；校验上传文件类型、上传权限、返回</w:t>
+      </w:r>
+      <w:r>
+        <w:rPr>
+          <w:rFonts w:hint="eastAsia"/>
+          <w:color w:val="000000"/>
+        </w:rPr>
+        <w:t xml:space="preserve"> URL </w:t>
+      </w:r>
+      <w:r>
+        <w:rPr>
+          <w:rFonts w:hint="eastAsia"/>
+          <w:color w:val="000000"/>
+        </w:rPr>
+        <w:t>是否可访问，以及上传后</w:t>
+      </w:r>
+      <w:r>
+        <w:rPr>
+          <w:rFonts w:hint="eastAsia"/>
+          <w:color w:val="000000"/>
+        </w:rPr>
+        <w:t xml:space="preserve"> Web </w:t>
+      </w:r>
+      <w:r>
+        <w:rPr>
+          <w:rFonts w:hint="eastAsia"/>
+          <w:color w:val="000000"/>
+        </w:rPr>
+        <w:t>端和</w:t>
+      </w:r>
+      <w:r>
+        <w:rPr>
+          <w:rFonts w:hint="eastAsia"/>
+          <w:color w:val="000000"/>
+        </w:rPr>
+        <w:t xml:space="preserve"> Android </w:t>
+      </w:r>
+      <w:r>
+        <w:rPr>
+          <w:rFonts w:hint="eastAsia"/>
+          <w:color w:val="000000"/>
+        </w:rPr>
+        <w:t>端图片是否能正常展示。</w:t>
+      </w:r>
+    </w:p>
+    <w:p>
+      <w:pPr>
+        <w:rPr>
+          <w:color w:val="000000"/>
+        </w:rPr>
+      </w:pPr>
+      <w:r>
+        <w:rPr>
+          <w:rFonts w:hint="eastAsia"/>
+          <w:color w:val="000000"/>
+        </w:rPr>
+        <w:t xml:space="preserve">1.2 </w:t>
+      </w:r>
+      <w:r>
+        <w:rPr>
+          <w:rFonts w:hint="eastAsia"/>
+          <w:color w:val="000000"/>
+        </w:rPr>
+        <w:t>健壮性测试</w:t>
+      </w:r>
+    </w:p>
+    <w:p>
+      <w:pPr>
+        <w:rPr>
+          <w:color w:val="000000"/>
+        </w:rPr>
+      </w:pPr>
+      <w:r>
+        <w:rPr>
+          <w:rFonts w:hint="eastAsia"/>
+          <w:color w:val="000000"/>
+        </w:rPr>
+        <w:t>验证系统在异常输入和边界条件下的表现。</w:t>
+      </w:r>
+    </w:p>
+    <w:p>
+      <w:pPr>
+        <w:rPr>
+          <w:color w:val="000000"/>
+        </w:rPr>
+      </w:pPr>
+    </w:p>
+    <w:p>
+      <w:pPr>
+        <w:rPr>
+          <w:color w:val="000000"/>
+        </w:rPr>
+      </w:pPr>
+      <w:r>
+        <w:rPr>
+          <w:rFonts w:hint="eastAsia"/>
+          <w:color w:val="000000"/>
+        </w:rPr>
+        <w:t>测试内容：</w:t>
+      </w:r>
+    </w:p>
+    <w:p>
+      <w:pPr>
+        <w:rPr>
+          <w:color w:val="000000"/>
+        </w:rPr>
+      </w:pPr>
+      <w:r>
+        <w:rPr>
+          <w:rFonts w:hint="eastAsia"/>
+          <w:color w:val="000000"/>
+        </w:rPr>
+        <w:t>（</w:t>
+      </w:r>
+      <w:r>
+        <w:rPr>
+          <w:rFonts w:hint="eastAsia"/>
+          <w:color w:val="000000"/>
+        </w:rPr>
+        <w:t>1</w:t>
+      </w:r>
+      <w:r>
+        <w:rPr>
+          <w:rFonts w:hint="eastAsia"/>
+          <w:color w:val="000000"/>
+        </w:rPr>
+        <w:t>）输入校验：必填字段缺失时返回</w:t>
+      </w:r>
+      <w:r>
+        <w:rPr>
+          <w:rFonts w:hint="eastAsia"/>
+          <w:color w:val="000000"/>
+        </w:rPr>
+        <w:t xml:space="preserve"> 422</w:t>
+      </w:r>
+      <w:r>
+        <w:rPr>
+          <w:rFonts w:hint="eastAsia"/>
+          <w:color w:val="000000"/>
+        </w:rPr>
+        <w:t>；字段长度超限时返回</w:t>
+      </w:r>
+      <w:r>
+        <w:rPr>
+          <w:rFonts w:hint="eastAsia"/>
+          <w:color w:val="000000"/>
+        </w:rPr>
+        <w:t xml:space="preserve"> 422</w:t>
+      </w:r>
+      <w:r>
+        <w:rPr>
+          <w:rFonts w:hint="eastAsia"/>
+          <w:color w:val="000000"/>
+        </w:rPr>
+        <w:t>；手机号格式不合法时返回</w:t>
+      </w:r>
+      <w:r>
+        <w:rPr>
+          <w:rFonts w:hint="eastAsia"/>
+          <w:color w:val="000000"/>
+        </w:rPr>
+        <w:t xml:space="preserve"> 422</w:t>
+      </w:r>
+      <w:r>
+        <w:rPr>
+          <w:rFonts w:hint="eastAsia"/>
+          <w:color w:val="000000"/>
+        </w:rPr>
+        <w:t>；生日设为未来日期时返回</w:t>
+      </w:r>
+      <w:r>
+        <w:rPr>
+          <w:rFonts w:hint="eastAsia"/>
+          <w:color w:val="000000"/>
+        </w:rPr>
+        <w:t xml:space="preserve"> 422</w:t>
+      </w:r>
+      <w:r>
+        <w:rPr>
+          <w:rFonts w:hint="eastAsia"/>
+          <w:color w:val="000000"/>
+        </w:rPr>
+        <w:t>；</w:t>
+      </w:r>
+      <w:r>
+        <w:rPr>
+          <w:rFonts w:hint="eastAsia"/>
+          <w:color w:val="000000"/>
+        </w:rPr>
+        <w:t xml:space="preserve">price </w:t>
+      </w:r>
+      <w:r>
+        <w:rPr>
+          <w:rFonts w:hint="eastAsia"/>
+          <w:color w:val="000000"/>
+        </w:rPr>
+        <w:t>为负数或零时返回</w:t>
+      </w:r>
+      <w:r>
+        <w:rPr>
+          <w:rFonts w:hint="eastAsia"/>
+          <w:color w:val="000000"/>
+        </w:rPr>
+        <w:t xml:space="preserve"> 422</w:t>
+      </w:r>
+      <w:r>
+        <w:rPr>
+          <w:rFonts w:hint="eastAsia"/>
+          <w:color w:val="000000"/>
+        </w:rPr>
+        <w:t>。</w:t>
+      </w:r>
+    </w:p>
+    <w:p>
+      <w:pPr>
+        <w:rPr>
+          <w:color w:val="000000"/>
+        </w:rPr>
+      </w:pPr>
+      <w:r>
+        <w:rPr>
+          <w:rFonts w:hint="eastAsia"/>
+          <w:color w:val="000000"/>
+        </w:rPr>
+        <w:t>（</w:t>
+      </w:r>
+      <w:r>
+        <w:rPr>
+          <w:rFonts w:hint="eastAsia"/>
+          <w:color w:val="000000"/>
+        </w:rPr>
+        <w:t>2</w:t>
+      </w:r>
+      <w:r>
+        <w:rPr>
+          <w:rFonts w:hint="eastAsia"/>
+          <w:color w:val="000000"/>
+        </w:rPr>
+        <w:t>）权限校验：未登录访问需认证接口返回</w:t>
+      </w:r>
+      <w:r>
+        <w:rPr>
+          <w:rFonts w:hint="eastAsia"/>
+          <w:color w:val="000000"/>
+        </w:rPr>
+        <w:t xml:space="preserve"> 401</w:t>
+      </w:r>
+      <w:r>
+        <w:rPr>
+          <w:rFonts w:hint="eastAsia"/>
+          <w:color w:val="000000"/>
+        </w:rPr>
+        <w:t>；普通用户访问管理员接口返回</w:t>
+      </w:r>
+      <w:r>
+        <w:rPr>
+          <w:rFonts w:hint="eastAsia"/>
+          <w:color w:val="000000"/>
+        </w:rPr>
+        <w:t xml:space="preserve"> 403</w:t>
+      </w:r>
+      <w:r>
+        <w:rPr>
+          <w:rFonts w:hint="eastAsia"/>
+          <w:color w:val="000000"/>
+        </w:rPr>
+        <w:t>；非作者删除他人评论</w:t>
+      </w:r>
+      <w:r>
+        <w:rPr>
+          <w:rFonts w:hint="eastAsia"/>
+          <w:color w:val="000000"/>
+        </w:rPr>
+        <w:t>/</w:t>
+      </w:r>
+      <w:r>
+        <w:rPr>
+          <w:rFonts w:hint="eastAsia"/>
+          <w:color w:val="000000"/>
+        </w:rPr>
+        <w:t>取消他人点赞返回</w:t>
+      </w:r>
+      <w:r>
+        <w:rPr>
+          <w:rFonts w:hint="eastAsia"/>
+          <w:color w:val="000000"/>
+        </w:rPr>
+        <w:t xml:space="preserve"> 403</w:t>
+      </w:r>
+      <w:r>
+        <w:rPr>
+          <w:rFonts w:hint="eastAsia"/>
+          <w:color w:val="000000"/>
+        </w:rPr>
+        <w:t>。</w:t>
+      </w:r>
+    </w:p>
+    <w:p>
+      <w:pPr>
+        <w:rPr>
+          <w:color w:val="000000"/>
+        </w:rPr>
+      </w:pPr>
+      <w:r>
+        <w:rPr>
+          <w:rFonts w:hint="eastAsia"/>
+          <w:color w:val="000000"/>
+        </w:rPr>
+        <w:t>（</w:t>
+      </w:r>
+      <w:r>
+        <w:rPr>
+          <w:rFonts w:hint="eastAsia"/>
+          <w:color w:val="000000"/>
+        </w:rPr>
+        <w:t>3</w:t>
+      </w:r>
+      <w:r>
+        <w:rPr>
+          <w:rFonts w:hint="eastAsia"/>
+          <w:color w:val="000000"/>
+        </w:rPr>
+        <w:t>）资源不存在：请求不存在的用户</w:t>
+      </w:r>
+      <w:r>
+        <w:rPr>
+          <w:rFonts w:hint="eastAsia"/>
+          <w:color w:val="000000"/>
+        </w:rPr>
+        <w:t>/</w:t>
+      </w:r>
+      <w:r>
+        <w:rPr>
+          <w:rFonts w:hint="eastAsia"/>
+          <w:color w:val="000000"/>
+        </w:rPr>
+        <w:t>猫咪</w:t>
+      </w:r>
+      <w:r>
+        <w:rPr>
+          <w:rFonts w:hint="eastAsia"/>
+          <w:color w:val="000000"/>
+        </w:rPr>
+        <w:t>/</w:t>
+      </w:r>
+      <w:r>
+        <w:rPr>
+          <w:rFonts w:hint="eastAsia"/>
+          <w:color w:val="000000"/>
+        </w:rPr>
+        <w:t>商品</w:t>
+      </w:r>
+      <w:r>
+        <w:rPr>
+          <w:rFonts w:hint="eastAsia"/>
+          <w:color w:val="000000"/>
+        </w:rPr>
+        <w:t>/</w:t>
+      </w:r>
+      <w:r>
+        <w:rPr>
+          <w:rFonts w:hint="eastAsia"/>
+          <w:color w:val="000000"/>
+        </w:rPr>
+        <w:t>订单</w:t>
+      </w:r>
+      <w:r>
+        <w:rPr>
+          <w:rFonts w:hint="eastAsia"/>
+          <w:color w:val="000000"/>
+        </w:rPr>
+        <w:t>/</w:t>
+      </w:r>
+      <w:r>
+        <w:rPr>
+          <w:rFonts w:hint="eastAsia"/>
+          <w:color w:val="000000"/>
+        </w:rPr>
+        <w:t>评论</w:t>
+      </w:r>
+      <w:r>
+        <w:rPr>
+          <w:rFonts w:hint="eastAsia"/>
+          <w:color w:val="000000"/>
+        </w:rPr>
+        <w:t>/</w:t>
+      </w:r>
+      <w:r>
+        <w:rPr>
+          <w:rFonts w:hint="eastAsia"/>
+          <w:color w:val="000000"/>
+        </w:rPr>
+        <w:t>点赞时返回</w:t>
+      </w:r>
+      <w:r>
+        <w:rPr>
+          <w:rFonts w:hint="eastAsia"/>
+          <w:color w:val="000000"/>
+        </w:rPr>
+        <w:t xml:space="preserve"> 404</w:t>
+      </w:r>
+      <w:r>
+        <w:rPr>
+          <w:rFonts w:hint="eastAsia"/>
+          <w:color w:val="000000"/>
+        </w:rPr>
+        <w:t>。</w:t>
+      </w:r>
+    </w:p>
+    <w:p>
+      <w:pPr>
+        <w:rPr>
+          <w:color w:val="000000"/>
+        </w:rPr>
+      </w:pPr>
+      <w:r>
+        <w:rPr>
+          <w:rFonts w:hint="eastAsia"/>
+          <w:color w:val="000000"/>
+        </w:rPr>
+        <w:lastRenderedPageBreak/>
+        <w:t>（</w:t>
+      </w:r>
+      <w:r>
+        <w:rPr>
+          <w:rFonts w:hint="eastAsia"/>
+          <w:color w:val="000000"/>
+        </w:rPr>
+        <w:t>4</w:t>
+      </w:r>
+      <w:r>
+        <w:rPr>
+          <w:rFonts w:hint="eastAsia"/>
+          <w:color w:val="000000"/>
+        </w:rPr>
+        <w:t>）业务规则冲突：重复注册已存在的用户名返回</w:t>
+      </w:r>
+      <w:r>
+        <w:rPr>
+          <w:rFonts w:hint="eastAsia"/>
+          <w:color w:val="000000"/>
+        </w:rPr>
+        <w:t xml:space="preserve"> 422</w:t>
+      </w:r>
+      <w:r>
+        <w:rPr>
+          <w:rFonts w:hint="eastAsia"/>
+          <w:color w:val="000000"/>
+        </w:rPr>
+        <w:t>；重复点赞返回</w:t>
+      </w:r>
+      <w:r>
+        <w:rPr>
+          <w:rFonts w:hint="eastAsia"/>
+          <w:color w:val="000000"/>
+        </w:rPr>
+        <w:t xml:space="preserve"> 409</w:t>
+      </w:r>
+      <w:r>
+        <w:rPr>
+          <w:rFonts w:hint="eastAsia"/>
+          <w:color w:val="000000"/>
+        </w:rPr>
+        <w:t>；订单状态不允许当前操作时返回</w:t>
+      </w:r>
+      <w:r>
+        <w:rPr>
+          <w:rFonts w:hint="eastAsia"/>
+          <w:color w:val="000000"/>
+        </w:rPr>
+        <w:t xml:space="preserve"> 400</w:t>
+      </w:r>
+      <w:r>
+        <w:rPr>
+          <w:rFonts w:hint="eastAsia"/>
+          <w:color w:val="000000"/>
+        </w:rPr>
+        <w:t>；存在未完成订单时注销账户返回</w:t>
+      </w:r>
+      <w:r>
+        <w:rPr>
+          <w:rFonts w:hint="eastAsia"/>
+          <w:color w:val="000000"/>
+        </w:rPr>
+        <w:t xml:space="preserve"> 400</w:t>
+      </w:r>
+      <w:r>
+        <w:rPr>
+          <w:rFonts w:hint="eastAsia"/>
+          <w:color w:val="000000"/>
+        </w:rPr>
+        <w:t>。</w:t>
+      </w:r>
+    </w:p>
+    <w:p>
+      <w:pPr>
+        <w:rPr>
+          <w:color w:val="000000"/>
+        </w:rPr>
+      </w:pPr>
+      <w:r>
+        <w:rPr>
+          <w:rFonts w:hint="eastAsia"/>
+          <w:color w:val="000000"/>
+        </w:rPr>
+        <w:t>（</w:t>
+      </w:r>
+      <w:r>
+        <w:rPr>
+          <w:rFonts w:hint="eastAsia"/>
+          <w:color w:val="000000"/>
+        </w:rPr>
+        <w:t>5</w:t>
+      </w:r>
+      <w:r>
+        <w:rPr>
+          <w:rFonts w:hint="eastAsia"/>
+          <w:color w:val="000000"/>
+        </w:rPr>
+        <w:t>）数据库故障：</w:t>
+      </w:r>
+      <w:r>
+        <w:rPr>
+          <w:rFonts w:hint="eastAsia"/>
+          <w:color w:val="000000"/>
+        </w:rPr>
+        <w:t xml:space="preserve">MySQL </w:t>
+      </w:r>
+      <w:r>
+        <w:rPr>
+          <w:rFonts w:hint="eastAsia"/>
+          <w:color w:val="000000"/>
+        </w:rPr>
+        <w:t>未启动时后端返回</w:t>
+      </w:r>
+      <w:r>
+        <w:rPr>
+          <w:rFonts w:hint="eastAsia"/>
+          <w:color w:val="000000"/>
+        </w:rPr>
+        <w:t xml:space="preserve"> 500</w:t>
+      </w:r>
+      <w:r>
+        <w:rPr>
+          <w:rFonts w:hint="eastAsia"/>
+          <w:color w:val="000000"/>
+        </w:rPr>
+        <w:t>，不应崩溃。</w:t>
+      </w:r>
+    </w:p>
+    <w:p>
+      <w:pPr>
+        <w:rPr>
+          <w:color w:val="000000"/>
+        </w:rPr>
+      </w:pPr>
+      <w:r>
+        <w:rPr>
+          <w:rFonts w:hint="eastAsia"/>
+          <w:color w:val="000000"/>
+        </w:rPr>
+        <w:t>（</w:t>
+      </w:r>
+      <w:r>
+        <w:rPr>
+          <w:rFonts w:hint="eastAsia"/>
+          <w:color w:val="000000"/>
+        </w:rPr>
+        <w:t>6</w:t>
+      </w:r>
+      <w:r>
+        <w:rPr>
+          <w:rFonts w:hint="eastAsia"/>
+          <w:color w:val="000000"/>
+        </w:rPr>
+        <w:t>）软引用清理：删除猫咪时，其关联的点赞、评论、评论上的点赞全部清理；删除商品时同上；删除评论时清理关联点赞；注销用户时清理其全部关联数据。</w:t>
+      </w:r>
+    </w:p>
+    <w:p>
+      <w:pPr>
+        <w:rPr>
+          <w:color w:val="000000"/>
+        </w:rPr>
+      </w:pPr>
+      <w:r>
+        <w:rPr>
+          <w:rFonts w:hint="eastAsia"/>
+          <w:color w:val="000000"/>
+        </w:rPr>
+        <w:t>（</w:t>
+      </w:r>
+      <w:r>
+        <w:rPr>
+          <w:rFonts w:hint="eastAsia"/>
+          <w:color w:val="000000"/>
+        </w:rPr>
+        <w:t>7</w:t>
+      </w:r>
+      <w:r>
+        <w:rPr>
+          <w:rFonts w:hint="eastAsia"/>
+          <w:color w:val="000000"/>
+        </w:rPr>
+        <w:t>）文件上传异常：上传不支持的文件类型时返回</w:t>
+      </w:r>
+      <w:r>
+        <w:rPr>
+          <w:rFonts w:hint="eastAsia"/>
+          <w:color w:val="000000"/>
+        </w:rPr>
+        <w:t xml:space="preserve"> 400</w:t>
+      </w:r>
+      <w:r>
+        <w:rPr>
+          <w:rFonts w:hint="eastAsia"/>
+          <w:color w:val="000000"/>
+        </w:rPr>
+        <w:t>；普通用户尝试上传非头像类型时返回</w:t>
+      </w:r>
+      <w:r>
+        <w:rPr>
+          <w:rFonts w:hint="eastAsia"/>
+          <w:color w:val="000000"/>
+        </w:rPr>
+        <w:t xml:space="preserve"> 403</w:t>
+      </w:r>
+      <w:r>
+        <w:rPr>
+          <w:rFonts w:hint="eastAsia"/>
+          <w:color w:val="000000"/>
+        </w:rPr>
+        <w:t>；未登录上传头像返回</w:t>
+      </w:r>
+      <w:r>
+        <w:rPr>
+          <w:rFonts w:hint="eastAsia"/>
+          <w:color w:val="000000"/>
+        </w:rPr>
+        <w:t xml:space="preserve"> 401</w:t>
+      </w:r>
+      <w:r>
+        <w:rPr>
+          <w:rFonts w:hint="eastAsia"/>
+          <w:color w:val="000000"/>
+        </w:rPr>
+        <w:t>；未登录或普通用户访问管理员上传接口返回</w:t>
+      </w:r>
+      <w:r>
+        <w:rPr>
+          <w:rFonts w:hint="eastAsia"/>
+          <w:color w:val="000000"/>
+        </w:rPr>
+        <w:t xml:space="preserve"> 401/403</w:t>
+      </w:r>
+      <w:r>
+        <w:rPr>
+          <w:rFonts w:hint="eastAsia"/>
+          <w:color w:val="000000"/>
+        </w:rPr>
+        <w:t>。</w:t>
+      </w:r>
+    </w:p>
+    <w:p>
+      <w:pPr>
+        <w:rPr>
+          <w:color w:val="000000"/>
+        </w:rPr>
+      </w:pPr>
+      <w:r>
+        <w:rPr>
+          <w:rFonts w:hint="eastAsia"/>
+          <w:color w:val="000000"/>
+        </w:rPr>
+        <w:t xml:space="preserve">1.3 </w:t>
+      </w:r>
+      <w:r>
+        <w:rPr>
+          <w:rFonts w:hint="eastAsia"/>
+          <w:color w:val="000000"/>
+        </w:rPr>
+        <w:t>性能测试</w:t>
+      </w:r>
+    </w:p>
+    <w:p>
+      <w:pPr>
+        <w:rPr>
+          <w:color w:val="000000"/>
+        </w:rPr>
+      </w:pPr>
+      <w:r>
+        <w:rPr>
+          <w:rFonts w:hint="eastAsia"/>
+          <w:color w:val="000000"/>
+        </w:rPr>
+        <w:t>验证关键接口的响应时间是否满足本测试计划设定的目标指标。</w:t>
+      </w:r>
+    </w:p>
+    <w:p>
+      <w:pPr>
+        <w:rPr>
+          <w:color w:val="000000"/>
+        </w:rPr>
+      </w:pPr>
+      <w:r>
+        <w:rPr>
+          <w:rFonts w:hint="eastAsia"/>
+          <w:color w:val="000000"/>
+        </w:rPr>
+        <w:t>测试内容：</w:t>
+      </w:r>
+    </w:p>
+    <w:p>
+      <w:pPr>
+        <w:rPr>
+          <w:color w:val="000000"/>
+        </w:rPr>
+      </w:pPr>
+      <w:r>
+        <w:rPr>
+          <w:rFonts w:hint="eastAsia"/>
+          <w:color w:val="000000"/>
+        </w:rPr>
+        <w:t>（</w:t>
+      </w:r>
+      <w:r>
+        <w:rPr>
+          <w:rFonts w:hint="eastAsia"/>
+          <w:color w:val="000000"/>
+        </w:rPr>
+        <w:t>1</w:t>
+      </w:r>
+      <w:r>
+        <w:rPr>
+          <w:rFonts w:hint="eastAsia"/>
+          <w:color w:val="000000"/>
+        </w:rPr>
+        <w:t>）服务器响应时间：</w:t>
+      </w:r>
+      <w:r>
+        <w:rPr>
+          <w:rFonts w:hint="eastAsia"/>
+          <w:color w:val="000000"/>
+        </w:rPr>
+        <w:t xml:space="preserve">/health </w:t>
+      </w:r>
+      <w:r>
+        <w:rPr>
+          <w:rFonts w:hint="eastAsia"/>
+          <w:color w:val="000000"/>
+        </w:rPr>
+        <w:t>接口</w:t>
+      </w:r>
+      <w:r>
+        <w:rPr>
+          <w:rFonts w:hint="eastAsia"/>
+          <w:color w:val="000000"/>
+        </w:rPr>
+        <w:t xml:space="preserve"> &lt; 1.5 </w:t>
+      </w:r>
+      <w:r>
+        <w:rPr>
+          <w:rFonts w:hint="eastAsia"/>
+          <w:color w:val="000000"/>
+        </w:rPr>
+        <w:t>秒。</w:t>
+      </w:r>
+    </w:p>
+    <w:p>
+      <w:pPr>
+        <w:rPr>
+          <w:color w:val="000000"/>
+        </w:rPr>
+      </w:pPr>
+      <w:r>
+        <w:rPr>
+          <w:rFonts w:hint="eastAsia"/>
+          <w:color w:val="000000"/>
+        </w:rPr>
+        <w:t>（</w:t>
+      </w:r>
+      <w:r>
+        <w:rPr>
+          <w:rFonts w:hint="eastAsia"/>
+          <w:color w:val="000000"/>
+        </w:rPr>
+        <w:t>2</w:t>
+      </w:r>
+      <w:r>
+        <w:rPr>
+          <w:rFonts w:hint="eastAsia"/>
+          <w:color w:val="000000"/>
+        </w:rPr>
+        <w:t>）注册信息处理时间：</w:t>
+      </w:r>
+      <w:r>
+        <w:rPr>
+          <w:rFonts w:hint="eastAsia"/>
+          <w:color w:val="000000"/>
+        </w:rPr>
+        <w:t xml:space="preserve">POST /api/register &lt; 2 </w:t>
+      </w:r>
+      <w:r>
+        <w:rPr>
+          <w:rFonts w:hint="eastAsia"/>
+          <w:color w:val="000000"/>
+        </w:rPr>
+        <w:t>秒。</w:t>
+      </w:r>
+    </w:p>
+    <w:p>
+      <w:pPr>
+        <w:rPr>
+          <w:color w:val="000000"/>
+        </w:rPr>
+      </w:pPr>
+      <w:r>
+        <w:rPr>
+          <w:rFonts w:hint="eastAsia"/>
+          <w:color w:val="000000"/>
+        </w:rPr>
+        <w:t>（</w:t>
+      </w:r>
+      <w:r>
+        <w:rPr>
+          <w:rFonts w:hint="eastAsia"/>
+          <w:color w:val="000000"/>
+        </w:rPr>
+        <w:t>3</w:t>
+      </w:r>
+      <w:r>
+        <w:rPr>
+          <w:rFonts w:hint="eastAsia"/>
+          <w:color w:val="000000"/>
+        </w:rPr>
+        <w:t>）账户登录响应时间：</w:t>
+      </w:r>
+      <w:r>
+        <w:rPr>
+          <w:rFonts w:hint="eastAsia"/>
+          <w:color w:val="000000"/>
+        </w:rPr>
+        <w:t xml:space="preserve">POST /api/login &lt; 1 </w:t>
+      </w:r>
+      <w:r>
+        <w:rPr>
+          <w:rFonts w:hint="eastAsia"/>
+          <w:color w:val="000000"/>
+        </w:rPr>
+        <w:t>秒。</w:t>
+      </w:r>
+    </w:p>
+    <w:p>
+      <w:pPr>
+        <w:rPr>
+          <w:color w:val="000000"/>
+        </w:rPr>
+      </w:pPr>
+      <w:r>
+        <w:rPr>
+          <w:rFonts w:hint="eastAsia"/>
+          <w:color w:val="000000"/>
+        </w:rPr>
+        <w:t>（</w:t>
+      </w:r>
+      <w:r>
+        <w:rPr>
+          <w:rFonts w:hint="eastAsia"/>
+          <w:color w:val="000000"/>
+        </w:rPr>
+        <w:t>4</w:t>
+      </w:r>
+      <w:r>
+        <w:rPr>
+          <w:rFonts w:hint="eastAsia"/>
+          <w:color w:val="000000"/>
+        </w:rPr>
+        <w:t>）各查询接口（猫咪列表、商品列表、订单列表、评论列表、点赞列表）处理时间均</w:t>
+      </w:r>
+      <w:r>
+        <w:rPr>
+          <w:rFonts w:hint="eastAsia"/>
+          <w:color w:val="000000"/>
+        </w:rPr>
+        <w:t xml:space="preserve"> &lt; 1 </w:t>
+      </w:r>
+      <w:r>
+        <w:rPr>
+          <w:rFonts w:hint="eastAsia"/>
+          <w:color w:val="000000"/>
+        </w:rPr>
+        <w:t>秒（单机，数据量</w:t>
+      </w:r>
+      <w:r>
+        <w:rPr>
+          <w:rFonts w:hint="eastAsia"/>
+          <w:color w:val="000000"/>
+        </w:rPr>
+        <w:t xml:space="preserve"> 500 </w:t>
+      </w:r>
+      <w:r>
+        <w:rPr>
+          <w:rFonts w:hint="eastAsia"/>
+          <w:color w:val="000000"/>
+        </w:rPr>
+        <w:t>条以内）。</w:t>
+      </w:r>
+    </w:p>
+    <w:p>
+      <w:pPr>
+        <w:rPr>
+          <w:color w:val="000000"/>
+        </w:rPr>
+      </w:pPr>
+      <w:r>
+        <w:rPr>
+          <w:rFonts w:hint="eastAsia"/>
+          <w:color w:val="000000"/>
+        </w:rPr>
+        <w:t>（</w:t>
+      </w:r>
+      <w:r>
+        <w:rPr>
+          <w:rFonts w:hint="eastAsia"/>
+          <w:color w:val="000000"/>
+        </w:rPr>
+        <w:t>5</w:t>
+      </w:r>
+      <w:r>
+        <w:rPr>
+          <w:rFonts w:hint="eastAsia"/>
+          <w:color w:val="000000"/>
+        </w:rPr>
+        <w:t>）下单接口</w:t>
+      </w:r>
+      <w:r>
+        <w:rPr>
+          <w:rFonts w:hint="eastAsia"/>
+          <w:color w:val="000000"/>
+        </w:rPr>
+        <w:t xml:space="preserve"> POST /api/orders</w:t>
+      </w:r>
+      <w:r>
+        <w:rPr>
+          <w:rFonts w:hint="eastAsia"/>
+          <w:color w:val="000000"/>
+        </w:rPr>
+        <w:t>（含库存扣减）</w:t>
+      </w:r>
+      <w:r>
+        <w:rPr>
+          <w:rFonts w:hint="eastAsia"/>
+          <w:color w:val="000000"/>
+        </w:rPr>
+        <w:t xml:space="preserve">&lt; 1 </w:t>
+      </w:r>
+      <w:r>
+        <w:rPr>
+          <w:rFonts w:hint="eastAsia"/>
+          <w:color w:val="000000"/>
+        </w:rPr>
+        <w:t>秒。</w:t>
+      </w:r>
+    </w:p>
+    <w:p>
+      <w:pPr>
+        <w:rPr>
+          <w:color w:val="000000"/>
+        </w:rPr>
+      </w:pPr>
+    </w:p>
+    <w:p>
+      <w:pPr>
+        <w:rPr>
+          <w:color w:val="000000"/>
+        </w:rPr>
+      </w:pPr>
+      <w:r>
+        <w:rPr>
+          <w:rFonts w:hint="eastAsia"/>
+          <w:color w:val="000000"/>
+        </w:rPr>
+        <w:t>测试方法：使用</w:t>
+      </w:r>
+      <w:r>
+        <w:rPr>
+          <w:rFonts w:hint="eastAsia"/>
+          <w:color w:val="000000"/>
+        </w:rPr>
+        <w:t xml:space="preserve"> curl </w:t>
+      </w:r>
+      <w:r>
+        <w:rPr>
+          <w:rFonts w:hint="eastAsia"/>
+          <w:color w:val="000000"/>
+        </w:rPr>
+        <w:t>命令配合</w:t>
+      </w:r>
+      <w:r>
+        <w:rPr>
+          <w:rFonts w:hint="eastAsia"/>
+          <w:color w:val="000000"/>
+        </w:rPr>
+        <w:t xml:space="preserve"> time </w:t>
+      </w:r>
+      <w:r>
+        <w:rPr>
+          <w:rFonts w:hint="eastAsia"/>
+          <w:color w:val="000000"/>
+        </w:rPr>
+        <w:t>测量，或浏览器开发者工具</w:t>
+      </w:r>
+      <w:r>
+        <w:rPr>
+          <w:rFonts w:hint="eastAsia"/>
+          <w:color w:val="000000"/>
+        </w:rPr>
+        <w:t xml:space="preserve"> Network </w:t>
+      </w:r>
+      <w:r>
+        <w:rPr>
+          <w:rFonts w:hint="eastAsia"/>
+          <w:color w:val="000000"/>
+        </w:rPr>
+        <w:t>面板记录各请求的耗时。</w:t>
+      </w:r>
+    </w:p>
+    <w:p>
+      <w:pPr>
+        <w:rPr>
+          <w:color w:val="000000"/>
+        </w:rPr>
+      </w:pPr>
+    </w:p>
+    <w:p>
+      <w:pPr>
+        <w:rPr>
+          <w:color w:val="000000"/>
+        </w:rPr>
+      </w:pPr>
+      <w:r>
+        <w:rPr>
+          <w:rFonts w:hint="eastAsia"/>
+          <w:color w:val="000000"/>
+        </w:rPr>
+        <w:t xml:space="preserve">1.4 </w:t>
+      </w:r>
+      <w:r>
+        <w:rPr>
+          <w:rFonts w:hint="eastAsia"/>
+          <w:color w:val="000000"/>
+        </w:rPr>
+        <w:t>用户界面测试</w:t>
+      </w:r>
+    </w:p>
+    <w:p>
+      <w:pPr>
+        <w:rPr>
+          <w:color w:val="000000"/>
+        </w:rPr>
+      </w:pPr>
+      <w:r>
+        <w:rPr>
+          <w:rFonts w:hint="eastAsia"/>
+          <w:color w:val="000000"/>
+        </w:rPr>
+        <w:t>验证</w:t>
+      </w:r>
+      <w:r>
+        <w:rPr>
+          <w:rFonts w:hint="eastAsia"/>
+          <w:color w:val="000000"/>
+        </w:rPr>
+        <w:t xml:space="preserve"> Web </w:t>
+      </w:r>
+      <w:r>
+        <w:rPr>
+          <w:rFonts w:hint="eastAsia"/>
+          <w:color w:val="000000"/>
+        </w:rPr>
+        <w:t>端和</w:t>
+      </w:r>
+      <w:r>
+        <w:rPr>
+          <w:rFonts w:hint="eastAsia"/>
+          <w:color w:val="000000"/>
+        </w:rPr>
+        <w:t xml:space="preserve"> Android </w:t>
+      </w:r>
+      <w:r>
+        <w:rPr>
+          <w:rFonts w:hint="eastAsia"/>
+          <w:color w:val="000000"/>
+        </w:rPr>
+        <w:t>端的界面是否满足易用性和一致性要求。</w:t>
+      </w:r>
+    </w:p>
+    <w:p>
+      <w:pPr>
+        <w:rPr>
+          <w:color w:val="000000"/>
+        </w:rPr>
+      </w:pPr>
+    </w:p>
+    <w:p>
+      <w:pPr>
+        <w:rPr>
+          <w:color w:val="000000"/>
+        </w:rPr>
+      </w:pPr>
+      <w:r>
+        <w:rPr>
+          <w:rFonts w:hint="eastAsia"/>
+          <w:color w:val="000000"/>
+        </w:rPr>
+        <w:t>测试内容：</w:t>
+      </w:r>
+    </w:p>
+    <w:p>
+      <w:pPr>
+        <w:rPr>
+          <w:color w:val="000000"/>
+        </w:rPr>
+      </w:pPr>
+      <w:r>
+        <w:rPr>
+          <w:rFonts w:hint="eastAsia"/>
+          <w:color w:val="000000"/>
+        </w:rPr>
+        <w:t>（</w:t>
+      </w:r>
+      <w:r>
+        <w:rPr>
+          <w:rFonts w:hint="eastAsia"/>
+          <w:color w:val="000000"/>
+        </w:rPr>
+        <w:t>1</w:t>
+      </w:r>
+      <w:r>
+        <w:rPr>
+          <w:rFonts w:hint="eastAsia"/>
+          <w:color w:val="000000"/>
+        </w:rPr>
+        <w:t>）</w:t>
+      </w:r>
+      <w:r>
+        <w:rPr>
+          <w:rFonts w:hint="eastAsia"/>
+          <w:color w:val="000000"/>
+        </w:rPr>
+        <w:t xml:space="preserve">Web </w:t>
+      </w:r>
+      <w:r>
+        <w:rPr>
+          <w:rFonts w:hint="eastAsia"/>
+          <w:color w:val="000000"/>
+        </w:rPr>
+        <w:t>端：页面布局正常、表单验证提示正确、弹窗交互正常、分页翻页正常、搜索筛选功能正常、红心点赞状态切换正确、头像显示正常、图片加载失败时显示占位图、淡橙色主题统一生效。</w:t>
+      </w:r>
+    </w:p>
+    <w:p>
+      <w:pPr>
+        <w:rPr>
+          <w:color w:val="000000"/>
+        </w:rPr>
+      </w:pPr>
+      <w:r>
+        <w:rPr>
+          <w:rFonts w:hint="eastAsia"/>
+          <w:color w:val="000000"/>
+        </w:rPr>
+        <w:t>（</w:t>
+      </w:r>
+      <w:r>
+        <w:rPr>
+          <w:rFonts w:hint="eastAsia"/>
+          <w:color w:val="000000"/>
+        </w:rPr>
+        <w:t>2</w:t>
+      </w:r>
+      <w:r>
+        <w:rPr>
+          <w:rFonts w:hint="eastAsia"/>
+          <w:color w:val="000000"/>
+        </w:rPr>
+        <w:t>）</w:t>
+      </w:r>
+      <w:r>
+        <w:rPr>
+          <w:rFonts w:hint="eastAsia"/>
+          <w:color w:val="000000"/>
+        </w:rPr>
+        <w:t xml:space="preserve">Android </w:t>
+      </w:r>
+      <w:r>
+        <w:rPr>
+          <w:rFonts w:hint="eastAsia"/>
+          <w:color w:val="000000"/>
+        </w:rPr>
+        <w:t>端：页面布局适配手机屏幕、</w:t>
+      </w:r>
+      <w:r>
+        <w:rPr>
+          <w:rFonts w:hint="eastAsia"/>
+          <w:color w:val="000000"/>
+        </w:rPr>
+        <w:t xml:space="preserve">RecyclerView </w:t>
+      </w:r>
+      <w:r>
+        <w:rPr>
+          <w:rFonts w:hint="eastAsia"/>
+          <w:color w:val="000000"/>
+        </w:rPr>
+        <w:t>列表滚动流畅、点赞按钮状态切换正确、购物车交互正常、登录跳转逻辑正确。</w:t>
+      </w:r>
+    </w:p>
+    <w:p>
+      <w:pPr>
+        <w:rPr>
+          <w:color w:val="000000"/>
+        </w:rPr>
+      </w:pPr>
+      <w:r>
+        <w:rPr>
+          <w:rFonts w:hint="eastAsia"/>
+          <w:color w:val="000000"/>
+        </w:rPr>
+        <w:t>（</w:t>
+      </w:r>
+      <w:r>
+        <w:rPr>
+          <w:rFonts w:hint="eastAsia"/>
+          <w:color w:val="000000"/>
+        </w:rPr>
+        <w:t>3</w:t>
+      </w:r>
+      <w:r>
+        <w:rPr>
+          <w:rFonts w:hint="eastAsia"/>
+          <w:color w:val="000000"/>
+        </w:rPr>
+        <w:t>）一致性：</w:t>
+      </w:r>
+      <w:r>
+        <w:rPr>
+          <w:rFonts w:hint="eastAsia"/>
+          <w:color w:val="000000"/>
+        </w:rPr>
+        <w:t xml:space="preserve">Web </w:t>
+      </w:r>
+      <w:r>
+        <w:rPr>
+          <w:rFonts w:hint="eastAsia"/>
+          <w:color w:val="000000"/>
+        </w:rPr>
+        <w:t>端和</w:t>
+      </w:r>
+      <w:r>
+        <w:rPr>
+          <w:rFonts w:hint="eastAsia"/>
+          <w:color w:val="000000"/>
+        </w:rPr>
+        <w:t xml:space="preserve"> Android </w:t>
+      </w:r>
+      <w:r>
+        <w:rPr>
+          <w:rFonts w:hint="eastAsia"/>
+          <w:color w:val="000000"/>
+        </w:rPr>
+        <w:t>端核心业务流程一致，同一账号两端数据同步。</w:t>
+      </w:r>
+    </w:p>
+    <w:p>
+      <w:pPr>
+        <w:rPr>
+          <w:color w:val="000000"/>
+        </w:rPr>
+      </w:pPr>
+    </w:p>
+    <w:p>
+      <w:pPr>
+        <w:rPr>
+          <w:color w:val="000000"/>
+        </w:rPr>
+      </w:pPr>
+      <w:r>
+        <w:rPr>
+          <w:rFonts w:hint="eastAsia"/>
+          <w:color w:val="000000"/>
+        </w:rPr>
+        <w:t xml:space="preserve">1.5 </w:t>
+      </w:r>
+      <w:r>
+        <w:rPr>
+          <w:rFonts w:hint="eastAsia"/>
+          <w:color w:val="000000"/>
+        </w:rPr>
+        <w:t>安全性测试</w:t>
+      </w:r>
+    </w:p>
+    <w:p>
+      <w:pPr>
+        <w:rPr>
           <w:i/>
           <w:iCs/>
           <w:color w:val="000000"/>
@@ -2508,97 +4153,12 @@
           <w:rFonts w:hint="eastAsia"/>
           <w:color w:val="000000"/>
         </w:rPr>
-        <w:t>（</w:t>
-      </w:r>
-      <w:r>
-        <w:rPr>
-          <w:rFonts w:hint="eastAsia"/>
-          <w:color w:val="000000"/>
-        </w:rPr>
-        <w:t>6</w:t>
-      </w:r>
-      <w:r>
-        <w:rPr>
-          <w:rFonts w:hint="eastAsia"/>
-          <w:color w:val="000000"/>
-        </w:rPr>
-        <w:t>）点赞模块：点赞（商品</w:t>
-      </w:r>
-      <w:r>
-        <w:rPr>
-          <w:rFonts w:hint="eastAsia"/>
-          <w:color w:val="000000"/>
-        </w:rPr>
-        <w:t>/</w:t>
-      </w:r>
-      <w:r>
-        <w:rPr>
-          <w:rFonts w:hint="eastAsia"/>
-          <w:color w:val="000000"/>
-        </w:rPr>
-        <w:t>评论</w:t>
-      </w:r>
-      <w:r>
-        <w:rPr>
-          <w:rFonts w:hint="eastAsia"/>
-          <w:color w:val="000000"/>
-        </w:rPr>
-        <w:t>/</w:t>
-      </w:r>
-      <w:r>
-        <w:rPr>
-          <w:rFonts w:hint="eastAsia"/>
-          <w:color w:val="000000"/>
-        </w:rPr>
-        <w:t>猫咪三种类型）、取消点赞（只能取消自己的）、查看我的点赞、重复点赞返回</w:t>
-      </w:r>
-      <w:r>
-        <w:rPr>
-          <w:rFonts w:hint="eastAsia"/>
-          <w:color w:val="000000"/>
-        </w:rPr>
-        <w:t xml:space="preserve"> 409</w:t>
-      </w:r>
-      <w:r>
-        <w:rPr>
-          <w:rFonts w:hint="eastAsia"/>
-          <w:color w:val="000000"/>
-        </w:rPr>
-        <w:t>、各模块列表</w:t>
-      </w:r>
-      <w:r>
-        <w:rPr>
-          <w:rFonts w:hint="eastAsia"/>
-          <w:color w:val="000000"/>
-        </w:rPr>
-        <w:t>/</w:t>
-      </w:r>
-      <w:r>
-        <w:rPr>
-          <w:rFonts w:hint="eastAsia"/>
-          <w:color w:val="000000"/>
-        </w:rPr>
-        <w:t>详情的</w:t>
-      </w:r>
-      <w:r>
-        <w:rPr>
-          <w:rFonts w:hint="eastAsia"/>
-          <w:color w:val="000000"/>
-        </w:rPr>
-        <w:t xml:space="preserve"> likeCount </w:t>
-      </w:r>
-      <w:r>
-        <w:rPr>
-          <w:rFonts w:hint="eastAsia"/>
-          <w:color w:val="000000"/>
-        </w:rPr>
-        <w:t>统计正确。</w:t>
-      </w:r>
-    </w:p>
-    <w:p>
-      <w:pPr>
-        <w:rPr>
-          <w:rFonts w:hint="eastAsia"/>
+        <w:t>验证系统的安全防护措施是否有效。</w:t>
+      </w:r>
+    </w:p>
+    <w:p>
+      <w:pPr>
+        <w:rPr>
           <w:i/>
           <w:iCs/>
           <w:color w:val="000000"/>
@@ -2608,52 +4168,6 @@
     <w:p>
       <w:pPr>
         <w:rPr>
-          <w:rFonts w:hint="eastAsia"/>
-          <w:color w:val="000000"/>
-        </w:rPr>
-      </w:pPr>
-      <w:r>
-        <w:rPr>
-          <w:rFonts w:hint="eastAsia"/>
-          <w:color w:val="000000"/>
-        </w:rPr>
-        <w:t xml:space="preserve">1.2 </w:t>
-      </w:r>
-      <w:r>
-        <w:rPr>
-          <w:rFonts w:hint="eastAsia"/>
-          <w:color w:val="000000"/>
-        </w:rPr>
-        <w:t>健壮性测试</w:t>
-      </w:r>
-    </w:p>
-    <w:p>
-      <w:pPr>
-        <w:rPr>
-          <w:rFonts w:hint="eastAsia"/>
-          <w:color w:val="000000"/>
-        </w:rPr>
-      </w:pPr>
-      <w:r>
-        <w:rPr>
-          <w:rFonts w:hint="eastAsia"/>
-          <w:color w:val="000000"/>
-        </w:rPr>
-        <w:t>验证系统在异常输入和边界条件下的表现。</w:t>
-      </w:r>
-    </w:p>
-    <w:p>
-      <w:pPr>
-        <w:rPr>
-          <w:rFonts w:hint="eastAsia"/>
-          <w:color w:val="000000"/>
-        </w:rPr>
-      </w:pPr>
-    </w:p>
-    <w:p>
-      <w:pPr>
-        <w:rPr>
-          <w:rFonts w:hint="eastAsia"/>
           <w:color w:val="000000"/>
         </w:rPr>
       </w:pPr>
@@ -2668,7 +4182,6 @@
     <w:p>
       <w:pPr>
         <w:rPr>
-          <w:rFonts w:hint="eastAsia"/>
           <w:color w:val="000000"/>
         </w:rPr>
       </w:pPr>
@@ -2691,56 +4204,196 @@
           <w:rFonts w:hint="eastAsia"/>
           <w:color w:val="000000"/>
         </w:rPr>
-        <w:t>）输入校验：必填字段缺失时返回</w:t>
-      </w:r>
-      <w:r>
-        <w:rPr>
-          <w:rFonts w:hint="eastAsia"/>
-          <w:color w:val="000000"/>
-        </w:rPr>
-        <w:t xml:space="preserve"> 422</w:t>
-      </w:r>
-      <w:r>
-        <w:rPr>
-          <w:rFonts w:hint="eastAsia"/>
-          <w:color w:val="000000"/>
-        </w:rPr>
-        <w:t>；字段长度超限时返回</w:t>
-      </w:r>
-      <w:r>
-        <w:rPr>
-          <w:rFonts w:hint="eastAsia"/>
-          <w:color w:val="000000"/>
-        </w:rPr>
-        <w:t xml:space="preserve"> 422</w:t>
-      </w:r>
-      <w:r>
-        <w:rPr>
-          <w:rFonts w:hint="eastAsia"/>
-          <w:color w:val="000000"/>
-        </w:rPr>
-        <w:t>；手机号格式不合法时返回</w:t>
-      </w:r>
-      <w:r>
-        <w:rPr>
-          <w:rFonts w:hint="eastAsia"/>
-          <w:color w:val="000000"/>
-        </w:rPr>
-        <w:t xml:space="preserve"> 422</w:t>
-      </w:r>
-      <w:r>
-        <w:rPr>
-          <w:rFonts w:hint="eastAsia"/>
-          <w:color w:val="000000"/>
-        </w:rPr>
-        <w:t>；生日设为未来日期时返回</w:t>
-      </w:r>
-      <w:r>
-        <w:rPr>
-          <w:rFonts w:hint="eastAsia"/>
-          <w:color w:val="000000"/>
-        </w:rPr>
-        <w:t xml:space="preserve"> 422</w:t>
+        <w:t>）密码安全：数据库</w:t>
+      </w:r>
+      <w:r>
+        <w:rPr>
+          <w:rFonts w:hint="eastAsia"/>
+          <w:color w:val="000000"/>
+        </w:rPr>
+        <w:t xml:space="preserve"> user </w:t>
+      </w:r>
+      <w:r>
+        <w:rPr>
+          <w:rFonts w:hint="eastAsia"/>
+          <w:color w:val="000000"/>
+        </w:rPr>
+        <w:t>表中</w:t>
+      </w:r>
+      <w:r>
+        <w:rPr>
+          <w:rFonts w:hint="eastAsia"/>
+          <w:color w:val="000000"/>
+        </w:rPr>
+        <w:t xml:space="preserve"> userPassword </w:t>
+      </w:r>
+      <w:r>
+        <w:rPr>
+          <w:rFonts w:hint="eastAsia"/>
+          <w:color w:val="000000"/>
+        </w:rPr>
+        <w:t>字段为</w:t>
+      </w:r>
+      <w:r>
+        <w:rPr>
+          <w:rFonts w:hint="eastAsia"/>
+          <w:color w:val="000000"/>
+        </w:rPr>
+        <w:t xml:space="preserve"> bcrypt </w:t>
+      </w:r>
+      <w:r>
+        <w:rPr>
+          <w:rFonts w:hint="eastAsia"/>
+          <w:color w:val="000000"/>
+        </w:rPr>
+        <w:t>密文，无明文存储。</w:t>
+      </w:r>
+    </w:p>
+    <w:p>
+      <w:pPr>
+        <w:rPr>
+          <w:color w:val="000000"/>
+        </w:rPr>
+      </w:pPr>
+      <w:r>
+        <w:rPr>
+          <w:rFonts w:hint="eastAsia"/>
+          <w:color w:val="000000"/>
+        </w:rPr>
+        <w:t>（</w:t>
+      </w:r>
+      <w:r>
+        <w:rPr>
+          <w:rFonts w:hint="eastAsia"/>
+          <w:color w:val="000000"/>
+        </w:rPr>
+        <w:t>2</w:t>
+      </w:r>
+      <w:r>
+        <w:rPr>
+          <w:rFonts w:hint="eastAsia"/>
+          <w:color w:val="000000"/>
+        </w:rPr>
+        <w:t>）认证安全：</w:t>
+      </w:r>
+      <w:r>
+        <w:rPr>
+          <w:rFonts w:hint="eastAsia"/>
+          <w:color w:val="000000"/>
+        </w:rPr>
+        <w:t xml:space="preserve">JWT Token </w:t>
+      </w:r>
+      <w:r>
+        <w:rPr>
+          <w:rFonts w:hint="eastAsia"/>
+          <w:color w:val="000000"/>
+        </w:rPr>
+        <w:t>过期后访问需认证接口返回</w:t>
+      </w:r>
+      <w:r>
+        <w:rPr>
+          <w:rFonts w:hint="eastAsia"/>
+          <w:color w:val="000000"/>
+        </w:rPr>
+        <w:t xml:space="preserve"> 401</w:t>
+      </w:r>
+      <w:r>
+        <w:rPr>
+          <w:rFonts w:hint="eastAsia"/>
+          <w:color w:val="000000"/>
+        </w:rPr>
+        <w:t>；伪造</w:t>
+      </w:r>
+      <w:r>
+        <w:rPr>
+          <w:rFonts w:hint="eastAsia"/>
+          <w:color w:val="000000"/>
+        </w:rPr>
+        <w:t>/</w:t>
+      </w:r>
+      <w:r>
+        <w:rPr>
+          <w:rFonts w:hint="eastAsia"/>
+          <w:color w:val="000000"/>
+        </w:rPr>
+        <w:t>篡改</w:t>
+      </w:r>
+      <w:r>
+        <w:rPr>
+          <w:rFonts w:hint="eastAsia"/>
+          <w:color w:val="000000"/>
+        </w:rPr>
+        <w:t xml:space="preserve"> Token </w:t>
+      </w:r>
+      <w:r>
+        <w:rPr>
+          <w:rFonts w:hint="eastAsia"/>
+          <w:color w:val="000000"/>
+        </w:rPr>
+        <w:t>返回</w:t>
+      </w:r>
+      <w:r>
+        <w:rPr>
+          <w:rFonts w:hint="eastAsia"/>
+          <w:color w:val="000000"/>
+        </w:rPr>
+        <w:t>401</w:t>
+      </w:r>
+      <w:r>
+        <w:rPr>
+          <w:rFonts w:hint="eastAsia"/>
+          <w:color w:val="000000"/>
+        </w:rPr>
+        <w:t>。</w:t>
+      </w:r>
+    </w:p>
+    <w:p>
+      <w:pPr>
+        <w:rPr>
+          <w:color w:val="000000"/>
+        </w:rPr>
+      </w:pPr>
+      <w:r>
+        <w:rPr>
+          <w:rFonts w:hint="eastAsia"/>
+          <w:color w:val="000000"/>
+        </w:rPr>
+        <w:t>（</w:t>
+      </w:r>
+      <w:r>
+        <w:rPr>
+          <w:rFonts w:hint="eastAsia"/>
+          <w:color w:val="000000"/>
+        </w:rPr>
+        <w:t>3</w:t>
+      </w:r>
+      <w:r>
+        <w:rPr>
+          <w:rFonts w:hint="eastAsia"/>
+          <w:color w:val="000000"/>
+        </w:rPr>
+        <w:t>）权限隔离：普通用户</w:t>
+      </w:r>
+      <w:r>
+        <w:rPr>
+          <w:rFonts w:hint="eastAsia"/>
+          <w:color w:val="000000"/>
+        </w:rPr>
+        <w:t xml:space="preserve"> Token </w:t>
+      </w:r>
+      <w:r>
+        <w:rPr>
+          <w:rFonts w:hint="eastAsia"/>
+          <w:color w:val="000000"/>
+        </w:rPr>
+        <w:t>调用管理员接口返回</w:t>
+      </w:r>
+      <w:r>
+        <w:rPr>
+          <w:rFonts w:hint="eastAsia"/>
+          <w:color w:val="000000"/>
+        </w:rPr>
+        <w:t xml:space="preserve"> 403</w:t>
       </w:r>
       <w:r>
         <w:rPr>
@@ -2754,42 +4407,84 @@
           <w:rFonts w:hint="eastAsia"/>
           <w:color w:val="000000"/>
         </w:rPr>
-        <w:t xml:space="preserve">price </w:t>
-      </w:r>
-      <w:r>
-        <w:rPr>
-          <w:rFonts w:hint="eastAsia"/>
-          <w:color w:val="000000"/>
-        </w:rPr>
-        <w:t>为负数或零时返回</w:t>
-      </w:r>
-      <w:r>
-        <w:rPr>
-          <w:rFonts w:hint="eastAsia"/>
-          <w:color w:val="000000"/>
-        </w:rPr>
-        <w:t xml:space="preserve"> 422</w:t>
-      </w:r>
-      <w:r>
-        <w:rPr>
-          <w:rFonts w:hint="eastAsia"/>
-          <w:color w:val="000000"/>
-        </w:rPr>
-        <w:t>。</w:t>
-      </w:r>
-    </w:p>
-    <w:p>
-      <w:pPr>
-        <w:rPr>
-          <w:rFonts w:hint="eastAsia"/>
-          <w:color w:val="000000"/>
-        </w:rPr>
-      </w:pPr>
-      <w:r>
-        <w:rPr>
-          <w:rFonts w:hint="eastAsia"/>
-          <w:color w:val="000000"/>
-        </w:rPr>
+        <w:t xml:space="preserve">A </w:t>
+      </w:r>
+      <w:r>
+        <w:rPr>
+          <w:rFonts w:hint="eastAsia"/>
+          <w:color w:val="000000"/>
+        </w:rPr>
+        <w:t>用户无法操作</w:t>
+      </w:r>
+      <w:r>
+        <w:rPr>
+          <w:rFonts w:hint="eastAsia"/>
+          <w:color w:val="000000"/>
+        </w:rPr>
+        <w:t xml:space="preserve"> B </w:t>
+      </w:r>
+      <w:r>
+        <w:rPr>
+          <w:rFonts w:hint="eastAsia"/>
+          <w:color w:val="000000"/>
+        </w:rPr>
+        <w:t>用的</w:t>
+      </w:r>
+    </w:p>
+    <w:p>
+      <w:pPr>
+        <w:rPr>
+          <w:color w:val="000000"/>
+        </w:rPr>
+      </w:pPr>
+      <w:r>
+        <w:rPr>
+          <w:rFonts w:hint="eastAsia"/>
+          <w:color w:val="000000"/>
+        </w:rPr>
+        <w:t>订单</w:t>
+      </w:r>
+      <w:r>
+        <w:rPr>
+          <w:rFonts w:hint="eastAsia"/>
+          <w:color w:val="000000"/>
+        </w:rPr>
+        <w:t>/</w:t>
+      </w:r>
+      <w:r>
+        <w:rPr>
+          <w:rFonts w:hint="eastAsia"/>
+          <w:color w:val="000000"/>
+        </w:rPr>
+        <w:t>评论</w:t>
+      </w:r>
+      <w:r>
+        <w:rPr>
+          <w:rFonts w:hint="eastAsia"/>
+          <w:color w:val="000000"/>
+        </w:rPr>
+        <w:t>/</w:t>
+      </w:r>
+      <w:r>
+        <w:rPr>
+          <w:rFonts w:hint="eastAsia"/>
+          <w:color w:val="000000"/>
+        </w:rPr>
+        <w:t>点赞。</w:t>
+      </w:r>
+    </w:p>
+    <w:p>
+      <w:pPr>
+        <w:rPr>
+          <w:color w:val="000000"/>
+        </w:rPr>
+      </w:pPr>
+      <w:r>
+        <w:rPr>
+          <w:rFonts w:hint="eastAsia"/>
+          <w:color w:val="000000"/>
+        </w:rPr>
+        <w:lastRenderedPageBreak/>
         <w:t>（</w:t>
       </w:r>
       <w:r>
@@ -2797,6 +4492,315 @@
           <w:rFonts w:hint="eastAsia"/>
           <w:color w:val="000000"/>
         </w:rPr>
+        <w:t>4</w:t>
+      </w:r>
+      <w:r>
+        <w:rPr>
+          <w:rFonts w:hint="eastAsia"/>
+          <w:color w:val="000000"/>
+        </w:rPr>
+        <w:t>）防伪造：评论发表时</w:t>
+      </w:r>
+      <w:r>
+        <w:rPr>
+          <w:rFonts w:hint="eastAsia"/>
+          <w:color w:val="000000"/>
+        </w:rPr>
+        <w:t xml:space="preserve"> userId </w:t>
+      </w:r>
+      <w:r>
+        <w:rPr>
+          <w:rFonts w:hint="eastAsia"/>
+          <w:color w:val="000000"/>
+        </w:rPr>
+        <w:t>从</w:t>
+      </w:r>
+      <w:r>
+        <w:rPr>
+          <w:rFonts w:hint="eastAsia"/>
+          <w:color w:val="000000"/>
+        </w:rPr>
+        <w:t xml:space="preserve"> Token </w:t>
+      </w:r>
+      <w:r>
+        <w:rPr>
+          <w:rFonts w:hint="eastAsia"/>
+          <w:color w:val="000000"/>
+        </w:rPr>
+        <w:t>中获取，客户端无法伪造他人身份发表评论。</w:t>
+      </w:r>
+    </w:p>
+    <w:p>
+      <w:pPr>
+        <w:rPr>
+          <w:color w:val="000000"/>
+        </w:rPr>
+      </w:pPr>
+      <w:r>
+        <w:rPr>
+          <w:rFonts w:hint="eastAsia"/>
+          <w:color w:val="000000"/>
+        </w:rPr>
+        <w:t>（</w:t>
+      </w:r>
+      <w:r>
+        <w:rPr>
+          <w:rFonts w:hint="eastAsia"/>
+          <w:color w:val="000000"/>
+        </w:rPr>
+        <w:t>5</w:t>
+      </w:r>
+      <w:r>
+        <w:rPr>
+          <w:rFonts w:hint="eastAsia"/>
+          <w:color w:val="000000"/>
+        </w:rPr>
+        <w:t>）输入安全：</w:t>
+      </w:r>
+      <w:r>
+        <w:rPr>
+          <w:rFonts w:hint="eastAsia"/>
+          <w:color w:val="000000"/>
+        </w:rPr>
+        <w:t xml:space="preserve">SQL </w:t>
+      </w:r>
+      <w:r>
+        <w:rPr>
+          <w:rFonts w:hint="eastAsia"/>
+          <w:color w:val="000000"/>
+        </w:rPr>
+        <w:t>注入测试（在搜索框输入</w:t>
+      </w:r>
+      <w:r>
+        <w:rPr>
+          <w:rFonts w:hint="eastAsia"/>
+          <w:color w:val="000000"/>
+        </w:rPr>
+        <w:t xml:space="preserve"> ' OR 1=1 --</w:t>
+      </w:r>
+      <w:r>
+        <w:rPr>
+          <w:rFonts w:hint="eastAsia"/>
+          <w:color w:val="000000"/>
+        </w:rPr>
+        <w:t>），</w:t>
+      </w:r>
+      <w:r>
+        <w:rPr>
+          <w:rFonts w:hint="eastAsia"/>
+          <w:color w:val="000000"/>
+        </w:rPr>
+        <w:t xml:space="preserve">ORM </w:t>
+      </w:r>
+      <w:r>
+        <w:rPr>
+          <w:rFonts w:hint="eastAsia"/>
+          <w:color w:val="000000"/>
+        </w:rPr>
+        <w:t>参数化查询应当不受影响。</w:t>
+      </w:r>
+    </w:p>
+    <w:p>
+      <w:pPr>
+        <w:rPr>
+          <w:color w:val="000000"/>
+        </w:rPr>
+      </w:pPr>
+      <w:r>
+        <w:rPr>
+          <w:rFonts w:hint="eastAsia"/>
+          <w:color w:val="000000"/>
+        </w:rPr>
+        <w:t>（</w:t>
+      </w:r>
+      <w:r>
+        <w:rPr>
+          <w:rFonts w:hint="eastAsia"/>
+          <w:color w:val="000000"/>
+        </w:rPr>
+        <w:t>6</w:t>
+      </w:r>
+      <w:r>
+        <w:rPr>
+          <w:rFonts w:hint="eastAsia"/>
+          <w:color w:val="000000"/>
+        </w:rPr>
+        <w:t>）上传权限安全：</w:t>
+      </w:r>
+      <w:r>
+        <w:rPr>
+          <w:rFonts w:hint="eastAsia"/>
+          <w:color w:val="000000"/>
+        </w:rPr>
+        <w:t xml:space="preserve">/api/admin/upload </w:t>
+      </w:r>
+      <w:r>
+        <w:rPr>
+          <w:rFonts w:hint="eastAsia"/>
+          <w:color w:val="000000"/>
+        </w:rPr>
+        <w:t>只能由管理员调用，普通用户和未登录用户不能上传猫咪或商品图片；</w:t>
+      </w:r>
+      <w:r>
+        <w:rPr>
+          <w:rFonts w:hint="eastAsia"/>
+          <w:color w:val="000000"/>
+        </w:rPr>
+        <w:t xml:space="preserve">/api/upload </w:t>
+      </w:r>
+      <w:r>
+        <w:rPr>
+          <w:rFonts w:hint="eastAsia"/>
+          <w:color w:val="000000"/>
+        </w:rPr>
+        <w:t>只能由已登录用户上传头像，不能伪造上传类型。</w:t>
+      </w:r>
+    </w:p>
+    <w:p>
+      <w:pPr>
+        <w:rPr>
+          <w:color w:val="000000"/>
+        </w:rPr>
+      </w:pPr>
+      <w:r>
+        <w:rPr>
+          <w:rFonts w:hint="eastAsia"/>
+          <w:color w:val="000000"/>
+        </w:rPr>
+        <w:t xml:space="preserve">1.6 </w:t>
+      </w:r>
+      <w:r>
+        <w:rPr>
+          <w:rFonts w:hint="eastAsia"/>
+          <w:color w:val="000000"/>
+        </w:rPr>
+        <w:t>安装与部署测试</w:t>
+      </w:r>
+    </w:p>
+    <w:p>
+      <w:pPr>
+        <w:rPr>
+          <w:color w:val="000000"/>
+        </w:rPr>
+      </w:pPr>
+      <w:r>
+        <w:rPr>
+          <w:rFonts w:hint="eastAsia"/>
+          <w:color w:val="000000"/>
+        </w:rPr>
+        <w:t>验证项目是否能在新环境中顺利搭建和运行。</w:t>
+      </w:r>
+    </w:p>
+    <w:p>
+      <w:pPr>
+        <w:rPr>
+          <w:rFonts w:hint="eastAsia"/>
+          <w:color w:val="000000"/>
+        </w:rPr>
+      </w:pPr>
+    </w:p>
+    <w:p>
+      <w:pPr>
+        <w:rPr>
+          <w:color w:val="000000"/>
+        </w:rPr>
+      </w:pPr>
+      <w:r>
+        <w:rPr>
+          <w:rFonts w:hint="eastAsia"/>
+          <w:color w:val="000000"/>
+        </w:rPr>
+        <w:t>测试内容：</w:t>
+      </w:r>
+    </w:p>
+    <w:p>
+      <w:pPr>
+        <w:rPr>
+          <w:color w:val="000000"/>
+        </w:rPr>
+      </w:pPr>
+      <w:r>
+        <w:rPr>
+          <w:rFonts w:hint="eastAsia"/>
+          <w:color w:val="000000"/>
+        </w:rPr>
+        <w:t>（</w:t>
+      </w:r>
+      <w:r>
+        <w:rPr>
+          <w:rFonts w:hint="eastAsia"/>
+          <w:color w:val="000000"/>
+        </w:rPr>
+        <w:t>1</w:t>
+      </w:r>
+      <w:r>
+        <w:rPr>
+          <w:rFonts w:hint="eastAsia"/>
+          <w:color w:val="000000"/>
+        </w:rPr>
+        <w:t>）数据库初始化：在空白</w:t>
+      </w:r>
+      <w:r>
+        <w:rPr>
+          <w:rFonts w:hint="eastAsia"/>
+          <w:color w:val="000000"/>
+        </w:rPr>
+        <w:t xml:space="preserve"> MySQL 8.0 </w:t>
+      </w:r>
+      <w:r>
+        <w:rPr>
+          <w:rFonts w:hint="eastAsia"/>
+          <w:color w:val="000000"/>
+        </w:rPr>
+        <w:t>实例上执行</w:t>
+      </w:r>
+      <w:r>
+        <w:rPr>
+          <w:rFonts w:hint="eastAsia"/>
+          <w:color w:val="000000"/>
+        </w:rPr>
+        <w:t xml:space="preserve"> init.sql</w:t>
+      </w:r>
+      <w:r>
+        <w:rPr>
+          <w:rFonts w:hint="eastAsia"/>
+          <w:color w:val="000000"/>
+        </w:rPr>
+        <w:t>，确认</w:t>
+      </w:r>
+      <w:r>
+        <w:rPr>
+          <w:rFonts w:hint="eastAsia"/>
+          <w:color w:val="000000"/>
+        </w:rPr>
+        <w:t xml:space="preserve"> 6 </w:t>
+      </w:r>
+      <w:r>
+        <w:rPr>
+          <w:rFonts w:hint="eastAsia"/>
+          <w:color w:val="000000"/>
+        </w:rPr>
+        <w:t>张表成功创建，字段类型和约束与设计一致。</w:t>
+      </w:r>
+    </w:p>
+    <w:p>
+      <w:pPr>
+        <w:rPr>
+          <w:color w:val="000000"/>
+        </w:rPr>
+      </w:pPr>
+      <w:r>
+        <w:rPr>
+          <w:rFonts w:hint="eastAsia"/>
+          <w:color w:val="000000"/>
+        </w:rPr>
+        <w:t>（</w:t>
+      </w:r>
+      <w:r>
+        <w:rPr>
+          <w:rFonts w:hint="eastAsia"/>
+          <w:color w:val="000000"/>
+        </w:rPr>
         <w:t>2</w:t>
       </w:r>
       <w:r>
@@ -2804,69 +4808,82 @@
           <w:rFonts w:hint="eastAsia"/>
           <w:color w:val="000000"/>
         </w:rPr>
-        <w:t>）权限校验：未登录访问需认证接口返回</w:t>
-      </w:r>
-      <w:r>
-        <w:rPr>
-          <w:rFonts w:hint="eastAsia"/>
-          <w:color w:val="000000"/>
-        </w:rPr>
-        <w:t xml:space="preserve"> 401</w:t>
-      </w:r>
-      <w:r>
-        <w:rPr>
-          <w:rFonts w:hint="eastAsia"/>
-          <w:color w:val="000000"/>
-        </w:rPr>
-        <w:t>；普通用户访问管理员接口返回</w:t>
-      </w:r>
-      <w:r>
-        <w:rPr>
-          <w:rFonts w:hint="eastAsia"/>
-          <w:color w:val="000000"/>
-        </w:rPr>
-        <w:t xml:space="preserve"> 403</w:t>
-      </w:r>
-      <w:r>
-        <w:rPr>
-          <w:rFonts w:hint="eastAsia"/>
-          <w:color w:val="000000"/>
-        </w:rPr>
-        <w:t>；非作者删除他人评论</w:t>
-      </w:r>
-      <w:r>
-        <w:rPr>
-          <w:rFonts w:hint="eastAsia"/>
-          <w:color w:val="000000"/>
-        </w:rPr>
-        <w:t>/</w:t>
-      </w:r>
-      <w:r>
-        <w:rPr>
-          <w:rFonts w:hint="eastAsia"/>
-          <w:color w:val="000000"/>
-        </w:rPr>
-        <w:t>取消他人点赞返回</w:t>
-      </w:r>
-      <w:r>
-        <w:rPr>
-          <w:rFonts w:hint="eastAsia"/>
-          <w:color w:val="000000"/>
-        </w:rPr>
-        <w:t xml:space="preserve"> 403</w:t>
-      </w:r>
-      <w:r>
-        <w:rPr>
-          <w:rFonts w:hint="eastAsia"/>
-          <w:color w:val="000000"/>
-        </w:rPr>
-        <w:t>。</w:t>
-      </w:r>
-    </w:p>
-    <w:p>
-      <w:pPr>
-        <w:rPr>
-          <w:rFonts w:hint="eastAsia"/>
+        <w:t>）后端启动：复制</w:t>
+      </w:r>
+      <w:r>
+        <w:rPr>
+          <w:rFonts w:hint="eastAsia"/>
+          <w:color w:val="000000"/>
+        </w:rPr>
+        <w:t xml:space="preserve"> .env.example </w:t>
+      </w:r>
+      <w:r>
+        <w:rPr>
+          <w:rFonts w:hint="eastAsia"/>
+          <w:color w:val="000000"/>
+        </w:rPr>
+        <w:t>为</w:t>
+      </w:r>
+      <w:r>
+        <w:rPr>
+          <w:rFonts w:hint="eastAsia"/>
+          <w:color w:val="000000"/>
+        </w:rPr>
+        <w:t xml:space="preserve"> .env</w:t>
+      </w:r>
+      <w:r>
+        <w:rPr>
+          <w:rFonts w:hint="eastAsia"/>
+          <w:color w:val="000000"/>
+        </w:rPr>
+        <w:t>，填入本地数据库连接信息，执行</w:t>
+      </w:r>
+      <w:r>
+        <w:rPr>
+          <w:rFonts w:hint="eastAsia"/>
+          <w:color w:val="000000"/>
+        </w:rPr>
+        <w:t xml:space="preserve"> pip install -r requirements.txt</w:t>
+      </w:r>
+      <w:r>
+        <w:rPr>
+          <w:rFonts w:hint="eastAsia"/>
+          <w:color w:val="000000"/>
+        </w:rPr>
+        <w:t>，启动</w:t>
+      </w:r>
+      <w:r>
+        <w:rPr>
+          <w:rFonts w:hint="eastAsia"/>
+          <w:color w:val="000000"/>
+        </w:rPr>
+        <w:t xml:space="preserve"> uvicorn</w:t>
+      </w:r>
+      <w:r>
+        <w:rPr>
+          <w:rFonts w:hint="eastAsia"/>
+          <w:color w:val="000000"/>
+        </w:rPr>
+        <w:t>，确认</w:t>
+      </w:r>
+      <w:r>
+        <w:rPr>
+          <w:rFonts w:hint="eastAsia"/>
+          <w:color w:val="000000"/>
+        </w:rPr>
+        <w:t xml:space="preserve"> /health </w:t>
+      </w:r>
+      <w:r>
+        <w:rPr>
+          <w:rFonts w:hint="eastAsia"/>
+          <w:color w:val="000000"/>
+        </w:rPr>
+        <w:t>返回正常。</w:t>
+      </w:r>
+    </w:p>
+    <w:p>
+      <w:pPr>
+        <w:rPr>
           <w:color w:val="000000"/>
         </w:rPr>
       </w:pPr>
@@ -2889,97 +4906,40 @@
           <w:rFonts w:hint="eastAsia"/>
           <w:color w:val="000000"/>
         </w:rPr>
-        <w:t>）资源不存在：请求不存在的用户</w:t>
-      </w:r>
-      <w:r>
-        <w:rPr>
-          <w:rFonts w:hint="eastAsia"/>
-          <w:color w:val="000000"/>
-        </w:rPr>
-        <w:t>/</w:t>
-      </w:r>
-      <w:r>
-        <w:rPr>
-          <w:rFonts w:hint="eastAsia"/>
-          <w:color w:val="000000"/>
-        </w:rPr>
-        <w:t>猫咪</w:t>
-      </w:r>
-      <w:r>
-        <w:rPr>
-          <w:rFonts w:hint="eastAsia"/>
-          <w:color w:val="000000"/>
-        </w:rPr>
-        <w:t>/</w:t>
-      </w:r>
-      <w:r>
-        <w:rPr>
-          <w:rFonts w:hint="eastAsia"/>
-          <w:color w:val="000000"/>
-        </w:rPr>
-        <w:t>商品</w:t>
-      </w:r>
-      <w:r>
-        <w:rPr>
-          <w:rFonts w:hint="eastAsia"/>
-          <w:color w:val="000000"/>
-        </w:rPr>
-        <w:t>/</w:t>
-      </w:r>
-      <w:r>
-        <w:rPr>
-          <w:rFonts w:hint="eastAsia"/>
-          <w:color w:val="000000"/>
-        </w:rPr>
-        <w:t>订单</w:t>
-      </w:r>
-      <w:r>
-        <w:rPr>
-          <w:rFonts w:hint="eastAsia"/>
-          <w:color w:val="000000"/>
-        </w:rPr>
-        <w:t>/</w:t>
-      </w:r>
-      <w:r>
-        <w:rPr>
-          <w:rFonts w:hint="eastAsia"/>
-          <w:color w:val="000000"/>
-        </w:rPr>
-        <w:t>评论</w:t>
-      </w:r>
-      <w:r>
-        <w:rPr>
-          <w:rFonts w:hint="eastAsia"/>
-          <w:color w:val="000000"/>
-        </w:rPr>
-        <w:t>/</w:t>
-      </w:r>
-      <w:r>
-        <w:rPr>
-          <w:rFonts w:hint="eastAsia"/>
-          <w:color w:val="000000"/>
-        </w:rPr>
-        <w:t>点赞时返回</w:t>
-      </w:r>
-      <w:r>
-        <w:rPr>
-          <w:rFonts w:hint="eastAsia"/>
-          <w:color w:val="000000"/>
-        </w:rPr>
-        <w:t xml:space="preserve"> 404</w:t>
-      </w:r>
-      <w:r>
-        <w:rPr>
-          <w:rFonts w:hint="eastAsia"/>
-          <w:color w:val="000000"/>
-        </w:rPr>
-        <w:t>。</w:t>
-      </w:r>
-    </w:p>
-    <w:p>
-      <w:pPr>
-        <w:rPr>
-          <w:rFonts w:hint="eastAsia"/>
+        <w:t>）</w:t>
+      </w:r>
+      <w:r>
+        <w:rPr>
+          <w:rFonts w:hint="eastAsia"/>
+          <w:color w:val="000000"/>
+        </w:rPr>
+        <w:t xml:space="preserve">Web </w:t>
+      </w:r>
+      <w:r>
+        <w:rPr>
+          <w:rFonts w:hint="eastAsia"/>
+          <w:color w:val="000000"/>
+        </w:rPr>
+        <w:t>前端启动：</w:t>
+      </w:r>
+      <w:r>
+        <w:rPr>
+          <w:rFonts w:hint="eastAsia"/>
+          <w:color w:val="000000"/>
+        </w:rPr>
+        <w:t>npm install + npm run dev</w:t>
+      </w:r>
+      <w:r>
+        <w:rPr>
+          <w:rFonts w:hint="eastAsia"/>
+          <w:color w:val="000000"/>
+        </w:rPr>
+        <w:t>，确认页面可正常访问。</w:t>
+      </w:r>
+    </w:p>
+    <w:p>
+      <w:pPr>
+        <w:rPr>
           <w:color w:val="000000"/>
         </w:rPr>
       </w:pPr>
@@ -3002,71 +4962,63 @@
           <w:rFonts w:hint="eastAsia"/>
           <w:color w:val="000000"/>
         </w:rPr>
-        <w:t>）业务规则冲突：重复注册已存在的用户名返回</w:t>
-      </w:r>
-      <w:r>
-        <w:rPr>
-          <w:rFonts w:hint="eastAsia"/>
-          <w:color w:val="000000"/>
-        </w:rPr>
-        <w:t xml:space="preserve"> 422</w:t>
-      </w:r>
-      <w:r>
-        <w:rPr>
-          <w:rFonts w:hint="eastAsia"/>
-          <w:color w:val="000000"/>
-        </w:rPr>
-        <w:t>；重复点赞返回</w:t>
-      </w:r>
-      <w:r>
-        <w:rPr>
-          <w:rFonts w:hint="eastAsia"/>
-          <w:color w:val="000000"/>
-        </w:rPr>
-        <w:t xml:space="preserve"> 409</w:t>
-      </w:r>
-      <w:r>
-        <w:rPr>
-          <w:rFonts w:hint="eastAsia"/>
-          <w:color w:val="000000"/>
-        </w:rPr>
-        <w:t>；订单状态</w:t>
-      </w:r>
-      <w:r>
-        <w:rPr>
-          <w:rFonts w:hint="eastAsia"/>
-          <w:color w:val="000000"/>
-        </w:rPr>
-        <w:lastRenderedPageBreak/>
-        <w:t>不允许当前操作时返回</w:t>
-      </w:r>
-      <w:r>
-        <w:rPr>
-          <w:rFonts w:hint="eastAsia"/>
-          <w:color w:val="000000"/>
-        </w:rPr>
-        <w:t xml:space="preserve"> 400</w:t>
-      </w:r>
-      <w:r>
-        <w:rPr>
-          <w:rFonts w:hint="eastAsia"/>
-          <w:color w:val="000000"/>
-        </w:rPr>
-        <w:t>；存在未完成订单时注销账户返回</w:t>
-      </w:r>
-      <w:r>
-        <w:rPr>
-          <w:rFonts w:hint="eastAsia"/>
-          <w:color w:val="000000"/>
-        </w:rPr>
-        <w:t xml:space="preserve"> 400</w:t>
-      </w:r>
-      <w:r>
-        <w:rPr>
-          <w:rFonts w:hint="eastAsia"/>
-          <w:color w:val="000000"/>
-        </w:rPr>
-        <w:t>。</w:t>
+        <w:t>）</w:t>
+      </w:r>
+      <w:r>
+        <w:rPr>
+          <w:rFonts w:hint="eastAsia"/>
+          <w:color w:val="000000"/>
+        </w:rPr>
+        <w:t xml:space="preserve">Android </w:t>
+      </w:r>
+      <w:r>
+        <w:rPr>
+          <w:rFonts w:hint="eastAsia"/>
+          <w:color w:val="000000"/>
+        </w:rPr>
+        <w:t>编译：使用</w:t>
+      </w:r>
+      <w:r>
+        <w:rPr>
+          <w:rFonts w:hint="eastAsia"/>
+          <w:color w:val="000000"/>
+        </w:rPr>
+        <w:t xml:space="preserve"> Android Studio </w:t>
+      </w:r>
+      <w:r>
+        <w:rPr>
+          <w:rFonts w:hint="eastAsia"/>
+          <w:color w:val="000000"/>
+        </w:rPr>
+        <w:t>打开</w:t>
+      </w:r>
+      <w:r>
+        <w:rPr>
+          <w:rFonts w:hint="eastAsia"/>
+          <w:color w:val="000000"/>
+        </w:rPr>
+        <w:t xml:space="preserve"> android/ </w:t>
+      </w:r>
+      <w:r>
+        <w:rPr>
+          <w:rFonts w:hint="eastAsia"/>
+          <w:color w:val="000000"/>
+        </w:rPr>
+        <w:t>项目，</w:t>
+      </w:r>
+      <w:r>
+        <w:rPr>
+          <w:rFonts w:hint="eastAsia"/>
+          <w:color w:val="000000"/>
+        </w:rPr>
+        <w:t xml:space="preserve">Gradle </w:t>
+      </w:r>
+      <w:r>
+        <w:rPr>
+          <w:rFonts w:hint="eastAsia"/>
+          <w:color w:val="000000"/>
+        </w:rPr>
+        <w:t>同步通过，可在模拟器上运行。</w:t>
       </w:r>
     </w:p>
     <w:p>
@@ -3095,1617 +5047,112 @@
           <w:rFonts w:hint="eastAsia"/>
           <w:color w:val="000000"/>
         </w:rPr>
-        <w:t>）数据库故障：</w:t>
-      </w:r>
-      <w:r>
-        <w:rPr>
-          <w:rFonts w:hint="eastAsia"/>
-          <w:color w:val="000000"/>
-        </w:rPr>
-        <w:t xml:space="preserve">MySQL </w:t>
-      </w:r>
-      <w:r>
-        <w:rPr>
-          <w:rFonts w:hint="eastAsia"/>
-          <w:color w:val="000000"/>
-        </w:rPr>
-        <w:t>未启动时后端返回</w:t>
-      </w:r>
-      <w:r>
-        <w:rPr>
-          <w:rFonts w:hint="eastAsia"/>
-          <w:color w:val="000000"/>
-        </w:rPr>
-        <w:t xml:space="preserve"> 500</w:t>
-      </w:r>
-      <w:r>
-        <w:rPr>
-          <w:rFonts w:hint="eastAsia"/>
-          <w:color w:val="000000"/>
-        </w:rPr>
-        <w:t>，不应崩溃。</w:t>
-      </w:r>
-    </w:p>
-    <w:p>
-      <w:pPr>
-        <w:rPr>
-          <w:rFonts w:hint="eastAsia"/>
-          <w:color w:val="000000"/>
-        </w:rPr>
-      </w:pPr>
-      <w:r>
-        <w:rPr>
-          <w:rFonts w:hint="eastAsia"/>
-          <w:color w:val="000000"/>
-        </w:rPr>
-        <w:t>（</w:t>
-      </w:r>
-      <w:r>
-        <w:rPr>
-          <w:rFonts w:hint="eastAsia"/>
-          <w:color w:val="000000"/>
-        </w:rPr>
-        <w:t>6</w:t>
-      </w:r>
-      <w:r>
-        <w:rPr>
-          <w:rFonts w:hint="eastAsia"/>
-          <w:color w:val="000000"/>
-        </w:rPr>
-        <w:t>）软引用清理：删除猫咪时，其关联的点赞、评论、评论上的点赞全部清理；删除商品时同上；删除评论时清理关联点赞；注销用户时清理其全部关联数据。</w:t>
-      </w:r>
-    </w:p>
-    <w:p>
-      <w:pPr>
-        <w:rPr>
-          <w:rFonts w:hint="eastAsia"/>
-          <w:color w:val="000000"/>
-        </w:rPr>
-      </w:pPr>
-    </w:p>
-    <w:p>
-      <w:pPr>
-        <w:rPr>
-          <w:rFonts w:hint="eastAsia"/>
-          <w:color w:val="000000"/>
-        </w:rPr>
-      </w:pPr>
-      <w:r>
-        <w:rPr>
-          <w:rFonts w:hint="eastAsia"/>
-          <w:color w:val="000000"/>
-        </w:rPr>
-        <w:t xml:space="preserve">1.3 </w:t>
-      </w:r>
-      <w:r>
-        <w:rPr>
-          <w:rFonts w:hint="eastAsia"/>
-          <w:color w:val="000000"/>
-        </w:rPr>
-        <w:t>性能测试</w:t>
-      </w:r>
-    </w:p>
-    <w:p>
-      <w:pPr>
-        <w:rPr>
-          <w:rFonts w:hint="eastAsia"/>
-          <w:color w:val="000000"/>
-        </w:rPr>
-      </w:pPr>
-      <w:r>
-        <w:rPr>
-          <w:rFonts w:hint="eastAsia"/>
-          <w:color w:val="000000"/>
-        </w:rPr>
-        <w:t>验证关键接口的响应时间是否满足需求规格中定义的指标。</w:t>
-      </w:r>
-    </w:p>
-    <w:p>
-      <w:pPr>
-        <w:rPr>
-          <w:rFonts w:hint="eastAsia"/>
-          <w:color w:val="000000"/>
-        </w:rPr>
-      </w:pPr>
-    </w:p>
-    <w:p>
-      <w:pPr>
-        <w:rPr>
-          <w:rFonts w:hint="eastAsia"/>
-          <w:color w:val="000000"/>
-        </w:rPr>
-      </w:pPr>
-      <w:r>
-        <w:rPr>
-          <w:rFonts w:hint="eastAsia"/>
-          <w:color w:val="000000"/>
-        </w:rPr>
-        <w:t>测试内容：</w:t>
-      </w:r>
-    </w:p>
-    <w:p>
-      <w:pPr>
-        <w:rPr>
-          <w:rFonts w:hint="eastAsia"/>
-          <w:color w:val="000000"/>
-        </w:rPr>
-      </w:pPr>
-      <w:r>
-        <w:rPr>
-          <w:rFonts w:hint="eastAsia"/>
-          <w:color w:val="000000"/>
-        </w:rPr>
-        <w:t>（</w:t>
-      </w:r>
-      <w:r>
-        <w:rPr>
-          <w:rFonts w:hint="eastAsia"/>
-          <w:color w:val="000000"/>
-        </w:rPr>
-        <w:t>1</w:t>
-      </w:r>
-      <w:r>
-        <w:rPr>
-          <w:rFonts w:hint="eastAsia"/>
-          <w:color w:val="000000"/>
-        </w:rPr>
-        <w:t>）服务器响应时间：</w:t>
-      </w:r>
-      <w:r>
-        <w:rPr>
-          <w:rFonts w:hint="eastAsia"/>
-          <w:color w:val="000000"/>
-        </w:rPr>
-        <w:t xml:space="preserve">/health </w:t>
-      </w:r>
-      <w:r>
-        <w:rPr>
-          <w:rFonts w:hint="eastAsia"/>
-          <w:color w:val="000000"/>
-        </w:rPr>
-        <w:t>接口</w:t>
-      </w:r>
-      <w:r>
-        <w:rPr>
-          <w:rFonts w:hint="eastAsia"/>
-          <w:color w:val="000000"/>
-        </w:rPr>
-        <w:t xml:space="preserve"> &lt; 1.5 </w:t>
-      </w:r>
-      <w:r>
-        <w:rPr>
-          <w:rFonts w:hint="eastAsia"/>
-          <w:color w:val="000000"/>
-        </w:rPr>
-        <w:t>秒。</w:t>
-      </w:r>
-    </w:p>
-    <w:p>
-      <w:pPr>
-        <w:rPr>
-          <w:rFonts w:hint="eastAsia"/>
-          <w:color w:val="000000"/>
-        </w:rPr>
-      </w:pPr>
-      <w:r>
-        <w:rPr>
-          <w:rFonts w:hint="eastAsia"/>
-          <w:color w:val="000000"/>
-        </w:rPr>
-        <w:t>（</w:t>
-      </w:r>
-      <w:r>
-        <w:rPr>
-          <w:rFonts w:hint="eastAsia"/>
-          <w:color w:val="000000"/>
-        </w:rPr>
-        <w:t>2</w:t>
-      </w:r>
-      <w:r>
-        <w:rPr>
-          <w:rFonts w:hint="eastAsia"/>
-          <w:color w:val="000000"/>
-        </w:rPr>
-        <w:t>）注册信息处理时间：</w:t>
-      </w:r>
-      <w:r>
-        <w:rPr>
-          <w:rFonts w:hint="eastAsia"/>
-          <w:color w:val="000000"/>
-        </w:rPr>
-        <w:t xml:space="preserve">POST /api/register &lt; 2 </w:t>
-      </w:r>
-      <w:r>
-        <w:rPr>
-          <w:rFonts w:hint="eastAsia"/>
-          <w:color w:val="000000"/>
-        </w:rPr>
-        <w:t>秒。</w:t>
-      </w:r>
-    </w:p>
-    <w:p>
-      <w:pPr>
-        <w:rPr>
-          <w:rFonts w:hint="eastAsia"/>
-          <w:color w:val="000000"/>
-        </w:rPr>
-      </w:pPr>
-      <w:r>
-        <w:rPr>
-          <w:rFonts w:hint="eastAsia"/>
-          <w:color w:val="000000"/>
-        </w:rPr>
-        <w:t>（</w:t>
-      </w:r>
-      <w:r>
-        <w:rPr>
-          <w:rFonts w:hint="eastAsia"/>
-          <w:color w:val="000000"/>
-        </w:rPr>
-        <w:t>3</w:t>
-      </w:r>
-      <w:r>
-        <w:rPr>
-          <w:rFonts w:hint="eastAsia"/>
-          <w:color w:val="000000"/>
-        </w:rPr>
-        <w:t>）账户登录响应时间：</w:t>
-      </w:r>
-      <w:r>
-        <w:rPr>
-          <w:rFonts w:hint="eastAsia"/>
-          <w:color w:val="000000"/>
-        </w:rPr>
-        <w:t xml:space="preserve">POST /api/login &lt; 1 </w:t>
-      </w:r>
-      <w:r>
-        <w:rPr>
-          <w:rFonts w:hint="eastAsia"/>
-          <w:color w:val="000000"/>
-        </w:rPr>
-        <w:t>秒。</w:t>
-      </w:r>
-    </w:p>
-    <w:p>
-      <w:pPr>
-        <w:rPr>
-          <w:rFonts w:hint="eastAsia"/>
-          <w:color w:val="000000"/>
-        </w:rPr>
-      </w:pPr>
-      <w:r>
-        <w:rPr>
-          <w:rFonts w:hint="eastAsia"/>
-          <w:color w:val="000000"/>
-        </w:rPr>
-        <w:t>（</w:t>
-      </w:r>
-      <w:r>
-        <w:rPr>
-          <w:rFonts w:hint="eastAsia"/>
-          <w:color w:val="000000"/>
-        </w:rPr>
-        <w:t>4</w:t>
-      </w:r>
-      <w:r>
-        <w:rPr>
-          <w:rFonts w:hint="eastAsia"/>
-          <w:color w:val="000000"/>
-        </w:rPr>
-        <w:t>）各查询接口（猫咪列表、商品列表、订单列表、评论列表、点赞列表）处理时间均</w:t>
-      </w:r>
-      <w:r>
-        <w:rPr>
-          <w:rFonts w:hint="eastAsia"/>
-          <w:color w:val="000000"/>
-        </w:rPr>
-        <w:t xml:space="preserve"> &lt; 1 </w:t>
-      </w:r>
-      <w:r>
-        <w:rPr>
-          <w:rFonts w:hint="eastAsia"/>
-          <w:color w:val="000000"/>
-        </w:rPr>
-        <w:t>秒（单机，数据量</w:t>
-      </w:r>
-      <w:r>
-        <w:rPr>
-          <w:rFonts w:hint="eastAsia"/>
-          <w:color w:val="000000"/>
-        </w:rPr>
-        <w:t xml:space="preserve"> 500 </w:t>
-      </w:r>
-      <w:r>
-        <w:rPr>
-          <w:rFonts w:hint="eastAsia"/>
-          <w:color w:val="000000"/>
-        </w:rPr>
-        <w:t>条以内）。</w:t>
-      </w:r>
-    </w:p>
-    <w:p>
-      <w:pPr>
-        <w:rPr>
-          <w:rFonts w:hint="eastAsia"/>
-          <w:color w:val="000000"/>
-        </w:rPr>
-      </w:pPr>
-      <w:r>
-        <w:rPr>
-          <w:rFonts w:hint="eastAsia"/>
-          <w:color w:val="000000"/>
-        </w:rPr>
-        <w:t>（</w:t>
-      </w:r>
-      <w:r>
-        <w:rPr>
-          <w:rFonts w:hint="eastAsia"/>
-          <w:color w:val="000000"/>
-        </w:rPr>
-        <w:t>5</w:t>
-      </w:r>
-      <w:r>
-        <w:rPr>
-          <w:rFonts w:hint="eastAsia"/>
-          <w:color w:val="000000"/>
-        </w:rPr>
-        <w:t>）下单接口</w:t>
-      </w:r>
-      <w:r>
-        <w:rPr>
-          <w:rFonts w:hint="eastAsia"/>
-          <w:color w:val="000000"/>
-        </w:rPr>
-        <w:t xml:space="preserve"> POST /api/orders</w:t>
-      </w:r>
-      <w:r>
-        <w:rPr>
-          <w:rFonts w:hint="eastAsia"/>
-          <w:color w:val="000000"/>
-        </w:rPr>
-        <w:t>（含库存扣减）</w:t>
-      </w:r>
-      <w:r>
-        <w:rPr>
-          <w:rFonts w:hint="eastAsia"/>
-          <w:color w:val="000000"/>
-        </w:rPr>
-        <w:t xml:space="preserve">&lt; 1 </w:t>
-      </w:r>
-      <w:r>
-        <w:rPr>
-          <w:rFonts w:hint="eastAsia"/>
-          <w:color w:val="000000"/>
-        </w:rPr>
-        <w:t>秒。</w:t>
-      </w:r>
-    </w:p>
-    <w:p>
-      <w:pPr>
-        <w:rPr>
-          <w:rFonts w:hint="eastAsia"/>
-          <w:color w:val="000000"/>
-        </w:rPr>
-      </w:pPr>
-    </w:p>
-    <w:p>
-      <w:pPr>
-        <w:rPr>
-          <w:rFonts w:hint="eastAsia"/>
-          <w:color w:val="000000"/>
-        </w:rPr>
-      </w:pPr>
-      <w:r>
-        <w:rPr>
-          <w:rFonts w:hint="eastAsia"/>
-          <w:color w:val="000000"/>
-        </w:rPr>
-        <w:t>测试方法：使用</w:t>
-      </w:r>
-      <w:r>
-        <w:rPr>
-          <w:rFonts w:hint="eastAsia"/>
-          <w:color w:val="000000"/>
-        </w:rPr>
-        <w:t xml:space="preserve"> curl </w:t>
-      </w:r>
-      <w:r>
-        <w:rPr>
-          <w:rFonts w:hint="eastAsia"/>
-          <w:color w:val="000000"/>
-        </w:rPr>
-        <w:t>命令配合</w:t>
-      </w:r>
-      <w:r>
-        <w:rPr>
-          <w:rFonts w:hint="eastAsia"/>
-          <w:color w:val="000000"/>
-        </w:rPr>
-        <w:t xml:space="preserve"> time </w:t>
-      </w:r>
-      <w:r>
-        <w:rPr>
-          <w:rFonts w:hint="eastAsia"/>
-          <w:color w:val="000000"/>
-        </w:rPr>
-        <w:t>测量，或浏览器开发者工具</w:t>
-      </w:r>
-      <w:r>
-        <w:rPr>
-          <w:rFonts w:hint="eastAsia"/>
-          <w:color w:val="000000"/>
-        </w:rPr>
-        <w:t xml:space="preserve"> Network </w:t>
-      </w:r>
-      <w:r>
-        <w:rPr>
-          <w:rFonts w:hint="eastAsia"/>
-          <w:color w:val="000000"/>
-        </w:rPr>
-        <w:t>面板记录各请求的耗时。</w:t>
-      </w:r>
-    </w:p>
-    <w:p>
-      <w:pPr>
-        <w:rPr>
-          <w:rFonts w:hint="eastAsia"/>
-          <w:color w:val="000000"/>
-        </w:rPr>
-      </w:pPr>
-    </w:p>
-    <w:p>
-      <w:pPr>
-        <w:rPr>
-          <w:rFonts w:hint="eastAsia"/>
-          <w:color w:val="000000"/>
-        </w:rPr>
-      </w:pPr>
-      <w:r>
-        <w:rPr>
-          <w:rFonts w:hint="eastAsia"/>
-          <w:color w:val="000000"/>
-        </w:rPr>
-        <w:t xml:space="preserve">1.4 </w:t>
-      </w:r>
-      <w:r>
-        <w:rPr>
-          <w:rFonts w:hint="eastAsia"/>
-          <w:color w:val="000000"/>
-        </w:rPr>
-        <w:t>用户界面测试</w:t>
-      </w:r>
-    </w:p>
-    <w:p>
-      <w:pPr>
-        <w:rPr>
-          <w:rFonts w:hint="eastAsia"/>
-          <w:color w:val="000000"/>
-        </w:rPr>
-      </w:pPr>
-      <w:r>
-        <w:rPr>
-          <w:rFonts w:hint="eastAsia"/>
-          <w:color w:val="000000"/>
-        </w:rPr>
-        <w:t>验证</w:t>
-      </w:r>
-      <w:r>
-        <w:rPr>
-          <w:rFonts w:hint="eastAsia"/>
-          <w:color w:val="000000"/>
-        </w:rPr>
-        <w:t xml:space="preserve"> Web </w:t>
-      </w:r>
-      <w:r>
-        <w:rPr>
-          <w:rFonts w:hint="eastAsia"/>
-          <w:color w:val="000000"/>
-        </w:rPr>
-        <w:t>端和</w:t>
-      </w:r>
-      <w:r>
-        <w:rPr>
-          <w:rFonts w:hint="eastAsia"/>
-          <w:color w:val="000000"/>
-        </w:rPr>
-        <w:t xml:space="preserve"> Android </w:t>
-      </w:r>
-      <w:r>
-        <w:rPr>
-          <w:rFonts w:hint="eastAsia"/>
-          <w:color w:val="000000"/>
-        </w:rPr>
-        <w:t>端的界面是否满足易用性和一致性要求。</w:t>
-      </w:r>
-    </w:p>
-    <w:p>
-      <w:pPr>
-        <w:rPr>
-          <w:rFonts w:hint="eastAsia"/>
-          <w:color w:val="000000"/>
-        </w:rPr>
-      </w:pPr>
-    </w:p>
-    <w:p>
-      <w:pPr>
-        <w:rPr>
-          <w:rFonts w:hint="eastAsia"/>
-          <w:color w:val="000000"/>
-        </w:rPr>
-      </w:pPr>
-      <w:r>
-        <w:rPr>
-          <w:rFonts w:hint="eastAsia"/>
-          <w:color w:val="000000"/>
-        </w:rPr>
-        <w:t>测试内容：</w:t>
-      </w:r>
-    </w:p>
-    <w:p>
-      <w:pPr>
-        <w:rPr>
-          <w:rFonts w:hint="eastAsia"/>
-          <w:color w:val="000000"/>
-        </w:rPr>
-      </w:pPr>
-      <w:r>
-        <w:rPr>
-          <w:rFonts w:hint="eastAsia"/>
-          <w:color w:val="000000"/>
-        </w:rPr>
-        <w:t>（</w:t>
-      </w:r>
-      <w:r>
-        <w:rPr>
-          <w:rFonts w:hint="eastAsia"/>
-          <w:color w:val="000000"/>
-        </w:rPr>
-        <w:t>1</w:t>
-      </w:r>
-      <w:r>
-        <w:rPr>
-          <w:rFonts w:hint="eastAsia"/>
-          <w:color w:val="000000"/>
-        </w:rPr>
-        <w:t>）</w:t>
-      </w:r>
-      <w:r>
-        <w:rPr>
-          <w:rFonts w:hint="eastAsia"/>
-          <w:color w:val="000000"/>
-        </w:rPr>
-        <w:t xml:space="preserve">Web </w:t>
-      </w:r>
-      <w:r>
-        <w:rPr>
-          <w:rFonts w:hint="eastAsia"/>
-          <w:color w:val="000000"/>
-        </w:rPr>
-        <w:t>端：页面布局正常、表单验证提示正确、弹窗交互正常、分页翻页正常、搜索筛选功能正常、红心点赞状态切换正确、头像显示正常、图片加载失败时显示占位图、淡橙色主题统一生效。</w:t>
-      </w:r>
-    </w:p>
-    <w:p>
-      <w:pPr>
-        <w:rPr>
-          <w:rFonts w:hint="eastAsia"/>
-          <w:color w:val="000000"/>
-        </w:rPr>
-      </w:pPr>
-      <w:r>
-        <w:rPr>
-          <w:rFonts w:hint="eastAsia"/>
-          <w:color w:val="000000"/>
-        </w:rPr>
-        <w:t>（</w:t>
-      </w:r>
-      <w:r>
-        <w:rPr>
-          <w:rFonts w:hint="eastAsia"/>
-          <w:color w:val="000000"/>
-        </w:rPr>
-        <w:t>2</w:t>
-      </w:r>
-      <w:r>
-        <w:rPr>
-          <w:rFonts w:hint="eastAsia"/>
-          <w:color w:val="000000"/>
-        </w:rPr>
-        <w:t>）</w:t>
-      </w:r>
-      <w:r>
-        <w:rPr>
-          <w:rFonts w:hint="eastAsia"/>
-          <w:color w:val="000000"/>
-        </w:rPr>
-        <w:t xml:space="preserve">Android </w:t>
-      </w:r>
-      <w:r>
-        <w:rPr>
-          <w:rFonts w:hint="eastAsia"/>
-          <w:color w:val="000000"/>
-        </w:rPr>
-        <w:t>端：页面布局适配手机屏幕、</w:t>
-      </w:r>
-      <w:r>
-        <w:rPr>
-          <w:rFonts w:hint="eastAsia"/>
-          <w:color w:val="000000"/>
-        </w:rPr>
-        <w:t xml:space="preserve">RecyclerView </w:t>
-      </w:r>
-      <w:r>
-        <w:rPr>
-          <w:rFonts w:hint="eastAsia"/>
-          <w:color w:val="000000"/>
-        </w:rPr>
-        <w:t>列表滚动流畅、点赞按钮状态切换正确、购物车交互正常、登录跳转逻辑正确。</w:t>
-      </w:r>
-    </w:p>
-    <w:p>
-      <w:pPr>
-        <w:rPr>
-          <w:rFonts w:hint="eastAsia"/>
-          <w:color w:val="000000"/>
-        </w:rPr>
-      </w:pPr>
-      <w:r>
-        <w:rPr>
-          <w:rFonts w:hint="eastAsia"/>
-          <w:color w:val="000000"/>
-        </w:rPr>
-        <w:t>（</w:t>
-      </w:r>
-      <w:r>
-        <w:rPr>
-          <w:rFonts w:hint="eastAsia"/>
-          <w:color w:val="000000"/>
-        </w:rPr>
-        <w:t>3</w:t>
-      </w:r>
-      <w:r>
-        <w:rPr>
-          <w:rFonts w:hint="eastAsia"/>
-          <w:color w:val="000000"/>
-        </w:rPr>
-        <w:t>）一致性：</w:t>
-      </w:r>
-      <w:r>
-        <w:rPr>
-          <w:rFonts w:hint="eastAsia"/>
-          <w:color w:val="000000"/>
-        </w:rPr>
-        <w:t xml:space="preserve">Web </w:t>
-      </w:r>
-      <w:r>
-        <w:rPr>
-          <w:rFonts w:hint="eastAsia"/>
-          <w:color w:val="000000"/>
-        </w:rPr>
-        <w:t>端和</w:t>
-      </w:r>
-      <w:r>
-        <w:rPr>
-          <w:rFonts w:hint="eastAsia"/>
-          <w:color w:val="000000"/>
-        </w:rPr>
-        <w:t xml:space="preserve"> Android </w:t>
-      </w:r>
-      <w:r>
-        <w:rPr>
-          <w:rFonts w:hint="eastAsia"/>
-          <w:color w:val="000000"/>
-        </w:rPr>
-        <w:t>端核心业务流程一致，同一账号两端数据同步。</w:t>
-      </w:r>
-    </w:p>
-    <w:p>
-      <w:pPr>
-        <w:rPr>
-          <w:rFonts w:hint="eastAsia"/>
-          <w:color w:val="000000"/>
-        </w:rPr>
-      </w:pPr>
-    </w:p>
-    <w:p>
-      <w:pPr>
-        <w:rPr>
-          <w:rFonts w:hint="eastAsia"/>
-          <w:color w:val="000000"/>
-        </w:rPr>
-      </w:pPr>
-      <w:r>
-        <w:rPr>
-          <w:rFonts w:hint="eastAsia"/>
-          <w:color w:val="000000"/>
-        </w:rPr>
-        <w:t xml:space="preserve">1.5 </w:t>
-      </w:r>
-      <w:r>
-        <w:rPr>
-          <w:rFonts w:hint="eastAsia"/>
-          <w:color w:val="000000"/>
-        </w:rPr>
-        <w:t>安全性测试</w:t>
-      </w:r>
-    </w:p>
-    <w:p>
-      <w:pPr>
-        <w:rPr>
-          <w:rFonts w:hint="eastAsia"/>
-          <w:i/>
-          <w:iCs/>
-          <w:color w:val="000000"/>
-        </w:rPr>
-      </w:pPr>
-      <w:r>
-        <w:rPr>
-          <w:rFonts w:hint="eastAsia"/>
-          <w:color w:val="000000"/>
-        </w:rPr>
-        <w:t>验证系统的安全防护措施是否有效。</w:t>
-      </w:r>
-    </w:p>
-    <w:p>
-      <w:pPr>
-        <w:rPr>
-          <w:rFonts w:hint="eastAsia"/>
-          <w:i/>
-          <w:iCs/>
-          <w:color w:val="000000"/>
-        </w:rPr>
-      </w:pPr>
-    </w:p>
-    <w:p>
-      <w:pPr>
-        <w:rPr>
-          <w:rFonts w:hint="eastAsia"/>
-          <w:color w:val="000000"/>
-        </w:rPr>
-      </w:pPr>
-      <w:r>
-        <w:rPr>
-          <w:rFonts w:hint="eastAsia"/>
-          <w:color w:val="000000"/>
-        </w:rPr>
-        <w:t>测试内容：</w:t>
-      </w:r>
-    </w:p>
-    <w:p>
-      <w:pPr>
-        <w:rPr>
-          <w:rFonts w:hint="eastAsia"/>
-          <w:color w:val="000000"/>
-        </w:rPr>
-      </w:pPr>
-      <w:r>
-        <w:rPr>
-          <w:rFonts w:hint="eastAsia"/>
-          <w:color w:val="000000"/>
-        </w:rPr>
-        <w:t>（</w:t>
-      </w:r>
-      <w:r>
-        <w:rPr>
-          <w:rFonts w:hint="eastAsia"/>
-          <w:color w:val="000000"/>
-        </w:rPr>
-        <w:t>1</w:t>
-      </w:r>
-      <w:r>
-        <w:rPr>
-          <w:rFonts w:hint="eastAsia"/>
-          <w:color w:val="000000"/>
-        </w:rPr>
-        <w:t>）密码安全：数据库</w:t>
-      </w:r>
-      <w:r>
-        <w:rPr>
-          <w:rFonts w:hint="eastAsia"/>
-          <w:color w:val="000000"/>
-        </w:rPr>
-        <w:t xml:space="preserve"> user </w:t>
-      </w:r>
-      <w:r>
-        <w:rPr>
-          <w:rFonts w:hint="eastAsia"/>
-          <w:color w:val="000000"/>
-        </w:rPr>
-        <w:t>表中</w:t>
-      </w:r>
-      <w:r>
-        <w:rPr>
-          <w:rFonts w:hint="eastAsia"/>
-          <w:color w:val="000000"/>
-        </w:rPr>
-        <w:t xml:space="preserve"> userPassword </w:t>
-      </w:r>
-      <w:r>
-        <w:rPr>
-          <w:rFonts w:hint="eastAsia"/>
-          <w:color w:val="000000"/>
-        </w:rPr>
-        <w:t>字段为</w:t>
-      </w:r>
-      <w:r>
-        <w:rPr>
-          <w:rFonts w:hint="eastAsia"/>
-          <w:color w:val="000000"/>
-        </w:rPr>
-        <w:t xml:space="preserve"> bcrypt </w:t>
-      </w:r>
-      <w:r>
-        <w:rPr>
-          <w:rFonts w:hint="eastAsia"/>
-          <w:color w:val="000000"/>
-        </w:rPr>
-        <w:t>密文，无明文存储。</w:t>
-      </w:r>
-    </w:p>
-    <w:p>
-      <w:pPr>
-        <w:rPr>
-          <w:rFonts w:hint="eastAsia"/>
-          <w:color w:val="000000"/>
-        </w:rPr>
-      </w:pPr>
-      <w:r>
-        <w:rPr>
-          <w:rFonts w:hint="eastAsia"/>
-          <w:color w:val="000000"/>
-        </w:rPr>
-        <w:t>（</w:t>
-      </w:r>
-      <w:r>
-        <w:rPr>
-          <w:rFonts w:hint="eastAsia"/>
-          <w:color w:val="000000"/>
-        </w:rPr>
-        <w:t>2</w:t>
-      </w:r>
-      <w:r>
-        <w:rPr>
-          <w:rFonts w:hint="eastAsia"/>
-          <w:color w:val="000000"/>
-        </w:rPr>
-        <w:t>）认证安全：</w:t>
-      </w:r>
-      <w:r>
-        <w:rPr>
-          <w:rFonts w:hint="eastAsia"/>
-          <w:color w:val="000000"/>
-        </w:rPr>
-        <w:t xml:space="preserve">JWT Token </w:t>
-      </w:r>
-      <w:r>
-        <w:rPr>
-          <w:rFonts w:hint="eastAsia"/>
-          <w:color w:val="000000"/>
-        </w:rPr>
-        <w:t>过期后访问需认证接口返回</w:t>
-      </w:r>
-      <w:r>
-        <w:rPr>
-          <w:rFonts w:hint="eastAsia"/>
-          <w:color w:val="000000"/>
-        </w:rPr>
-        <w:t xml:space="preserve"> 401</w:t>
-      </w:r>
-      <w:r>
-        <w:rPr>
-          <w:rFonts w:hint="eastAsia"/>
-          <w:color w:val="000000"/>
-        </w:rPr>
-        <w:t>；伪造</w:t>
-      </w:r>
-      <w:r>
-        <w:rPr>
-          <w:rFonts w:hint="eastAsia"/>
-          <w:color w:val="000000"/>
-        </w:rPr>
-        <w:t>/</w:t>
-      </w:r>
-      <w:r>
-        <w:rPr>
-          <w:rFonts w:hint="eastAsia"/>
-          <w:color w:val="000000"/>
-        </w:rPr>
-        <w:t>篡改</w:t>
-      </w:r>
-      <w:r>
-        <w:rPr>
-          <w:rFonts w:hint="eastAsia"/>
-          <w:color w:val="000000"/>
-        </w:rPr>
-        <w:t xml:space="preserve"> Token </w:t>
-      </w:r>
-      <w:r>
-        <w:rPr>
-          <w:rFonts w:hint="eastAsia"/>
-          <w:color w:val="000000"/>
-        </w:rPr>
-        <w:t>返回</w:t>
-      </w:r>
-      <w:r>
-        <w:rPr>
-          <w:rFonts w:hint="eastAsia"/>
-          <w:color w:val="000000"/>
-        </w:rPr>
-        <w:t>401</w:t>
-      </w:r>
-      <w:r>
-        <w:rPr>
-          <w:rFonts w:hint="eastAsia"/>
-          <w:color w:val="000000"/>
-        </w:rPr>
-        <w:t>。</w:t>
-      </w:r>
-    </w:p>
-    <w:p>
-      <w:pPr>
-        <w:rPr>
-          <w:rFonts w:hint="eastAsia"/>
-          <w:color w:val="000000"/>
-        </w:rPr>
-      </w:pPr>
-      <w:r>
-        <w:rPr>
-          <w:rFonts w:hint="eastAsia"/>
-          <w:color w:val="000000"/>
-        </w:rPr>
-        <w:t>（</w:t>
-      </w:r>
-      <w:r>
-        <w:rPr>
-          <w:rFonts w:hint="eastAsia"/>
-          <w:color w:val="000000"/>
-        </w:rPr>
-        <w:t>3</w:t>
-      </w:r>
-      <w:r>
-        <w:rPr>
-          <w:rFonts w:hint="eastAsia"/>
-          <w:color w:val="000000"/>
-        </w:rPr>
-        <w:t>）权限隔离：普通用户</w:t>
-      </w:r>
-      <w:r>
-        <w:rPr>
-          <w:rFonts w:hint="eastAsia"/>
-          <w:color w:val="000000"/>
-        </w:rPr>
-        <w:t xml:space="preserve"> Token </w:t>
-      </w:r>
-      <w:r>
-        <w:rPr>
-          <w:rFonts w:hint="eastAsia"/>
-          <w:color w:val="000000"/>
-        </w:rPr>
-        <w:t>调用管理员接口返回</w:t>
-      </w:r>
-      <w:r>
-        <w:rPr>
-          <w:rFonts w:hint="eastAsia"/>
-          <w:color w:val="000000"/>
-        </w:rPr>
-        <w:t xml:space="preserve"> 403</w:t>
-      </w:r>
-      <w:r>
-        <w:rPr>
-          <w:rFonts w:hint="eastAsia"/>
-          <w:color w:val="000000"/>
-        </w:rPr>
-        <w:t>；</w:t>
-      </w:r>
-      <w:r>
-        <w:rPr>
-          <w:rFonts w:hint="eastAsia"/>
-          <w:color w:val="000000"/>
-        </w:rPr>
-        <w:t xml:space="preserve">A </w:t>
-      </w:r>
-      <w:r>
-        <w:rPr>
-          <w:rFonts w:hint="eastAsia"/>
-          <w:color w:val="000000"/>
-        </w:rPr>
-        <w:t>用户无法操作</w:t>
-      </w:r>
-      <w:r>
-        <w:rPr>
-          <w:rFonts w:hint="eastAsia"/>
-          <w:color w:val="000000"/>
-        </w:rPr>
-        <w:t xml:space="preserve"> B </w:t>
-      </w:r>
-      <w:r>
-        <w:rPr>
-          <w:rFonts w:hint="eastAsia"/>
-          <w:color w:val="000000"/>
-        </w:rPr>
-        <w:t>用的</w:t>
-      </w:r>
-    </w:p>
-    <w:p>
-      <w:pPr>
-        <w:rPr>
-          <w:rFonts w:hint="eastAsia"/>
-          <w:color w:val="000000"/>
-        </w:rPr>
-      </w:pPr>
-      <w:r>
-        <w:rPr>
-          <w:rFonts w:hint="eastAsia"/>
-          <w:color w:val="000000"/>
-        </w:rPr>
-        <w:t>订单</w:t>
-      </w:r>
-      <w:r>
-        <w:rPr>
-          <w:rFonts w:hint="eastAsia"/>
-          <w:color w:val="000000"/>
-        </w:rPr>
-        <w:t>/</w:t>
-      </w:r>
-      <w:r>
-        <w:rPr>
-          <w:rFonts w:hint="eastAsia"/>
-          <w:color w:val="000000"/>
-        </w:rPr>
-        <w:t>评论</w:t>
-      </w:r>
-      <w:r>
-        <w:rPr>
-          <w:rFonts w:hint="eastAsia"/>
-          <w:color w:val="000000"/>
-        </w:rPr>
-        <w:t>/</w:t>
-      </w:r>
-      <w:r>
-        <w:rPr>
-          <w:rFonts w:hint="eastAsia"/>
-          <w:color w:val="000000"/>
-        </w:rPr>
-        <w:t>点赞。</w:t>
-      </w:r>
-    </w:p>
-    <w:p>
-      <w:pPr>
-        <w:rPr>
-          <w:rFonts w:hint="eastAsia"/>
-          <w:color w:val="000000"/>
-        </w:rPr>
-      </w:pPr>
-      <w:r>
-        <w:rPr>
-          <w:rFonts w:hint="eastAsia"/>
-          <w:color w:val="000000"/>
-        </w:rPr>
-        <w:t>（</w:t>
-      </w:r>
-      <w:r>
-        <w:rPr>
-          <w:rFonts w:hint="eastAsia"/>
-          <w:color w:val="000000"/>
-        </w:rPr>
-        <w:t>4</w:t>
-      </w:r>
-      <w:r>
-        <w:rPr>
-          <w:rFonts w:hint="eastAsia"/>
-          <w:color w:val="000000"/>
-        </w:rPr>
-        <w:t>）防伪造：评论发表时</w:t>
-      </w:r>
-      <w:r>
-        <w:rPr>
-          <w:rFonts w:hint="eastAsia"/>
-          <w:color w:val="000000"/>
-        </w:rPr>
-        <w:t xml:space="preserve"> userId </w:t>
-      </w:r>
-      <w:r>
-        <w:rPr>
-          <w:rFonts w:hint="eastAsia"/>
-          <w:color w:val="000000"/>
-        </w:rPr>
-        <w:t>从</w:t>
-      </w:r>
-      <w:r>
-        <w:rPr>
-          <w:rFonts w:hint="eastAsia"/>
-          <w:color w:val="000000"/>
-        </w:rPr>
-        <w:t xml:space="preserve"> Token </w:t>
-      </w:r>
-      <w:r>
-        <w:rPr>
-          <w:rFonts w:hint="eastAsia"/>
-          <w:color w:val="000000"/>
-        </w:rPr>
-        <w:t>中获取，客户端无法伪造他人身份发表评</w:t>
-      </w:r>
-      <w:r>
-        <w:rPr>
-          <w:rFonts w:hint="eastAsia"/>
-          <w:color w:val="000000"/>
-        </w:rPr>
-        <w:lastRenderedPageBreak/>
-        <w:t>论。</w:t>
-      </w:r>
-    </w:p>
-    <w:p>
-      <w:pPr>
-        <w:rPr>
-          <w:rFonts w:hint="eastAsia"/>
-          <w:color w:val="000000"/>
-        </w:rPr>
-      </w:pPr>
-      <w:r>
-        <w:rPr>
-          <w:rFonts w:hint="eastAsia"/>
-          <w:color w:val="000000"/>
-        </w:rPr>
-        <w:t>（</w:t>
-      </w:r>
-      <w:r>
-        <w:rPr>
-          <w:rFonts w:hint="eastAsia"/>
-          <w:color w:val="000000"/>
-        </w:rPr>
-        <w:t>5</w:t>
-      </w:r>
-      <w:r>
-        <w:rPr>
-          <w:rFonts w:hint="eastAsia"/>
-          <w:color w:val="000000"/>
-        </w:rPr>
-        <w:t>）输入安全：</w:t>
-      </w:r>
-      <w:r>
-        <w:rPr>
-          <w:rFonts w:hint="eastAsia"/>
-          <w:color w:val="000000"/>
-        </w:rPr>
-        <w:t xml:space="preserve">SQL </w:t>
-      </w:r>
-      <w:r>
-        <w:rPr>
-          <w:rFonts w:hint="eastAsia"/>
-          <w:color w:val="000000"/>
-        </w:rPr>
-        <w:t>注入测试（在搜索框输入</w:t>
-      </w:r>
-      <w:r>
-        <w:rPr>
-          <w:rFonts w:hint="eastAsia"/>
-          <w:color w:val="000000"/>
-        </w:rPr>
-        <w:t xml:space="preserve"> ' OR 1=1 --</w:t>
-      </w:r>
-      <w:r>
-        <w:rPr>
-          <w:rFonts w:hint="eastAsia"/>
-          <w:color w:val="000000"/>
-        </w:rPr>
-        <w:t>），</w:t>
-      </w:r>
-      <w:r>
-        <w:rPr>
-          <w:rFonts w:hint="eastAsia"/>
-          <w:color w:val="000000"/>
-        </w:rPr>
-        <w:t xml:space="preserve">ORM </w:t>
-      </w:r>
-      <w:r>
-        <w:rPr>
-          <w:rFonts w:hint="eastAsia"/>
-          <w:color w:val="000000"/>
-        </w:rPr>
-        <w:t>参数化查询应当不受影响。</w:t>
-      </w:r>
-    </w:p>
-    <w:p>
-      <w:pPr>
-        <w:rPr>
-          <w:rFonts w:hint="eastAsia"/>
-          <w:color w:val="000000"/>
-        </w:rPr>
-      </w:pPr>
-    </w:p>
-    <w:p>
-      <w:pPr>
-        <w:rPr>
-          <w:rFonts w:hint="eastAsia"/>
-          <w:color w:val="000000"/>
-        </w:rPr>
-      </w:pPr>
-      <w:r>
-        <w:rPr>
-          <w:rFonts w:hint="eastAsia"/>
-          <w:color w:val="000000"/>
-        </w:rPr>
-        <w:t xml:space="preserve">1.6 </w:t>
-      </w:r>
-      <w:r>
-        <w:rPr>
-          <w:rFonts w:hint="eastAsia"/>
-          <w:color w:val="000000"/>
-        </w:rPr>
-        <w:t>安装与部署测试</w:t>
-      </w:r>
-    </w:p>
-    <w:p>
-      <w:pPr>
-        <w:rPr>
-          <w:rFonts w:hint="eastAsia"/>
-          <w:color w:val="000000"/>
-        </w:rPr>
-      </w:pPr>
-      <w:r>
-        <w:rPr>
-          <w:rFonts w:hint="eastAsia"/>
-          <w:color w:val="000000"/>
-        </w:rPr>
-        <w:t>验证项目是否能在新环境中顺利搭建和运行。</w:t>
-      </w:r>
-    </w:p>
-    <w:p>
-      <w:pPr>
-        <w:rPr>
-          <w:rFonts w:hint="eastAsia"/>
-          <w:color w:val="000000"/>
-        </w:rPr>
-      </w:pPr>
-    </w:p>
-    <w:p>
-      <w:pPr>
-        <w:rPr>
-          <w:rFonts w:hint="eastAsia"/>
-          <w:color w:val="000000"/>
-        </w:rPr>
-      </w:pPr>
-      <w:r>
-        <w:rPr>
-          <w:rFonts w:hint="eastAsia"/>
-          <w:color w:val="000000"/>
-        </w:rPr>
-        <w:t>测试内容：</w:t>
-      </w:r>
-    </w:p>
-    <w:p>
-      <w:pPr>
-        <w:rPr>
-          <w:rFonts w:hint="eastAsia"/>
-          <w:color w:val="000000"/>
-        </w:rPr>
-      </w:pPr>
-      <w:r>
-        <w:rPr>
-          <w:rFonts w:hint="eastAsia"/>
-          <w:color w:val="000000"/>
-        </w:rPr>
-        <w:t>（</w:t>
-      </w:r>
-      <w:r>
-        <w:rPr>
-          <w:rFonts w:hint="eastAsia"/>
-          <w:color w:val="000000"/>
-        </w:rPr>
-        <w:t>1</w:t>
-      </w:r>
-      <w:r>
-        <w:rPr>
-          <w:rFonts w:hint="eastAsia"/>
-          <w:color w:val="000000"/>
-        </w:rPr>
-        <w:t>）数据库初始化：在空白</w:t>
-      </w:r>
-      <w:r>
-        <w:rPr>
-          <w:rFonts w:hint="eastAsia"/>
-          <w:color w:val="000000"/>
-        </w:rPr>
-        <w:t xml:space="preserve"> MySQL 8.0 </w:t>
-      </w:r>
-      <w:r>
-        <w:rPr>
-          <w:rFonts w:hint="eastAsia"/>
-          <w:color w:val="000000"/>
-        </w:rPr>
-        <w:t>实例上执行</w:t>
-      </w:r>
-      <w:r>
-        <w:rPr>
-          <w:rFonts w:hint="eastAsia"/>
-          <w:color w:val="000000"/>
-        </w:rPr>
-        <w:t xml:space="preserve"> init.sql</w:t>
-      </w:r>
-      <w:r>
-        <w:rPr>
-          <w:rFonts w:hint="eastAsia"/>
-          <w:color w:val="000000"/>
-        </w:rPr>
-        <w:t>，确认</w:t>
-      </w:r>
-      <w:r>
-        <w:rPr>
-          <w:rFonts w:hint="eastAsia"/>
-          <w:color w:val="000000"/>
-        </w:rPr>
-        <w:t xml:space="preserve"> 6 </w:t>
-      </w:r>
-      <w:r>
-        <w:rPr>
-          <w:rFonts w:hint="eastAsia"/>
-          <w:color w:val="000000"/>
-        </w:rPr>
-        <w:t>张表成功创建，字段类型和约束与设计一致。</w:t>
-      </w:r>
-    </w:p>
-    <w:p>
-      <w:pPr>
-        <w:rPr>
-          <w:rFonts w:hint="eastAsia"/>
-          <w:color w:val="000000"/>
-        </w:rPr>
-      </w:pPr>
-      <w:r>
-        <w:rPr>
-          <w:rFonts w:hint="eastAsia"/>
-          <w:color w:val="000000"/>
-        </w:rPr>
-        <w:t>（</w:t>
-      </w:r>
-      <w:r>
-        <w:rPr>
-          <w:rFonts w:hint="eastAsia"/>
-          <w:color w:val="000000"/>
-        </w:rPr>
-        <w:t>2</w:t>
-      </w:r>
-      <w:r>
-        <w:rPr>
-          <w:rFonts w:hint="eastAsia"/>
-          <w:color w:val="000000"/>
-        </w:rPr>
-        <w:t>）后端启动：复制</w:t>
-      </w:r>
-      <w:r>
-        <w:rPr>
-          <w:rFonts w:hint="eastAsia"/>
-          <w:color w:val="000000"/>
-        </w:rPr>
-        <w:t xml:space="preserve"> .env.example </w:t>
-      </w:r>
-      <w:r>
-        <w:rPr>
-          <w:rFonts w:hint="eastAsia"/>
-          <w:color w:val="000000"/>
-        </w:rPr>
-        <w:t>为</w:t>
-      </w:r>
-      <w:r>
-        <w:rPr>
-          <w:rFonts w:hint="eastAsia"/>
-          <w:color w:val="000000"/>
-        </w:rPr>
-        <w:t xml:space="preserve"> .env</w:t>
-      </w:r>
-      <w:r>
-        <w:rPr>
-          <w:rFonts w:hint="eastAsia"/>
-          <w:color w:val="000000"/>
-        </w:rPr>
-        <w:t>，填入本地数据库连接信息，执行</w:t>
-      </w:r>
-      <w:r>
-        <w:rPr>
-          <w:rFonts w:hint="eastAsia"/>
-          <w:color w:val="000000"/>
-        </w:rPr>
-        <w:t xml:space="preserve"> pip install -r requirements.txt</w:t>
-      </w:r>
-      <w:r>
-        <w:rPr>
-          <w:rFonts w:hint="eastAsia"/>
-          <w:color w:val="000000"/>
-        </w:rPr>
-        <w:t>，启动</w:t>
-      </w:r>
-      <w:r>
-        <w:rPr>
-          <w:rFonts w:hint="eastAsia"/>
-          <w:color w:val="000000"/>
-        </w:rPr>
-        <w:t xml:space="preserve"> uvicorn</w:t>
-      </w:r>
-      <w:r>
-        <w:rPr>
-          <w:rFonts w:hint="eastAsia"/>
-          <w:color w:val="000000"/>
-        </w:rPr>
-        <w:t>，确认</w:t>
-      </w:r>
-      <w:r>
-        <w:rPr>
-          <w:rFonts w:hint="eastAsia"/>
-          <w:color w:val="000000"/>
-        </w:rPr>
-        <w:t xml:space="preserve"> /health </w:t>
-      </w:r>
-      <w:r>
-        <w:rPr>
-          <w:rFonts w:hint="eastAsia"/>
-          <w:color w:val="000000"/>
-        </w:rPr>
-        <w:t>返回正常。</w:t>
-      </w:r>
-    </w:p>
-    <w:p>
-      <w:pPr>
-        <w:rPr>
-          <w:rFonts w:hint="eastAsia"/>
-          <w:color w:val="000000"/>
-        </w:rPr>
-      </w:pPr>
-      <w:r>
-        <w:rPr>
-          <w:rFonts w:hint="eastAsia"/>
-          <w:color w:val="000000"/>
-        </w:rPr>
-        <w:t>（</w:t>
-      </w:r>
-      <w:r>
-        <w:rPr>
-          <w:rFonts w:hint="eastAsia"/>
-          <w:color w:val="000000"/>
-        </w:rPr>
-        <w:t>3</w:t>
-      </w:r>
-      <w:r>
-        <w:rPr>
-          <w:rFonts w:hint="eastAsia"/>
-          <w:color w:val="000000"/>
-        </w:rPr>
-        <w:t>）</w:t>
-      </w:r>
-      <w:r>
-        <w:rPr>
-          <w:rFonts w:hint="eastAsia"/>
-          <w:color w:val="000000"/>
-        </w:rPr>
-        <w:t xml:space="preserve">Web </w:t>
-      </w:r>
-      <w:r>
-        <w:rPr>
-          <w:rFonts w:hint="eastAsia"/>
-          <w:color w:val="000000"/>
-        </w:rPr>
-        <w:t>前端启动：</w:t>
-      </w:r>
-      <w:r>
-        <w:rPr>
-          <w:rFonts w:hint="eastAsia"/>
-          <w:color w:val="000000"/>
-        </w:rPr>
-        <w:t>npm install + npm run dev</w:t>
-      </w:r>
-      <w:r>
-        <w:rPr>
-          <w:rFonts w:hint="eastAsia"/>
-          <w:color w:val="000000"/>
-        </w:rPr>
-        <w:t>，确认页面可正常访问。</w:t>
-      </w:r>
-    </w:p>
-    <w:p>
-      <w:pPr>
-        <w:rPr>
-          <w:rFonts w:hint="eastAsia"/>
-          <w:color w:val="000000"/>
-        </w:rPr>
-      </w:pPr>
-      <w:r>
-        <w:rPr>
-          <w:rFonts w:hint="eastAsia"/>
-          <w:color w:val="000000"/>
-        </w:rPr>
-        <w:t>（</w:t>
-      </w:r>
-      <w:r>
-        <w:rPr>
-          <w:rFonts w:hint="eastAsia"/>
-          <w:color w:val="000000"/>
-        </w:rPr>
-        <w:t>4</w:t>
-      </w:r>
-      <w:r>
-        <w:rPr>
-          <w:rFonts w:hint="eastAsia"/>
-          <w:color w:val="000000"/>
-        </w:rPr>
-        <w:t>）</w:t>
-      </w:r>
-      <w:r>
-        <w:rPr>
-          <w:rFonts w:hint="eastAsia"/>
-          <w:color w:val="000000"/>
-        </w:rPr>
-        <w:t xml:space="preserve">Android </w:t>
-      </w:r>
-      <w:r>
-        <w:rPr>
-          <w:rFonts w:hint="eastAsia"/>
-          <w:color w:val="000000"/>
-        </w:rPr>
-        <w:t>编译：使用</w:t>
-      </w:r>
-      <w:r>
-        <w:rPr>
-          <w:rFonts w:hint="eastAsia"/>
-          <w:color w:val="000000"/>
-        </w:rPr>
-        <w:t xml:space="preserve"> Android Studio </w:t>
-      </w:r>
-      <w:r>
-        <w:rPr>
-          <w:rFonts w:hint="eastAsia"/>
-          <w:color w:val="000000"/>
-        </w:rPr>
-        <w:t>打开</w:t>
-      </w:r>
-      <w:r>
-        <w:rPr>
-          <w:rFonts w:hint="eastAsia"/>
-          <w:color w:val="000000"/>
-        </w:rPr>
-        <w:t xml:space="preserve"> android/ </w:t>
-      </w:r>
-      <w:r>
-        <w:rPr>
-          <w:rFonts w:hint="eastAsia"/>
-          <w:color w:val="000000"/>
-        </w:rPr>
-        <w:t>项目，</w:t>
-      </w:r>
-      <w:r>
-        <w:rPr>
-          <w:rFonts w:hint="eastAsia"/>
-          <w:color w:val="000000"/>
-        </w:rPr>
-        <w:t xml:space="preserve">Gradle </w:t>
-      </w:r>
-      <w:r>
-        <w:rPr>
-          <w:rFonts w:hint="eastAsia"/>
-          <w:color w:val="000000"/>
-        </w:rPr>
-        <w:t>同步通过，可在模拟器上运行。</w:t>
-      </w:r>
-    </w:p>
-    <w:p>
-      <w:pPr>
-        <w:rPr>
-          <w:rFonts w:hint="eastAsia"/>
-          <w:i/>
-          <w:iCs/>
-          <w:color w:val="000000"/>
-        </w:rPr>
-      </w:pPr>
+        <w:t>）静态资源与上传目录：确认后端能够挂载</w:t>
+      </w:r>
+      <w:r>
+        <w:rPr>
+          <w:rFonts w:hint="eastAsia"/>
+          <w:color w:val="000000"/>
+        </w:rPr>
+        <w:t xml:space="preserve"> web/cat-cafe-ui/public </w:t>
+      </w:r>
+      <w:r>
+        <w:rPr>
+          <w:rFonts w:hint="eastAsia"/>
+          <w:color w:val="000000"/>
+        </w:rPr>
+        <w:t>下的</w:t>
+      </w:r>
+      <w:r>
+        <w:rPr>
+          <w:rFonts w:hint="eastAsia"/>
+          <w:color w:val="000000"/>
+        </w:rPr>
+        <w:t xml:space="preserve"> cats</w:t>
+      </w:r>
+      <w:r>
+        <w:rPr>
+          <w:rFonts w:hint="eastAsia"/>
+          <w:color w:val="000000"/>
+        </w:rPr>
+        <w:t>、</w:t>
+      </w:r>
+      <w:r>
+        <w:rPr>
+          <w:rFonts w:hint="eastAsia"/>
+          <w:color w:val="000000"/>
+        </w:rPr>
+        <w:t>products</w:t>
+      </w:r>
+      <w:r>
+        <w:rPr>
+          <w:rFonts w:hint="eastAsia"/>
+          <w:color w:val="000000"/>
+        </w:rPr>
+        <w:t>、</w:t>
+      </w:r>
+      <w:r>
+        <w:rPr>
+          <w:rFonts w:hint="eastAsia"/>
+          <w:color w:val="000000"/>
+        </w:rPr>
+        <w:t xml:space="preserve">avatars </w:t>
+      </w:r>
+      <w:r>
+        <w:rPr>
+          <w:rFonts w:hint="eastAsia"/>
+          <w:color w:val="000000"/>
+        </w:rPr>
+        <w:t>静态资源目录；上传成功后</w:t>
+      </w:r>
+    </w:p>
+    <w:p>
+      <w:pPr>
+        <w:rPr>
+          <w:rFonts w:hint="eastAsia"/>
+          <w:color w:val="000000"/>
+        </w:rPr>
+      </w:pPr>
+      <w:r>
+        <w:rPr>
+          <w:rFonts w:hint="eastAsia"/>
+          <w:color w:val="000000"/>
+        </w:rPr>
+        <w:t xml:space="preserve">  </w:t>
+      </w:r>
+      <w:r>
+        <w:rPr>
+          <w:rFonts w:hint="eastAsia"/>
+          <w:color w:val="000000"/>
+        </w:rPr>
+        <w:t>返回的</w:t>
+      </w:r>
+      <w:r>
+        <w:rPr>
+          <w:rFonts w:hint="eastAsia"/>
+          <w:color w:val="000000"/>
+        </w:rPr>
+        <w:t xml:space="preserve"> URL </w:t>
+      </w:r>
+      <w:r>
+        <w:rPr>
+          <w:rFonts w:hint="eastAsia"/>
+          <w:color w:val="000000"/>
+        </w:rPr>
+        <w:t>能通过后端静态资源路径访问。</w:t>
+      </w:r>
     </w:p>
     <w:p>
       <w:pPr>
         <w:pStyle w:val="1"/>
         <w:spacing w:before="8.75pt" w:after="8.75pt"/>
         <w:rPr>
-          <w:rFonts w:hint="eastAsia"/>
-          <w:color w:val="000000"/>
-        </w:rPr>
-      </w:pPr>
-      <w:bookmarkStart w:id="14" w:name="_Toc228739401"/>
+          <w:color w:val="000000"/>
+        </w:rPr>
+      </w:pPr>
       <w:bookmarkStart w:id="15" w:name="_Toc522858625"/>
       <w:bookmarkStart w:id="16" w:name="_Toc523042278"/>
+      <w:bookmarkStart w:id="17" w:name="_Toc230538916"/>
       <w:r>
         <w:rPr>
           <w:rFonts w:hint="eastAsia"/>
@@ -4726,12 +5173,11 @@
         </w:rPr>
         <w:t>测试方法</w:t>
       </w:r>
-      <w:bookmarkEnd w:id="14"/>
-    </w:p>
-    <w:p>
-      <w:pPr>
-        <w:rPr>
-          <w:rFonts w:hint="eastAsia"/>
+      <w:bookmarkEnd w:id="17"/>
+    </w:p>
+    <w:p>
+      <w:pPr>
+        <w:rPr>
           <w:color w:val="000000"/>
         </w:rPr>
       </w:pPr>
@@ -4753,7 +5199,6 @@
     <w:p>
       <w:pPr>
         <w:rPr>
-          <w:rFonts w:hint="eastAsia"/>
           <w:color w:val="000000"/>
         </w:rPr>
       </w:pPr>
@@ -4782,15 +5227,13 @@
     <w:p>
       <w:pPr>
         <w:rPr>
-          <w:rFonts w:hint="eastAsia"/>
-          <w:color w:val="000000"/>
-        </w:rPr>
-      </w:pPr>
-    </w:p>
-    <w:p>
-      <w:pPr>
-        <w:rPr>
-          <w:rFonts w:hint="eastAsia"/>
+          <w:color w:val="000000"/>
+        </w:rPr>
+      </w:pPr>
+    </w:p>
+    <w:p>
+      <w:pPr>
+        <w:rPr>
           <w:color w:val="000000"/>
         </w:rPr>
       </w:pPr>
@@ -4847,15 +5290,13 @@
     <w:p>
       <w:pPr>
         <w:rPr>
-          <w:rFonts w:hint="eastAsia"/>
-          <w:color w:val="000000"/>
-        </w:rPr>
-      </w:pPr>
-    </w:p>
-    <w:p>
-      <w:pPr>
-        <w:rPr>
-          <w:rFonts w:hint="eastAsia"/>
+          <w:color w:val="000000"/>
+        </w:rPr>
+      </w:pPr>
+    </w:p>
+    <w:p>
+      <w:pPr>
+        <w:rPr>
           <w:color w:val="000000"/>
         </w:rPr>
       </w:pPr>
@@ -4870,7 +5311,6 @@
     <w:p>
       <w:pPr>
         <w:rPr>
-          <w:rFonts w:hint="eastAsia"/>
           <w:color w:val="000000"/>
         </w:rPr>
       </w:pPr>
@@ -4941,7 +5381,6 @@
     <w:p>
       <w:pPr>
         <w:rPr>
-          <w:rFonts w:hint="eastAsia"/>
           <w:color w:val="000000"/>
         </w:rPr>
       </w:pPr>
@@ -5040,7 +5479,6 @@
     <w:p>
       <w:pPr>
         <w:rPr>
-          <w:rFonts w:hint="eastAsia"/>
           <w:color w:val="000000"/>
         </w:rPr>
       </w:pPr>
@@ -5069,15 +5507,13 @@
     <w:p>
       <w:pPr>
         <w:rPr>
-          <w:rFonts w:hint="eastAsia"/>
-          <w:color w:val="000000"/>
-        </w:rPr>
-      </w:pPr>
-    </w:p>
-    <w:p>
-      <w:pPr>
-        <w:rPr>
-          <w:rFonts w:hint="eastAsia"/>
+          <w:color w:val="000000"/>
+        </w:rPr>
+      </w:pPr>
+    </w:p>
+    <w:p>
+      <w:pPr>
+        <w:rPr>
           <w:color w:val="000000"/>
         </w:rPr>
       </w:pPr>
@@ -5099,7 +5535,6 @@
     <w:p>
       <w:pPr>
         <w:rPr>
-          <w:rFonts w:hint="eastAsia"/>
           <w:color w:val="000000"/>
         </w:rPr>
       </w:pPr>
@@ -5114,15 +5549,13 @@
     <w:p>
       <w:pPr>
         <w:rPr>
-          <w:rFonts w:hint="eastAsia"/>
-          <w:color w:val="000000"/>
-        </w:rPr>
-      </w:pPr>
-    </w:p>
-    <w:p>
-      <w:pPr>
-        <w:rPr>
-          <w:rFonts w:hint="eastAsia"/>
+          <w:color w:val="000000"/>
+        </w:rPr>
+      </w:pPr>
+    </w:p>
+    <w:p>
+      <w:pPr>
+        <w:rPr>
           <w:color w:val="000000"/>
         </w:rPr>
       </w:pPr>
@@ -5151,15 +5584,13 @@
     <w:p>
       <w:pPr>
         <w:rPr>
-          <w:rFonts w:hint="eastAsia"/>
-          <w:color w:val="000000"/>
-        </w:rPr>
-      </w:pPr>
-    </w:p>
-    <w:p>
-      <w:pPr>
-        <w:rPr>
-          <w:rFonts w:hint="eastAsia"/>
+          <w:color w:val="000000"/>
+        </w:rPr>
+      </w:pPr>
+    </w:p>
+    <w:p>
+      <w:pPr>
+        <w:rPr>
           <w:color w:val="000000"/>
         </w:rPr>
       </w:pPr>
@@ -5174,7 +5605,6 @@
     <w:p>
       <w:pPr>
         <w:rPr>
-          <w:rFonts w:hint="eastAsia"/>
           <w:color w:val="000000"/>
         </w:rPr>
       </w:pPr>
@@ -5204,7 +5634,6 @@
           <w:rFonts w:hint="eastAsia"/>
           <w:color w:val="000000"/>
         </w:rPr>
-        <w:lastRenderedPageBreak/>
         <w:t>/</w:t>
       </w:r>
       <w:r>
@@ -5218,7 +5647,6 @@
     <w:p>
       <w:pPr>
         <w:rPr>
-          <w:rFonts w:hint="eastAsia"/>
           <w:color w:val="000000"/>
         </w:rPr>
       </w:pPr>
@@ -5359,7 +5787,6 @@
     <w:p>
       <w:pPr>
         <w:rPr>
-          <w:rFonts w:hint="eastAsia"/>
           <w:color w:val="000000"/>
         </w:rPr>
       </w:pPr>
@@ -5416,7 +5843,6 @@
     <w:p>
       <w:pPr>
         <w:rPr>
-          <w:rFonts w:hint="eastAsia"/>
           <w:color w:val="000000"/>
         </w:rPr>
       </w:pPr>
@@ -5426,11 +5852,10 @@
         <w:pStyle w:val="1"/>
         <w:spacing w:before="8.75pt" w:after="8.75pt"/>
         <w:rPr>
-          <w:rFonts w:hint="eastAsia"/>
-          <w:color w:val="000000"/>
-        </w:rPr>
-      </w:pPr>
-      <w:bookmarkStart w:id="17" w:name="_Toc228739402"/>
+          <w:color w:val="000000"/>
+        </w:rPr>
+      </w:pPr>
+      <w:bookmarkStart w:id="18" w:name="_Toc230538917"/>
       <w:r>
         <w:rPr>
           <w:rFonts w:hint="eastAsia"/>
@@ -5444,7 +5869,7 @@
         </w:rPr>
         <w:t xml:space="preserve">. </w:t>
       </w:r>
-      <w:commentRangeStart w:id="18"/>
+      <w:commentRangeStart w:id="19"/>
       <w:r>
         <w:rPr>
           <w:rFonts w:hint="eastAsia"/>
@@ -5452,23 +5877,21 @@
         </w:rPr>
         <w:t>测试环境与测试辅助工具</w:t>
       </w:r>
-      <w:bookmarkEnd w:id="17"/>
-      <w:commentRangeEnd w:id="18"/>
+      <w:bookmarkEnd w:id="18"/>
+      <w:commentRangeEnd w:id="19"/>
       <w:r>
         <w:rPr>
           <w:rStyle w:val="af0"/>
-          <w:rFonts w:hint="eastAsia"/>
           <w:color w:val="000000"/>
           <w:sz w:val="32"/>
           <w:szCs w:val="24"/>
         </w:rPr>
-        <w:commentReference w:id="18"/>
+        <w:commentReference w:id="19"/>
       </w:r>
     </w:p>
     <w:tbl>
       <w:tblPr>
-        <w:tblW w:w="0pt" w:type="auto"/>
-        <w:tblInd w:w="0pt" w:type="dxa"/>
+        <w:tblW w:w="0pt" w:type="dxa"/>
         <w:tblBorders>
           <w:top w:val="single" w:sz="4" w:space="0" w:color="auto"/>
           <w:start w:val="single" w:sz="4" w:space="0" w:color="auto"/>
@@ -5504,7 +5927,6 @@
               </w:tabs>
               <w:snapToGrid/>
               <w:rPr>
-                <w:rFonts w:hint="eastAsia"/>
                 <w:color w:val="000000"/>
                 <w:szCs w:val="24"/>
               </w:rPr>
@@ -5526,7 +5948,6 @@
           <w:p>
             <w:pPr>
               <w:rPr>
-                <w:rFonts w:hint="eastAsia"/>
                 <w:color w:val="000000"/>
                 <w:sz w:val="18"/>
               </w:rPr>
@@ -5543,7 +5964,6 @@
           <w:p>
             <w:pPr>
               <w:rPr>
-                <w:rFonts w:hint="eastAsia"/>
                 <w:color w:val="000000"/>
                 <w:sz w:val="18"/>
               </w:rPr>
@@ -5616,7 +6036,6 @@
           <w:p>
             <w:pPr>
               <w:rPr>
-                <w:rFonts w:hint="eastAsia"/>
                 <w:color w:val="000000"/>
                 <w:sz w:val="18"/>
               </w:rPr>
@@ -5689,7 +6108,6 @@
           <w:p>
             <w:pPr>
               <w:rPr>
-                <w:rFonts w:hint="eastAsia"/>
                 <w:color w:val="000000"/>
                 <w:sz w:val="18"/>
               </w:rPr>
@@ -5706,7 +6124,6 @@
           <w:p>
             <w:pPr>
               <w:rPr>
-                <w:rFonts w:hint="eastAsia"/>
                 <w:color w:val="000000"/>
                 <w:sz w:val="18"/>
               </w:rPr>
@@ -5739,7 +6156,6 @@
           <w:p>
             <w:pPr>
               <w:rPr>
-                <w:rFonts w:hint="eastAsia"/>
                 <w:color w:val="000000"/>
                 <w:sz w:val="18"/>
               </w:rPr>
@@ -5772,7 +6188,6 @@
           <w:p>
             <w:pPr>
               <w:rPr>
-                <w:rFonts w:hint="eastAsia"/>
                 <w:color w:val="000000"/>
                 <w:sz w:val="18"/>
               </w:rPr>
@@ -5837,7 +6252,6 @@
           <w:p>
             <w:pPr>
               <w:rPr>
-                <w:rFonts w:hint="eastAsia"/>
                 <w:color w:val="000000"/>
                 <w:sz w:val="18"/>
               </w:rPr>
@@ -5894,7 +6308,6 @@
           <w:p>
             <w:pPr>
               <w:rPr>
-                <w:rFonts w:hint="eastAsia"/>
                 <w:color w:val="000000"/>
                 <w:sz w:val="18"/>
               </w:rPr>
@@ -5937,13 +6350,28 @@
                 <w:color w:val="000000"/>
                 <w:sz w:val="18"/>
               </w:rPr>
-              <w:t>Android Emulator</w:t>
-            </w:r>
-          </w:p>
-          <w:p>
-            <w:pPr>
-              <w:rPr>
-                <w:rFonts w:hint="eastAsia"/>
+              <w:t>雷电模拟器</w:t>
+            </w:r>
+            <w:r>
+              <w:rPr>
+                <w:rFonts w:hint="eastAsia"/>
+                <w:color w:val="000000"/>
+                <w:sz w:val="18"/>
+              </w:rPr>
+              <w:t>9</w:t>
+            </w:r>
+            <w:r>
+              <w:rPr>
+                <w:rFonts w:hint="eastAsia"/>
+                <w:color w:val="000000"/>
+                <w:sz w:val="18"/>
+              </w:rPr>
+              <w:t>，以及真机</w:t>
+            </w:r>
+          </w:p>
+          <w:p>
+            <w:pPr>
+              <w:rPr>
                 <w:color w:val="000000"/>
                 <w:sz w:val="18"/>
               </w:rPr>
@@ -5984,7 +6412,6 @@
           <w:p>
             <w:pPr>
               <w:rPr>
-                <w:rFonts w:hint="eastAsia"/>
                 <w:color w:val="000000"/>
                 <w:sz w:val="18"/>
               </w:rPr>
@@ -6001,7 +6428,6 @@
           <w:p>
             <w:pPr>
               <w:rPr>
-                <w:rFonts w:hint="eastAsia"/>
                 <w:color w:val="000000"/>
                 <w:sz w:val="18"/>
               </w:rPr>
@@ -6034,7 +6460,6 @@
           <w:p>
             <w:pPr>
               <w:rPr>
-                <w:rFonts w:hint="eastAsia"/>
                 <w:color w:val="000000"/>
                 <w:sz w:val="18"/>
               </w:rPr>
@@ -6067,7 +6492,6 @@
           <w:p>
             <w:pPr>
               <w:rPr>
-                <w:rFonts w:hint="eastAsia"/>
                 <w:color w:val="000000"/>
                 <w:sz w:val="18"/>
               </w:rPr>
@@ -6120,7 +6544,6 @@
               </w:tabs>
               <w:snapToGrid/>
               <w:rPr>
-                <w:rFonts w:hint="eastAsia"/>
                 <w:color w:val="000000"/>
                 <w:szCs w:val="24"/>
               </w:rPr>
@@ -6143,7 +6566,6 @@
           <w:p>
             <w:pPr>
               <w:rPr>
-                <w:rFonts w:hint="eastAsia"/>
                 <w:color w:val="000000"/>
                 <w:sz w:val="18"/>
               </w:rPr>
@@ -6192,7 +6614,6 @@
           <w:p>
             <w:pPr>
               <w:rPr>
-                <w:rFonts w:hint="eastAsia"/>
                 <w:color w:val="000000"/>
                 <w:sz w:val="18"/>
               </w:rPr>
@@ -6209,7 +6630,6 @@
           <w:p>
             <w:pPr>
               <w:rPr>
-                <w:rFonts w:hint="eastAsia"/>
                 <w:color w:val="000000"/>
                 <w:sz w:val="18"/>
               </w:rPr>
@@ -6266,7 +6686,6 @@
           <w:p>
             <w:pPr>
               <w:rPr>
-                <w:rFonts w:hint="eastAsia"/>
                 <w:color w:val="000000"/>
                 <w:sz w:val="18"/>
               </w:rPr>
@@ -6291,16 +6710,14 @@
           <w:p>
             <w:pPr>
               <w:rPr>
-                <w:rFonts w:hint="eastAsia"/>
-                <w:color w:val="000000"/>
-                <w:sz w:val="18"/>
-              </w:rPr>
-            </w:pPr>
-          </w:p>
-          <w:p>
-            <w:pPr>
-              <w:rPr>
-                <w:rFonts w:hint="eastAsia"/>
+                <w:color w:val="000000"/>
+                <w:sz w:val="18"/>
+              </w:rPr>
+            </w:pPr>
+          </w:p>
+          <w:p>
+            <w:pPr>
+              <w:rPr>
                 <w:color w:val="000000"/>
                 <w:sz w:val="18"/>
               </w:rPr>
@@ -6365,7 +6782,6 @@
           <w:p>
             <w:pPr>
               <w:rPr>
-                <w:rFonts w:hint="eastAsia"/>
                 <w:color w:val="000000"/>
                 <w:sz w:val="18"/>
               </w:rPr>
@@ -6430,7 +6846,6 @@
           <w:p>
             <w:pPr>
               <w:rPr>
-                <w:rFonts w:hint="eastAsia"/>
                 <w:color w:val="000000"/>
                 <w:sz w:val="18"/>
               </w:rPr>
@@ -6455,16 +6870,14 @@
           <w:p>
             <w:pPr>
               <w:rPr>
-                <w:rFonts w:hint="eastAsia"/>
-                <w:color w:val="000000"/>
-                <w:sz w:val="18"/>
-              </w:rPr>
-            </w:pPr>
-          </w:p>
-          <w:p>
-            <w:pPr>
-              <w:rPr>
-                <w:rFonts w:hint="eastAsia"/>
+                <w:color w:val="000000"/>
+                <w:sz w:val="18"/>
+              </w:rPr>
+            </w:pPr>
+          </w:p>
+          <w:p>
+            <w:pPr>
+              <w:rPr>
                 <w:color w:val="000000"/>
                 <w:sz w:val="18"/>
               </w:rPr>
@@ -6505,7 +6918,6 @@
           <w:p>
             <w:pPr>
               <w:rPr>
-                <w:rFonts w:hint="eastAsia"/>
                 <w:color w:val="000000"/>
                 <w:sz w:val="18"/>
               </w:rPr>
@@ -6554,16 +6966,14 @@
           <w:p>
             <w:pPr>
               <w:rPr>
-                <w:rFonts w:hint="eastAsia"/>
-                <w:color w:val="000000"/>
-                <w:sz w:val="18"/>
-              </w:rPr>
-            </w:pPr>
-          </w:p>
-          <w:p>
-            <w:pPr>
-              <w:rPr>
-                <w:rFonts w:hint="eastAsia"/>
+                <w:color w:val="000000"/>
+                <w:sz w:val="18"/>
+              </w:rPr>
+            </w:pPr>
+          </w:p>
+          <w:p>
+            <w:pPr>
+              <w:rPr>
                 <w:color w:val="000000"/>
                 <w:sz w:val="18"/>
               </w:rPr>
@@ -6620,7 +7030,6 @@
           <w:p>
             <w:pPr>
               <w:rPr>
-                <w:rFonts w:hint="eastAsia"/>
                 <w:color w:val="000000"/>
                 <w:sz w:val="18"/>
               </w:rPr>
@@ -6637,16 +7046,14 @@
           <w:p>
             <w:pPr>
               <w:rPr>
-                <w:rFonts w:hint="eastAsia"/>
-                <w:color w:val="000000"/>
-                <w:sz w:val="18"/>
-              </w:rPr>
-            </w:pPr>
-          </w:p>
-          <w:p>
-            <w:pPr>
-              <w:rPr>
-                <w:rFonts w:hint="eastAsia"/>
+                <w:color w:val="000000"/>
+                <w:sz w:val="18"/>
+              </w:rPr>
+            </w:pPr>
+          </w:p>
+          <w:p>
+            <w:pPr>
+              <w:rPr>
                 <w:color w:val="000000"/>
                 <w:sz w:val="18"/>
               </w:rPr>
@@ -6687,7 +7094,6 @@
           <w:p>
             <w:pPr>
               <w:rPr>
-                <w:rFonts w:hint="eastAsia"/>
                 <w:color w:val="000000"/>
                 <w:sz w:val="18"/>
               </w:rPr>
@@ -6712,16 +7118,14 @@
           <w:p>
             <w:pPr>
               <w:rPr>
-                <w:rFonts w:hint="eastAsia"/>
-                <w:color w:val="000000"/>
-                <w:sz w:val="18"/>
-              </w:rPr>
-            </w:pPr>
-          </w:p>
-          <w:p>
-            <w:pPr>
-              <w:rPr>
-                <w:rFonts w:hint="eastAsia"/>
+                <w:color w:val="000000"/>
+                <w:sz w:val="18"/>
+              </w:rPr>
+            </w:pPr>
+          </w:p>
+          <w:p>
+            <w:pPr>
+              <w:rPr>
                 <w:color w:val="000000"/>
                 <w:sz w:val="18"/>
               </w:rPr>
@@ -6762,7 +7166,6 @@
           <w:p>
             <w:pPr>
               <w:rPr>
-                <w:rFonts w:hint="eastAsia"/>
                 <w:color w:val="000000"/>
                 <w:sz w:val="18"/>
               </w:rPr>
@@ -6787,7 +7190,6 @@
           <w:p>
             <w:pPr>
               <w:rPr>
-                <w:rFonts w:hint="eastAsia"/>
                 <w:color w:val="000000"/>
                 <w:sz w:val="18"/>
               </w:rPr>
@@ -6801,11 +7203,10 @@
         <w:pStyle w:val="1"/>
         <w:spacing w:before="8.75pt" w:after="8.75pt"/>
         <w:rPr>
-          <w:rFonts w:hint="eastAsia"/>
-          <w:color w:val="000000"/>
-        </w:rPr>
-      </w:pPr>
-      <w:bookmarkStart w:id="19" w:name="_Toc228739403"/>
+          <w:color w:val="000000"/>
+        </w:rPr>
+      </w:pPr>
+      <w:bookmarkStart w:id="20" w:name="_Toc230538918"/>
       <w:r>
         <w:rPr>
           <w:rFonts w:hint="eastAsia"/>
@@ -6826,12 +7227,11 @@
         </w:rPr>
         <w:t>测试完成准则</w:t>
       </w:r>
-      <w:bookmarkEnd w:id="19"/>
-    </w:p>
-    <w:p>
-      <w:pPr>
-        <w:rPr>
-          <w:rFonts w:hint="eastAsia"/>
+      <w:bookmarkEnd w:id="20"/>
+    </w:p>
+    <w:p>
+      <w:pPr>
+        <w:rPr>
           <w:color w:val="000000"/>
         </w:rPr>
       </w:pPr>
@@ -6874,15 +7274,13 @@
     <w:p>
       <w:pPr>
         <w:rPr>
-          <w:rFonts w:hint="eastAsia"/>
-          <w:color w:val="000000"/>
-        </w:rPr>
-      </w:pPr>
-    </w:p>
-    <w:p>
-      <w:pPr>
-        <w:rPr>
-          <w:rFonts w:hint="eastAsia"/>
+          <w:color w:val="000000"/>
+        </w:rPr>
+      </w:pPr>
+    </w:p>
+    <w:p>
+      <w:pPr>
+        <w:rPr>
           <w:color w:val="000000"/>
         </w:rPr>
       </w:pPr>
@@ -6904,7 +7302,6 @@
     <w:p>
       <w:pPr>
         <w:rPr>
-          <w:rFonts w:hint="eastAsia"/>
           <w:color w:val="000000"/>
         </w:rPr>
       </w:pPr>
@@ -6933,7 +7330,6 @@
     <w:p>
       <w:pPr>
         <w:rPr>
-          <w:rFonts w:hint="eastAsia"/>
           <w:color w:val="000000"/>
         </w:rPr>
       </w:pPr>
@@ -6948,7 +7344,6 @@
     <w:p>
       <w:pPr>
         <w:rPr>
-          <w:rFonts w:hint="eastAsia"/>
           <w:color w:val="000000"/>
         </w:rPr>
       </w:pPr>
@@ -7068,7 +7463,6 @@
     <w:p>
       <w:pPr>
         <w:rPr>
-          <w:rFonts w:hint="eastAsia"/>
           <w:color w:val="000000"/>
         </w:rPr>
       </w:pPr>
@@ -7188,7 +7582,6 @@
     <w:p>
       <w:pPr>
         <w:rPr>
-          <w:rFonts w:hint="eastAsia"/>
           <w:color w:val="000000"/>
         </w:rPr>
       </w:pPr>
@@ -7308,7 +7701,6 @@
     <w:p>
       <w:pPr>
         <w:rPr>
-          <w:rFonts w:hint="eastAsia"/>
           <w:color w:val="000000"/>
         </w:rPr>
       </w:pPr>
@@ -7428,7 +7820,6 @@
     <w:p>
       <w:pPr>
         <w:rPr>
-          <w:rFonts w:hint="eastAsia"/>
           <w:color w:val="000000"/>
         </w:rPr>
       </w:pPr>
@@ -7548,7 +7939,6 @@
     <w:p>
       <w:pPr>
         <w:rPr>
-          <w:rFonts w:hint="eastAsia"/>
           <w:color w:val="000000"/>
         </w:rPr>
       </w:pPr>
@@ -7667,8 +8057,82 @@
     </w:p>
     <w:p>
       <w:pPr>
-        <w:rPr>
-          <w:rFonts w:hint="eastAsia"/>
+        <w:ind w:firstLineChars="100" w:firstLine="11.20pt"/>
+        <w:rPr>
+          <w:rFonts w:hint="eastAsia"/>
+          <w:color w:val="000000"/>
+        </w:rPr>
+      </w:pPr>
+      <w:r>
+        <w:rPr>
+          <w:color w:val="000000"/>
+        </w:rPr>
+        <w:t>上传模块</w:t>
+      </w:r>
+      <w:r>
+        <w:rPr>
+          <w:color w:val="000000"/>
+        </w:rPr>
+        <w:t xml:space="preserve"> 2 </w:t>
+      </w:r>
+      <w:r>
+        <w:rPr>
+          <w:color w:val="000000"/>
+        </w:rPr>
+        <w:t>接口</w:t>
+      </w:r>
+      <w:r>
+        <w:rPr>
+          <w:color w:val="000000"/>
+        </w:rPr>
+        <w:t xml:space="preserve"> × </w:t>
+      </w:r>
+      <w:r>
+        <w:rPr>
+          <w:color w:val="000000"/>
+        </w:rPr>
+        <w:t>平均</w:t>
+      </w:r>
+      <w:r>
+        <w:rPr>
+          <w:color w:val="000000"/>
+        </w:rPr>
+        <w:t xml:space="preserve"> 3 </w:t>
+      </w:r>
+      <w:r>
+        <w:rPr>
+          <w:color w:val="000000"/>
+        </w:rPr>
+        <w:t>个用例</w:t>
+      </w:r>
+      <w:r>
+        <w:rPr>
+          <w:color w:val="000000"/>
+        </w:rPr>
+        <w:t>/</w:t>
+      </w:r>
+      <w:r>
+        <w:rPr>
+          <w:color w:val="000000"/>
+        </w:rPr>
+        <w:t>接口</w:t>
+      </w:r>
+      <w:r>
+        <w:rPr>
+          <w:color w:val="000000"/>
+        </w:rPr>
+        <w:t xml:space="preserve"> ≈ 6 </w:t>
+      </w:r>
+      <w:r>
+        <w:rPr>
+          <w:color w:val="000000"/>
+        </w:rPr>
+        <w:t>个用例</w:t>
+      </w:r>
+    </w:p>
+    <w:p>
+      <w:pPr>
+        <w:rPr>
           <w:color w:val="000000"/>
         </w:rPr>
       </w:pPr>
@@ -7788,15 +8252,15 @@
     <w:p>
       <w:pPr>
         <w:rPr>
-          <w:rFonts w:hint="eastAsia"/>
-          <w:color w:val="000000"/>
-        </w:rPr>
-      </w:pPr>
-      <w:r>
-        <w:rPr>
-          <w:rFonts w:hint="eastAsia"/>
-          <w:color w:val="000000"/>
-        </w:rPr>
+          <w:color w:val="000000"/>
+        </w:rPr>
+      </w:pPr>
+      <w:r>
+        <w:rPr>
+          <w:rFonts w:hint="eastAsia"/>
+          <w:color w:val="000000"/>
+        </w:rPr>
+        <w:lastRenderedPageBreak/>
         <w:t xml:space="preserve">  </w:t>
       </w:r>
       <w:r>
@@ -7811,7 +8275,21 @@
           <w:rFonts w:hint="eastAsia"/>
           <w:color w:val="000000"/>
         </w:rPr>
-        <w:t xml:space="preserve"> 163 </w:t>
+        <w:t xml:space="preserve"> </w:t>
+      </w:r>
+      <w:r>
+        <w:rPr>
+          <w:rFonts w:hint="eastAsia"/>
+          <w:color w:val="000000"/>
+        </w:rPr>
+        <w:t>172</w:t>
+      </w:r>
+      <w:r>
+        <w:rPr>
+          <w:rFonts w:hint="eastAsia"/>
+          <w:color w:val="000000"/>
+        </w:rPr>
+        <w:t xml:space="preserve"> </w:t>
       </w:r>
       <w:r>
         <w:rPr>
@@ -7824,39 +8302,34 @@
     <w:p>
       <w:pPr>
         <w:rPr>
-          <w:rFonts w:hint="eastAsia"/>
-          <w:color w:val="000000"/>
-        </w:rPr>
-      </w:pPr>
-    </w:p>
-    <w:p>
-      <w:pPr>
-        <w:rPr>
-          <w:rFonts w:hint="eastAsia"/>
-          <w:color w:val="000000"/>
-        </w:rPr>
-      </w:pPr>
-      <w:r>
-        <w:rPr>
-          <w:rFonts w:hint="eastAsia"/>
-          <w:color w:val="000000"/>
-        </w:rPr>
-        <w:lastRenderedPageBreak/>
+          <w:color w:val="000000"/>
+        </w:rPr>
+      </w:pPr>
+    </w:p>
+    <w:p>
+      <w:pPr>
+        <w:rPr>
+          <w:color w:val="000000"/>
+        </w:rPr>
+      </w:pPr>
+      <w:r>
+        <w:rPr>
+          <w:rFonts w:hint="eastAsia"/>
+          <w:color w:val="000000"/>
+        </w:rPr>
         <w:t>每个用例需覆盖：正常输入（期望成功）和至少一种异常输入（期望正确的错误码）。</w:t>
       </w:r>
     </w:p>
     <w:p>
       <w:pPr>
         <w:rPr>
-          <w:rFonts w:hint="eastAsia"/>
-          <w:color w:val="000000"/>
-        </w:rPr>
-      </w:pPr>
-    </w:p>
-    <w:p>
-      <w:pPr>
-        <w:rPr>
-          <w:rFonts w:hint="eastAsia"/>
+          <w:color w:val="000000"/>
+        </w:rPr>
+      </w:pPr>
+    </w:p>
+    <w:p>
+      <w:pPr>
+        <w:rPr>
           <w:color w:val="000000"/>
         </w:rPr>
       </w:pPr>
@@ -7878,7 +8351,6 @@
     <w:p>
       <w:pPr>
         <w:rPr>
-          <w:rFonts w:hint="eastAsia"/>
           <w:color w:val="000000"/>
         </w:rPr>
       </w:pPr>
@@ -7907,15 +8379,13 @@
     <w:p>
       <w:pPr>
         <w:rPr>
-          <w:rFonts w:hint="eastAsia"/>
-          <w:color w:val="000000"/>
-        </w:rPr>
-      </w:pPr>
-    </w:p>
-    <w:p>
-      <w:pPr>
-        <w:rPr>
-          <w:rFonts w:hint="eastAsia"/>
+          <w:color w:val="000000"/>
+        </w:rPr>
+      </w:pPr>
+    </w:p>
+    <w:p>
+      <w:pPr>
+        <w:rPr>
           <w:color w:val="000000"/>
         </w:rPr>
       </w:pPr>
@@ -7930,7 +8400,6 @@
     <w:p>
       <w:pPr>
         <w:rPr>
-          <w:rFonts w:hint="eastAsia"/>
           <w:color w:val="000000"/>
         </w:rPr>
       </w:pPr>
@@ -7980,7 +8449,6 @@
     <w:p>
       <w:pPr>
         <w:rPr>
-          <w:rFonts w:hint="eastAsia"/>
           <w:color w:val="000000"/>
         </w:rPr>
       </w:pPr>
@@ -8058,7 +8526,6 @@
     <w:p>
       <w:pPr>
         <w:rPr>
-          <w:rFonts w:hint="eastAsia"/>
           <w:color w:val="000000"/>
         </w:rPr>
       </w:pPr>
@@ -8122,15 +8589,13 @@
     <w:p>
       <w:pPr>
         <w:rPr>
-          <w:rFonts w:hint="eastAsia"/>
-          <w:color w:val="000000"/>
-        </w:rPr>
-      </w:pPr>
-    </w:p>
-    <w:p>
-      <w:pPr>
-        <w:rPr>
-          <w:rFonts w:hint="eastAsia"/>
+          <w:color w:val="000000"/>
+        </w:rPr>
+      </w:pPr>
+    </w:p>
+    <w:p>
+      <w:pPr>
+        <w:rPr>
           <w:color w:val="000000"/>
         </w:rPr>
       </w:pPr>
@@ -8152,7 +8617,6 @@
     <w:p>
       <w:pPr>
         <w:rPr>
-          <w:rFonts w:hint="eastAsia"/>
           <w:color w:val="000000"/>
         </w:rPr>
       </w:pPr>
@@ -8181,15 +8645,13 @@
     <w:p>
       <w:pPr>
         <w:rPr>
-          <w:rFonts w:hint="eastAsia"/>
-          <w:color w:val="000000"/>
-        </w:rPr>
-      </w:pPr>
-    </w:p>
-    <w:p>
-      <w:pPr>
-        <w:rPr>
-          <w:rFonts w:hint="eastAsia"/>
+          <w:color w:val="000000"/>
+        </w:rPr>
+      </w:pPr>
+    </w:p>
+    <w:p>
+      <w:pPr>
+        <w:rPr>
           <w:color w:val="000000"/>
         </w:rPr>
       </w:pPr>
@@ -8211,7 +8673,6 @@
     <w:p>
       <w:pPr>
         <w:rPr>
-          <w:rFonts w:hint="eastAsia"/>
           <w:color w:val="000000"/>
         </w:rPr>
       </w:pPr>
@@ -8240,7 +8701,6 @@
     <w:p>
       <w:pPr>
         <w:rPr>
-          <w:rFonts w:hint="eastAsia"/>
           <w:color w:val="000000"/>
         </w:rPr>
       </w:pPr>
@@ -8262,7 +8722,6 @@
     <w:p>
       <w:pPr>
         <w:rPr>
-          <w:rFonts w:hint="eastAsia"/>
           <w:color w:val="000000"/>
         </w:rPr>
       </w:pPr>
@@ -8284,7 +8743,6 @@
     <w:p>
       <w:pPr>
         <w:rPr>
-          <w:rFonts w:hint="eastAsia"/>
           <w:color w:val="000000"/>
         </w:rPr>
       </w:pPr>
@@ -8320,7 +8778,6 @@
     <w:p>
       <w:pPr>
         <w:rPr>
-          <w:rFonts w:hint="eastAsia"/>
           <w:color w:val="000000"/>
         </w:rPr>
       </w:pPr>
@@ -8342,7 +8799,6 @@
     <w:p>
       <w:pPr>
         <w:rPr>
-          <w:rFonts w:hint="eastAsia"/>
           <w:i/>
           <w:iCs/>
           <w:color w:val="000000"/>
@@ -8352,7 +8808,6 @@
     <w:p>
       <w:pPr>
         <w:rPr>
-          <w:rFonts w:hint="eastAsia"/>
           <w:i/>
           <w:iCs/>
           <w:color w:val="000000"/>
@@ -8368,7 +8823,7 @@
           <w:b w:val="0"/>
         </w:rPr>
       </w:pPr>
-      <w:bookmarkStart w:id="20" w:name="_Toc228739404"/>
+      <w:bookmarkStart w:id="21" w:name="_Toc230538919"/>
       <w:r>
         <w:rPr>
           <w:rFonts w:hint="eastAsia"/>
@@ -8382,7 +8837,7 @@
         </w:rPr>
         <w:t xml:space="preserve">. </w:t>
       </w:r>
-      <w:commentRangeStart w:id="21"/>
+      <w:commentRangeStart w:id="22"/>
       <w:r>
         <w:rPr>
           <w:rFonts w:hint="eastAsia"/>
@@ -8390,20 +8845,19 @@
         </w:rPr>
         <w:t>人员与任务表</w:t>
       </w:r>
-      <w:bookmarkEnd w:id="20"/>
-      <w:commentRangeEnd w:id="21"/>
+      <w:bookmarkEnd w:id="21"/>
+      <w:commentRangeEnd w:id="22"/>
       <w:r>
         <w:rPr>
           <w:rStyle w:val="af0"/>
           <w:b w:val="0"/>
         </w:rPr>
-        <w:commentReference w:id="21"/>
-      </w:r>
-    </w:p>
-    <w:p>
-      <w:pPr>
-        <w:rPr>
-          <w:rFonts w:hint="eastAsia"/>
+        <w:commentReference w:id="22"/>
+      </w:r>
+    </w:p>
+    <w:p>
+      <w:pPr>
+        <w:rPr>
           <w:color w:val="000000"/>
         </w:rPr>
       </w:pPr>
@@ -8460,15 +8914,13 @@
     <w:p>
       <w:pPr>
         <w:rPr>
-          <w:rFonts w:hint="eastAsia"/>
-          <w:color w:val="000000"/>
-        </w:rPr>
-      </w:pPr>
-    </w:p>
-    <w:p>
-      <w:pPr>
-        <w:rPr>
-          <w:rFonts w:hint="eastAsia"/>
+          <w:color w:val="000000"/>
+        </w:rPr>
+      </w:pPr>
+    </w:p>
+    <w:p>
+      <w:pPr>
+        <w:rPr>
           <w:color w:val="000000"/>
         </w:rPr>
       </w:pPr>
@@ -8504,7 +8956,6 @@
     <w:p>
       <w:pPr>
         <w:rPr>
-          <w:rFonts w:hint="eastAsia"/>
           <w:color w:val="000000"/>
         </w:rPr>
       </w:pPr>
@@ -8519,15 +8970,13 @@
     <w:p>
       <w:pPr>
         <w:rPr>
-          <w:rFonts w:hint="eastAsia"/>
           <w:color w:val="000000"/>
         </w:rPr>
       </w:pPr>
     </w:p>
     <w:tbl>
       <w:tblPr>
-        <w:tblW w:w="0pt" w:type="auto"/>
-        <w:tblInd w:w="0pt" w:type="dxa"/>
+        <w:tblW w:w="0pt" w:type="dxa"/>
         <w:tblBorders>
           <w:top w:val="single" w:sz="4" w:space="0" w:color="auto"/>
           <w:start w:val="single" w:sz="4" w:space="0" w:color="auto"/>
@@ -8554,7 +9003,6 @@
             <w:pPr>
               <w:jc w:val="center"/>
               <w:rPr>
-                <w:rFonts w:hint="eastAsia"/>
                 <w:color w:val="000000"/>
                 <w:sz w:val="18"/>
               </w:rPr>
@@ -8578,7 +9026,6 @@
             <w:pPr>
               <w:jc w:val="center"/>
               <w:rPr>
-                <w:rFonts w:hint="eastAsia"/>
                 <w:color w:val="000000"/>
                 <w:sz w:val="18"/>
               </w:rPr>
@@ -8602,7 +9049,6 @@
             <w:pPr>
               <w:jc w:val="center"/>
               <w:rPr>
-                <w:rFonts w:hint="eastAsia"/>
                 <w:color w:val="000000"/>
                 <w:sz w:val="18"/>
               </w:rPr>
@@ -8626,7 +9072,6 @@
             <w:pPr>
               <w:jc w:val="center"/>
               <w:rPr>
-                <w:rFonts w:hint="eastAsia"/>
                 <w:color w:val="000000"/>
                 <w:sz w:val="18"/>
               </w:rPr>
@@ -8650,7 +9095,6 @@
           <w:p>
             <w:pPr>
               <w:rPr>
-                <w:rFonts w:hint="eastAsia"/>
                 <w:color w:val="000000"/>
                 <w:sz w:val="18"/>
               </w:rPr>
@@ -8737,7 +9181,6 @@
           <w:p>
             <w:pPr>
               <w:rPr>
-                <w:rFonts w:hint="eastAsia"/>
                 <w:color w:val="000000"/>
                 <w:sz w:val="18"/>
               </w:rPr>
@@ -8840,7 +9283,6 @@
           <w:p>
             <w:pPr>
               <w:rPr>
-                <w:rFonts w:hint="eastAsia"/>
                 <w:color w:val="000000"/>
                 <w:sz w:val="18"/>
               </w:rPr>
@@ -8992,14 +9434,12 @@
           <w:rFonts w:ascii="宋体" w:hAnsi="宋体" w:hint="eastAsia"/>
           <w:color w:val="000000"/>
         </w:rPr>
-        <w:lastRenderedPageBreak/>
         <w:t>后端接口全部完成后，前端开发完成后，进行端到端集成测试和系统级测试。</w:t>
       </w:r>
     </w:p>
     <w:tbl>
       <w:tblPr>
-        <w:tblW w:w="0pt" w:type="auto"/>
-        <w:tblInd w:w="0pt" w:type="dxa"/>
+        <w:tblW w:w="0pt" w:type="dxa"/>
         <w:tblBorders>
           <w:top w:val="single" w:sz="4" w:space="0" w:color="auto"/>
           <w:start w:val="single" w:sz="4" w:space="0" w:color="auto"/>
@@ -9026,7 +9466,6 @@
             <w:pPr>
               <w:jc w:val="center"/>
               <w:rPr>
-                <w:rFonts w:hint="eastAsia"/>
                 <w:color w:val="000000"/>
                 <w:sz w:val="18"/>
               </w:rPr>
@@ -9050,7 +9489,6 @@
             <w:pPr>
               <w:jc w:val="center"/>
               <w:rPr>
-                <w:rFonts w:hint="eastAsia"/>
                 <w:color w:val="000000"/>
                 <w:sz w:val="18"/>
               </w:rPr>
@@ -9074,7 +9512,6 @@
             <w:pPr>
               <w:jc w:val="center"/>
               <w:rPr>
-                <w:rFonts w:hint="eastAsia"/>
                 <w:color w:val="000000"/>
                 <w:sz w:val="18"/>
               </w:rPr>
@@ -9098,7 +9535,6 @@
             <w:pPr>
               <w:jc w:val="center"/>
               <w:rPr>
-                <w:rFonts w:hint="eastAsia"/>
                 <w:color w:val="000000"/>
                 <w:sz w:val="18"/>
               </w:rPr>
@@ -9122,7 +9558,6 @@
           <w:p>
             <w:pPr>
               <w:rPr>
-                <w:rFonts w:hint="eastAsia"/>
                 <w:color w:val="000000"/>
                 <w:sz w:val="18"/>
               </w:rPr>
@@ -9257,7 +9692,6 @@
           <w:p>
             <w:pPr>
               <w:rPr>
-                <w:rFonts w:hint="eastAsia"/>
                 <w:color w:val="000000"/>
                 <w:sz w:val="18"/>
               </w:rPr>
@@ -9368,7 +9802,6 @@
           <w:p>
             <w:pPr>
               <w:rPr>
-                <w:rFonts w:hint="eastAsia"/>
                 <w:color w:val="000000"/>
                 <w:sz w:val="18"/>
               </w:rPr>
@@ -9495,7 +9928,6 @@
           <w:p>
             <w:pPr>
               <w:rPr>
-                <w:rFonts w:hint="eastAsia"/>
                 <w:color w:val="000000"/>
                 <w:sz w:val="18"/>
               </w:rPr>
@@ -9517,7 +9949,6 @@
           <w:p>
             <w:pPr>
               <w:rPr>
-                <w:rFonts w:hint="eastAsia"/>
                 <w:color w:val="000000"/>
                 <w:sz w:val="18"/>
               </w:rPr>
@@ -9539,7 +9970,6 @@
           <w:p>
             <w:pPr>
               <w:rPr>
-                <w:rFonts w:hint="eastAsia"/>
                 <w:color w:val="000000"/>
                 <w:sz w:val="18"/>
               </w:rPr>
@@ -9693,8 +10123,7 @@
     </w:p>
     <w:tbl>
       <w:tblPr>
-        <w:tblW w:w="0pt" w:type="auto"/>
-        <w:tblInd w:w="0pt" w:type="dxa"/>
+        <w:tblW w:w="0pt" w:type="dxa"/>
         <w:tblBorders>
           <w:top w:val="single" w:sz="4" w:space="0" w:color="auto"/>
           <w:start w:val="single" w:sz="4" w:space="0" w:color="auto"/>
@@ -9721,7 +10150,6 @@
             <w:pPr>
               <w:jc w:val="center"/>
               <w:rPr>
-                <w:rFonts w:hint="eastAsia"/>
                 <w:color w:val="000000"/>
                 <w:sz w:val="18"/>
               </w:rPr>
@@ -9745,7 +10173,6 @@
             <w:pPr>
               <w:jc w:val="center"/>
               <w:rPr>
-                <w:rFonts w:hint="eastAsia"/>
                 <w:color w:val="000000"/>
                 <w:sz w:val="18"/>
               </w:rPr>
@@ -9769,7 +10196,6 @@
             <w:pPr>
               <w:jc w:val="center"/>
               <w:rPr>
-                <w:rFonts w:hint="eastAsia"/>
                 <w:color w:val="000000"/>
                 <w:sz w:val="18"/>
               </w:rPr>
@@ -9793,7 +10219,6 @@
             <w:pPr>
               <w:jc w:val="center"/>
               <w:rPr>
-                <w:rFonts w:hint="eastAsia"/>
                 <w:color w:val="000000"/>
                 <w:sz w:val="18"/>
               </w:rPr>
@@ -9817,7 +10242,6 @@
           <w:p>
             <w:pPr>
               <w:rPr>
-                <w:rFonts w:hint="eastAsia"/>
                 <w:color w:val="000000"/>
                 <w:sz w:val="18"/>
               </w:rPr>
@@ -9904,7 +10328,6 @@
           <w:p>
             <w:pPr>
               <w:rPr>
-                <w:rFonts w:hint="eastAsia"/>
                 <w:color w:val="000000"/>
                 <w:sz w:val="18"/>
               </w:rPr>
@@ -10031,7 +10454,6 @@
           <w:p>
             <w:pPr>
               <w:rPr>
-                <w:rFonts w:hint="eastAsia"/>
                 <w:color w:val="000000"/>
                 <w:sz w:val="18"/>
               </w:rPr>
@@ -10142,7 +10564,6 @@
           <w:p>
             <w:pPr>
               <w:rPr>
-                <w:rFonts w:hint="eastAsia"/>
                 <w:color w:val="000000"/>
                 <w:sz w:val="18"/>
               </w:rPr>
@@ -10164,7 +10585,6 @@
           <w:p>
             <w:pPr>
               <w:rPr>
-                <w:rFonts w:hint="eastAsia"/>
                 <w:color w:val="000000"/>
                 <w:sz w:val="18"/>
               </w:rPr>
@@ -10186,7 +10606,6 @@
           <w:p>
             <w:pPr>
               <w:rPr>
-                <w:rFonts w:hint="eastAsia"/>
                 <w:color w:val="000000"/>
                 <w:sz w:val="18"/>
               </w:rPr>
@@ -10291,8 +10710,8 @@
       </w:pPr>
     </w:p>
     <w:sectPr>
-      <w:headerReference w:type="default" r:id="rId11"/>
-      <w:footerReference w:type="default" r:id="rId12"/>
+      <w:headerReference w:type="default" r:id="rId12"/>
+      <w:footerReference w:type="default" r:id="rId13"/>
       <w:pgSz w:w="595.30pt" w:h="841.90pt"/>
       <w:pgMar w:top="70.90pt" w:right="85.05pt" w:bottom="70.90pt" w:left="85.05pt" w:header="42.55pt" w:footer="42.55pt" w:gutter="0pt"/>
       <w:cols w:space="36pt"/>
@@ -10305,13 +10724,10 @@
 
 <file path=word/comments.xml><?xml version="1.0" encoding="utf-8"?>
 <w:comments xmlns:cx="http://schemas.microsoft.com/office/drawing/2014/chartex" xmlns:cx1="http://schemas.microsoft.com/office/drawing/2015/9/8/chartex" xmlns:cx2="http://schemas.microsoft.com/office/drawing/2015/10/21/chartex" xmlns:cx3="http://schemas.microsoft.com/office/drawing/2016/5/9/chartex" xmlns:cx4="http://schemas.microsoft.com/office/drawing/2016/5/10/chartex" xmlns:cx5="http://schemas.microsoft.com/office/drawing/2016/5/11/chartex" xmlns:cx6="http://schemas.microsoft.com/office/drawing/2016/5/12/chartex" xmlns:cx7="http://schemas.microsoft.com/office/drawing/2016/5/13/chartex" xmlns:cx8="http://schemas.microsoft.com/office/drawing/2016/5/14/chartex" xmlns:mc="http://schemas.openxmlformats.org/markup-compatibility/2006" xmlns:aink="http://schemas.microsoft.com/office/drawing/2016/ink" xmlns:am3d="http://schemas.microsoft.com/office/drawing/2017/model3d" xmlns:o="urn:schemas-microsoft-com:office:office" xmlns:oel="http://schemas.microsoft.com/office/2019/extlst" xmlns:r="http://purl.oclc.org/ooxml/officeDocument/relationships" xmlns:m="http://purl.oclc.org/ooxml/officeDocument/math" xmlns:v="urn:schemas-microsoft-com:vml" xmlns:wp14="http://schemas.microsoft.com/office/word/2010/wordprocessingDrawing" xmlns:wp="http://purl.oclc.org/ooxml/drawingml/wordprocessingDrawing" xmlns:w10="urn:schemas-microsoft-com:office:word" xmlns:w="http://purl.oclc.org/ooxml/wordprocessingml/main" xmlns:w14="http://schemas.microsoft.com/office/word/2010/wordml" xmlns:w15="http://schemas.microsoft.com/office/word/2012/wordml" xmlns:w16cex="http://schemas.microsoft.com/office/word/2018/wordml/cex" xmlns:w16cid="http://schemas.microsoft.com/office/word/2016/wordml/cid" xmlns:w16="http://schemas.microsoft.com/office/word/2018/wordml" xmlns:w16du="http://schemas.microsoft.com/office/word/2023/wordml/word16du" xmlns:w16sdtdh="http://schemas.microsoft.com/office/word/2020/wordml/sdtdatahash" xmlns:w16sdtfl="http://schemas.microsoft.com/office/word/2024/wordml/sdtformatlock" xmlns:w16se="http://schemas.microsoft.com/office/word/2015/wordml/symex" xmlns:wpi="http://schemas.microsoft.com/office/word/2010/wordprocessingInk" xmlns:wne="http://schemas.microsoft.com/office/word/2006/wordml" mc:Ignorable="w14 w15 w16se w16cid w16 w16cex w16sdtdh w16sdtfl w16du wne wp14">
-  <w:comment w:id="18" w:author="毛毛妈" w:date="2026-05-03T22:15:00Z" w:initials="chy">
+  <w:comment w:id="19" w:author="毛毛妈" w:date="2026-05-03T22:15:00Z" w:initials="chy">
     <w:p>
       <w:pPr>
         <w:pStyle w:val="a4"/>
-        <w:rPr>
-          <w:rFonts w:hint="eastAsia"/>
-        </w:rPr>
       </w:pPr>
       <w:r>
         <w:rPr>
@@ -10327,13 +10743,10 @@
       </w:r>
     </w:p>
   </w:comment>
-  <w:comment w:id="21" w:author="毛毛妈" w:date="2026-05-03T22:16:00Z" w:initials="chy">
+  <w:comment w:id="22" w:author="毛毛妈" w:date="2026-05-03T22:16:00Z" w:initials="chy">
     <w:p>
       <w:pPr>
         <w:pStyle w:val="a4"/>
-        <w:rPr>
-          <w:rFonts w:hint="eastAsia"/>
-        </w:rPr>
       </w:pPr>
       <w:r>
         <w:rPr>
@@ -10389,8 +10802,7 @@
 <w:ftr xmlns:cx="http://schemas.microsoft.com/office/drawing/2014/chartex" xmlns:cx1="http://schemas.microsoft.com/office/drawing/2015/9/8/chartex" xmlns:cx2="http://schemas.microsoft.com/office/drawing/2015/10/21/chartex" xmlns:cx3="http://schemas.microsoft.com/office/drawing/2016/5/9/chartex" xmlns:cx4="http://schemas.microsoft.com/office/drawing/2016/5/10/chartex" xmlns:cx5="http://schemas.microsoft.com/office/drawing/2016/5/11/chartex" xmlns:cx6="http://schemas.microsoft.com/office/drawing/2016/5/12/chartex" xmlns:cx7="http://schemas.microsoft.com/office/drawing/2016/5/13/chartex" xmlns:cx8="http://schemas.microsoft.com/office/drawing/2016/5/14/chartex" xmlns:mc="http://schemas.openxmlformats.org/markup-compatibility/2006" xmlns:aink="http://schemas.microsoft.com/office/drawing/2016/ink" xmlns:am3d="http://schemas.microsoft.com/office/drawing/2017/model3d" xmlns:o="urn:schemas-microsoft-com:office:office" xmlns:oel="http://schemas.microsoft.com/office/2019/extlst" xmlns:r="http://purl.oclc.org/ooxml/officeDocument/relationships" xmlns:m="http://purl.oclc.org/ooxml/officeDocument/math" xmlns:v="urn:schemas-microsoft-com:vml" xmlns:wp14="http://schemas.microsoft.com/office/word/2010/wordprocessingDrawing" xmlns:wp="http://purl.oclc.org/ooxml/drawingml/wordprocessingDrawing" xmlns:w10="urn:schemas-microsoft-com:office:word" xmlns:w="http://purl.oclc.org/ooxml/wordprocessingml/main" xmlns:w14="http://schemas.microsoft.com/office/word/2010/wordml" xmlns:w15="http://schemas.microsoft.com/office/word/2012/wordml" xmlns:w16cex="http://schemas.microsoft.com/office/word/2018/wordml/cex" xmlns:w16cid="http://schemas.microsoft.com/office/word/2016/wordml/cid" xmlns:w16="http://schemas.microsoft.com/office/word/2018/wordml" xmlns:w16du="http://schemas.microsoft.com/office/word/2023/wordml/word16du" xmlns:w16sdtdh="http://schemas.microsoft.com/office/word/2020/wordml/sdtdatahash" xmlns:w16sdtfl="http://schemas.microsoft.com/office/word/2024/wordml/sdtformatlock" xmlns:w16se="http://schemas.microsoft.com/office/word/2015/wordml/symex" xmlns:wpi="http://schemas.microsoft.com/office/word/2010/wordprocessingInk" xmlns:wne="http://schemas.microsoft.com/office/word/2006/wordml" mc:Ignorable="w14 w15 w16se w16cid w16 w16cex w16sdtdh w16sdtfl w16du wne wp14">
   <w:tbl>
     <w:tblPr>
-      <w:tblW w:w="0pt" w:type="auto"/>
-      <w:tblInd w:w="0pt" w:type="dxa"/>
+      <w:tblW w:w="0pt" w:type="dxa"/>
       <w:tblLook w:firstRow="0" w:lastRow="0" w:firstColumn="0" w:lastColumn="0" w:noHBand="0" w:noVBand="0"/>
     </w:tblPr>
     <w:tblGrid>
@@ -10440,9 +10852,6 @@
           <w:pPr>
             <w:pStyle w:val="a8"/>
             <w:jc w:val="end"/>
-            <w:rPr>
-              <w:rFonts w:hint="eastAsia"/>
-            </w:rPr>
           </w:pPr>
           <w:r>
             <w:rPr>
@@ -10471,7 +10880,6 @@
           <w:r>
             <w:rPr>
               <w:rStyle w:val="ad"/>
-              <w:lang w:val="en-US" w:eastAsia="zh-CN"/>
             </w:rPr>
             <w:t>2</w:t>
           </w:r>
@@ -10508,7 +10916,6 @@
           <w:r>
             <w:rPr>
               <w:rStyle w:val="ad"/>
-              <w:lang w:val="en-US" w:eastAsia="zh-CN"/>
             </w:rPr>
             <w:t>2</w:t>
           </w:r>
@@ -10555,9 +10962,6 @@
     <w:pPr>
       <w:pStyle w:val="a9"/>
       <w:jc w:val="both"/>
-      <w:rPr>
-        <w:rFonts w:hint="eastAsia"/>
-      </w:rPr>
     </w:pPr>
     <w:r>
       <w:rPr>
@@ -10685,7 +11089,7 @@
     <w:lsdException w:name="HTML Sample" w:semiHidden="1" w:unhideWhenUsed="1"/>
     <w:lsdException w:name="HTML Typewriter" w:semiHidden="1" w:unhideWhenUsed="1"/>
     <w:lsdException w:name="HTML Variable" w:semiHidden="1" w:unhideWhenUsed="1"/>
-    <w:lsdException w:name="Normal Table" w:unhideWhenUsed="1"/>
+    <w:lsdException w:name="Normal Table" w:semiHidden="1" w:unhideWhenUsed="1"/>
     <w:lsdException w:name="annotation subject" w:unhideWhenUsed="1"/>
     <w:lsdException w:name="No List" w:semiHidden="1" w:unhideWhenUsed="1"/>
     <w:lsdException w:name="Outline List 1" w:semiHidden="1" w:unhideWhenUsed="1"/>
@@ -11060,13 +11464,17 @@
   </w:style>
   <w:style w:type="character" w:default="1" w:styleId="a0">
     <w:name w:val="Default Paragraph Font"/>
+    <w:uiPriority w:val="1"/>
     <w:semiHidden/>
+    <w:unhideWhenUsed/>
   </w:style>
   <w:style w:type="table" w:default="1" w:styleId="a1">
     <w:name w:val="Normal Table"/>
     <w:uiPriority w:val="99"/>
+    <w:semiHidden/>
     <w:unhideWhenUsed/>
     <w:tblPr>
+      <w:tblInd w:w="0pt" w:type="dxa"/>
       <w:tblCellMar>
         <w:top w:w="0pt" w:type="dxa"/>
         <w:start w:w="5.40pt" w:type="dxa"/>
@@ -11751,4 +12159,16 @@
     </a:ext>
   </a:extLst>
 </a:theme>
+</file>
+
+<file path=customXml/item1.xml><?xml version="1.0" encoding="utf-8"?>
+<b:Sources xmlns:b="http://schemas.openxmlformats.org/officeDocument/2006/bibliography" xmlns="http://schemas.openxmlformats.org/officeDocument/2006/bibliography" SelectedStyle="\APASixthEditionOfficeOnline.xsl" StyleName="APA" Version="6"/>
+</file>
+
+<file path=customXml/itemProps1.xml><?xml version="1.0" encoding="utf-8"?>
+<ds:datastoreItem xmlns:ds="http://purl.oclc.org/ooxml/officeDocument/customXml" ds:itemID="{8D63E633-D2B6-421E-AC44-C10CBE0877AF}">
+  <ds:schemaRefs>
+    <ds:schemaRef ds:uri="http://schemas.openxmlformats.org/officeDocument/2006/bibliography"/>
+  </ds:schemaRefs>
+</ds:datastoreItem>
 </file>